--- a/docs/Test_Plan.docx
+++ b/docs/Test_Plan.docx
@@ -103,7 +103,7 @@
         <w:t>Purpose.</w:t>
       </w:r>
       <w:r>
-        <w:t xml:space="preserve"> This document defines how the Online Quiz System is tested: what is tested, how, with what, when and by whom. It also links every test case to the SRS requirement it verifies.</w:t>
+        <w:t xml:space="preserve"> This document says how the Online Quiz System is tested: what is tested, how, with what, when and by whom. It also links every test case to the SRS requirement it checks.</w:t>
       </w:r>
     </w:p>
     <w:p>
@@ -114,7 +114,7 @@
         <w:t>Scope.</w:t>
       </w:r>
       <w:r>
-        <w:t xml:space="preserve"> All functional requirements REQ-1 to REQ-22 and all non-functional requirements NFR-1 to NFR-5, including the security requirements SEC-1 to SEC-6 of SRS v1.1. Testing is done on the compiled console program and on individual C modules.</w:t>
+        <w:t xml:space="preserve"> All functional requirements REQ-1 to REQ-22 and all non-functional requirements NFR-1 to NFR-5, including the security requirements SEC-1 to SEC-6 of SRS v1.2. Testing is done on the compiled program and on single C modules.</w:t>
       </w:r>
     </w:p>
     <w:p>
@@ -130,7 +130,7 @@
         <w:pStyle w:val="ListBullet"/>
       </w:pPr>
       <w:r>
-        <w:t>Online Quiz System SRS v1.1 (</w:t>
+        <w:t>Online Quiz System SRS v1.2 (</w:t>
       </w:r>
       <w:r>
         <w:rPr>
@@ -147,7 +147,7 @@
         <w:pStyle w:val="ListBullet"/>
       </w:pPr>
       <w:r>
-        <w:t>Software Architecture and Design Specification v1.0 (</w:t>
+        <w:t>Software Architecture and Design Specification v1.1 (</w:t>
       </w:r>
       <w:r>
         <w:rPr>
@@ -1995,7 +1995,7 @@
               <w:rPr>
                 <w:sz w:val="18"/>
               </w:rPr>
-              <w:t>C standard library and operating-system behaviour</w:t>
+              <w:t>C standard library and operating system</w:t>
             </w:r>
           </w:p>
         </w:tc>
@@ -2009,7 +2009,7 @@
               <w:rPr>
                 <w:sz w:val="18"/>
               </w:rPr>
-              <w:t>Assumed correct; not part of this project</w:t>
+              <w:t>Assumed to work correctly; not part of this project</w:t>
             </w:r>
           </w:p>
         </w:tc>
@@ -2039,7 +2039,7 @@
               <w:rPr>
                 <w:sz w:val="18"/>
               </w:rPr>
-              <w:t>Beyond the expected load in NFR-1</w:t>
+              <w:t>More than NFR-1 expects</w:t>
             </w:r>
           </w:p>
         </w:tc>
@@ -2055,7 +2055,7 @@
               <w:rPr>
                 <w:sz w:val="18"/>
               </w:rPr>
-              <w:t>Localisation, accessibility tooling</w:t>
+              <w:t>Other languages, screen-reader support</w:t>
             </w:r>
           </w:p>
         </w:tc>
@@ -2069,7 +2069,7 @@
               <w:rPr>
                 <w:sz w:val="18"/>
               </w:rPr>
-              <w:t>Not required for this version</w:t>
+              <w:t>Not needed in this version</w:t>
             </w:r>
           </w:p>
         </w:tc>
@@ -2178,7 +2178,7 @@
               <w:rPr>
                 <w:sz w:val="18"/>
               </w:rPr>
-              <w:t>One module in isolation (scoring, storage functions)</w:t>
+              <w:t>One module on its own (scoring, storage functions)</w:t>
             </w:r>
           </w:p>
         </w:tc>
@@ -2192,7 +2192,7 @@
               <w:rPr>
                 <w:sz w:val="18"/>
               </w:rPr>
-              <w:t xml:space="preserve">Small C programs with </w:t>
+              <w:t xml:space="preserve">Small C programs using </w:t>
             </w:r>
             <w:r>
               <w:rPr>
@@ -2218,7 +2218,7 @@
               <w:rPr>
                 <w:sz w:val="18"/>
               </w:rPr>
-              <w:t xml:space="preserve">, run by </w:t>
+              <w:t xml:space="preserve">, run with </w:t>
             </w:r>
             <w:r>
               <w:rPr>
@@ -2255,7 +2255,7 @@
               <w:rPr>
                 <w:sz w:val="18"/>
               </w:rPr>
-              <w:t>Menu Controller with the other modules (REQ-12, quiz to score to storage)</w:t>
+              <w:t>Menu Controller working with the other modules (REQ-12: quiz, then score, then storage)</w:t>
             </w:r>
           </w:p>
         </w:tc>
@@ -2269,7 +2269,7 @@
               <w:rPr>
                 <w:sz w:val="18"/>
               </w:rPr>
-              <w:t>Run the real program with scripted input</w:t>
+              <w:t>Run the real program with input sent from a script</w:t>
             </w:r>
           </w:p>
         </w:tc>
@@ -2299,7 +2299,7 @@
               <w:rPr>
                 <w:sz w:val="18"/>
               </w:rPr>
-              <w:t>The whole program against the SRS</w:t>
+              <w:t>The whole program checked against the SRS</w:t>
             </w:r>
           </w:p>
         </w:tc>
@@ -2313,7 +2313,7 @@
               <w:rPr>
                 <w:sz w:val="18"/>
               </w:rPr>
-              <w:t>Manual and scripted runs through the console</w:t>
+              <w:t>Manual runs and scripted runs in the console</w:t>
             </w:r>
           </w:p>
         </w:tc>
@@ -2372,7 +2372,7 @@
         <w:t>Types.</w:t>
       </w:r>
       <w:r>
-        <w:t xml:space="preserve"> Functional, negative/robustness, performance (timing), usability (inspection and walkthrough), security (5.1), regression (re-run all executed cases after each merge).</w:t>
+        <w:t xml:space="preserve"> Functional, negative (wrong input and file errors), performance (timing), usability (inspection and walk-through), security (5.1), and regression (run the earlier tests again after each merge).</w:t>
       </w:r>
     </w:p>
     <w:p>
@@ -2380,10 +2380,10 @@
         <w:rPr>
           <w:b/>
         </w:rPr>
-        <w:t>Technique.</w:t>
+        <w:t>Method.</w:t>
       </w:r>
       <w:r>
-        <w:t xml:space="preserve"> Scripted input is piped into the program (</w:t>
+        <w:t xml:space="preserve"> Input is sent to the program from a script (</w:t>
       </w:r>
       <w:r>
         <w:rPr>
@@ -2392,7 +2392,7 @@
         <w:t>printf '1\nAsha\n...' | ./quiz</w:t>
       </w:r>
       <w:r>
-        <w:t>) so runs are repeatable. Expected output is checked against the SRS wording.</w:t>
+        <w:t>), so every run is the same. The output is compared with what the SRS says.</w:t>
       </w:r>
     </w:p>
     <w:p>
@@ -2442,7 +2442,7 @@
         <w:t>data/questions.txt</w:t>
       </w:r>
       <w:r>
-        <w:t xml:space="preserve">, seeded </w:t>
+        <w:t xml:space="preserve">, and a </w:t>
       </w:r>
       <w:r>
         <w:rPr>
@@ -2451,7 +2451,7 @@
         <w:t>results.txt</w:t>
       </w:r>
       <w:r>
-        <w:t>) is available.</w:t>
+        <w:t xml:space="preserve"> filled with sample data) is available.</w:t>
       </w:r>
     </w:p>
     <w:p>
@@ -2475,7 +2475,7 @@
         <w:pStyle w:val="ListBullet"/>
       </w:pPr>
       <w:r>
-        <w:t>Every test case is Pass, or each Fail has a recorded defect with an owner and a decision.</w:t>
+        <w:t>Every test case passes, or each failure has a recorded defect with an owner and a decision.</w:t>
       </w:r>
     </w:p>
     <w:p>
@@ -2504,7 +2504,7 @@
     </w:p>
     <w:p>
       <w:r>
-        <w:t>Security testing targets the six security requirements of SRS Section 5.3.2. The product has no network or authentication surface, so checks focus on input handling, file handling and information disclosure.</w:t>
+        <w:t>Security testing covers the six security requirements in SRS Section 5.3.2. The program has no network and no login, so the checks focus on input handling, file handling and not showing system details.</w:t>
       </w:r>
     </w:p>
     <w:tbl>
@@ -2548,7 +2548,7 @@
                 <w:b/>
                 <w:sz w:val="18"/>
               </w:rPr>
-              <w:t>Technique</w:t>
+              <w:t>Method</w:t>
             </w:r>
           </w:p>
         </w:tc>
@@ -2596,7 +2596,7 @@
               <w:rPr>
                 <w:sz w:val="18"/>
               </w:rPr>
-              <w:t>Error text exposes no paths, OS codes or addresses</w:t>
+              <w:t>Error text shows no paths, system codes or addresses</w:t>
             </w:r>
           </w:p>
         </w:tc>
@@ -2610,7 +2610,7 @@
               <w:rPr>
                 <w:sz w:val="18"/>
               </w:rPr>
-              <w:t>Force each error (missing question file, unwritable results file) and read the output</w:t>
+              <w:t>Cause each error (missing question file, results file that cannot be written) and read the output</w:t>
             </w:r>
           </w:p>
         </w:tc>
@@ -2654,7 +2654,7 @@
               <w:rPr>
                 <w:sz w:val="18"/>
               </w:rPr>
-              <w:t>Player name cannot corrupt or forge a record</w:t>
+              <w:t>A player name cannot damage or fake a record</w:t>
             </w:r>
           </w:p>
         </w:tc>
@@ -2681,7 +2681,7 @@
               <w:rPr>
                 <w:sz w:val="18"/>
               </w:rPr>
-              <w:t xml:space="preserve">, CR and LF; inspect </w:t>
+              <w:t xml:space="preserve">, CR and LF; look at </w:t>
             </w:r>
             <w:r>
               <w:rPr>
@@ -2732,7 +2732,7 @@
               <w:rPr>
                 <w:sz w:val="18"/>
               </w:rPr>
-              <w:t>Oversized and malformed input does not overflow or crash</w:t>
+              <w:t>Very long and wrong input does not overflow or crash</w:t>
             </w:r>
           </w:p>
         </w:tc>
@@ -2746,7 +2746,7 @@
               <w:rPr>
                 <w:sz w:val="18"/>
               </w:rPr>
-              <w:t>Fuzz-style input: 5000-character line, empty line, non-numeric, trailing text, binary-like bytes</w:t>
+              <w:t>Odd input: a 5000-character line, an empty line, letters instead of a number, extra text after a number</w:t>
             </w:r>
           </w:p>
         </w:tc>
@@ -2790,7 +2790,7 @@
               <w:rPr>
                 <w:sz w:val="18"/>
               </w:rPr>
-              <w:t>File failures do not crash the program</w:t>
+              <w:t>File problems do not crash the program</w:t>
             </w:r>
           </w:p>
         </w:tc>
@@ -2804,7 +2804,7 @@
               <w:rPr>
                 <w:sz w:val="18"/>
               </w:rPr>
-              <w:t>Make the results file unopenable (directory with the same name), remove it, leave it empty</w:t>
+              <w:t>Make the results file impossible to open (a folder with the same name), remove it, leave it empty</w:t>
             </w:r>
           </w:p>
         </w:tc>
@@ -2875,7 +2875,7 @@
               <w:rPr>
                 <w:sz w:val="18"/>
               </w:rPr>
-              <w:t xml:space="preserve"> uses a compile-time constant</w:t>
+              <w:t xml:space="preserve"> uses a name fixed in the code</w:t>
             </w:r>
           </w:p>
         </w:tc>
@@ -2919,7 +2919,7 @@
               <w:rPr>
                 <w:sz w:val="18"/>
               </w:rPr>
-              <w:t>End of input handled</w:t>
+              <w:t>End of input is handled</w:t>
             </w:r>
           </w:p>
         </w:tc>
@@ -2933,7 +2933,7 @@
               <w:rPr>
                 <w:sz w:val="18"/>
               </w:rPr>
-              <w:t>Close stdin at the menu and at the name prompt</w:t>
+              <w:t>End the input at the menu and at the name prompt</w:t>
             </w:r>
           </w:p>
         </w:tc>
@@ -2977,7 +2977,7 @@
               <w:rPr>
                 <w:sz w:val="18"/>
               </w:rPr>
-              <w:t>Banned or risky C functions absent</w:t>
+              <w:t>Risky C functions are not used</w:t>
             </w:r>
           </w:p>
         </w:tc>
@@ -2989,6 +2989,12 @@
             <w:r/>
             <w:r>
               <w:rPr>
+                <w:sz w:val="18"/>
+              </w:rPr>
+              <w:t>Search the code (</w:t>
+            </w:r>
+            <w:r>
+              <w:rPr>
                 <w:rFonts w:ascii="Consolas" w:hAnsi="Consolas" w:eastAsia="Consolas"/>
                 <w:sz w:val="18"/>
               </w:rPr>
@@ -2998,7 +3004,7 @@
               <w:rPr>
                 <w:sz w:val="18"/>
               </w:rPr>
-              <w:t xml:space="preserve"> for </w:t>
+              <w:t xml:space="preserve">) for </w:t>
             </w:r>
             <w:r>
               <w:rPr>
@@ -3037,7 +3043,7 @@
               <w:rPr>
                 <w:sz w:val="18"/>
               </w:rPr>
-              <w:t xml:space="preserve">, unbounded </w:t>
+              <w:t xml:space="preserve"> and </w:t>
             </w:r>
             <w:r>
               <w:rPr>
@@ -3050,7 +3056,7 @@
               <w:rPr>
                 <w:sz w:val="18"/>
               </w:rPr>
-              <w:t xml:space="preserve">; compile with </w:t>
+              <w:t xml:space="preserve"> without a limit; compile with </w:t>
             </w:r>
             <w:r>
               <w:rPr>
@@ -3101,7 +3107,7 @@
               <w:rPr>
                 <w:sz w:val="18"/>
               </w:rPr>
-              <w:t>Memory-safety defects</w:t>
+              <w:t>Memory errors</w:t>
             </w:r>
           </w:p>
         </w:tc>
@@ -3115,7 +3121,7 @@
               <w:rPr>
                 <w:sz w:val="18"/>
               </w:rPr>
-              <w:t xml:space="preserve">Re-run the whole suite once with </w:t>
+              <w:t xml:space="preserve">Run all the tests once more with </w:t>
             </w:r>
             <w:r>
               <w:rPr>
@@ -3128,7 +3134,7 @@
               <w:rPr>
                 <w:sz w:val="18"/>
               </w:rPr>
-              <w:t xml:space="preserve"> before code freeze</w:t>
+              <w:t xml:space="preserve"> before the code freeze</w:t>
             </w:r>
           </w:p>
         </w:tc>
@@ -3343,7 +3349,7 @@
               <w:rPr>
                 <w:sz w:val="18"/>
               </w:rPr>
-              <w:t xml:space="preserve">Git, GitHub Actions, shell pipes for scripted input, </w:t>
+              <w:t xml:space="preserve">Git, GitHub Actions, shell scripts to send input, </w:t>
             </w:r>
             <w:r>
               <w:rPr>
@@ -3356,7 +3362,7 @@
               <w:rPr>
                 <w:sz w:val="18"/>
               </w:rPr>
-              <w:t xml:space="preserve"> for timing, GitHub issues for defects</w:t>
+              <w:t xml:space="preserve"> to measure speed, GitHub issues to track defects</w:t>
             </w:r>
           </w:p>
         </w:tc>
@@ -3393,7 +3399,7 @@
               <w:rPr>
                 <w:sz w:val="18"/>
               </w:rPr>
-              <w:t xml:space="preserve"> (5 questions); seeded </w:t>
+              <w:t xml:space="preserve"> (5 questions); </w:t>
             </w:r>
             <w:r>
               <w:rPr>
@@ -3406,7 +3412,7 @@
               <w:rPr>
                 <w:sz w:val="18"/>
               </w:rPr>
-              <w:t xml:space="preserve"> files created per test; a directory named </w:t>
+              <w:t xml:space="preserve"> files filled with sample data for each test; a folder named </w:t>
             </w:r>
             <w:r>
               <w:rPr>
@@ -3449,7 +3455,7 @@
               <w:rPr>
                 <w:sz w:val="18"/>
               </w:rPr>
-              <w:t>Repository root (file paths in the program are relative)</w:t>
+              <w:t>Repository root (the file paths in the program are relative)</w:t>
             </w:r>
           </w:p>
         </w:tc>
@@ -3763,7 +3769,7 @@
               <w:rPr>
                 <w:sz w:val="18"/>
               </w:rPr>
-              <w:t>Full execution of all cases (TEST-1), regression with sanitizers</w:t>
+              <w:t>Run all test cases (TEST-1), and run the earlier tests again with memory checks</w:t>
             </w:r>
           </w:p>
         </w:tc>
@@ -4239,7 +4245,7 @@
               <w:rPr>
                 <w:sz w:val="18"/>
               </w:rPr>
-              <w:t>Quiz Engine delivered late, blocking end-to-end tests</w:t>
+              <w:t>Quiz Engine is late, so tests of the whole quiz are blocked</w:t>
             </w:r>
           </w:p>
         </w:tc>
@@ -4253,7 +4259,7 @@
               <w:rPr>
                 <w:sz w:val="18"/>
               </w:rPr>
-              <w:t>Test scoring and storage on their own; run end-to-end cases as soon as the engine merges</w:t>
+              <w:t>Test scoring and storage on their own; run the whole-quiz tests as soon as the engine is merged</w:t>
             </w:r>
           </w:p>
         </w:tc>
@@ -4283,7 +4289,7 @@
               <w:rPr>
                 <w:sz w:val="18"/>
               </w:rPr>
-              <w:t>Test cases are written now and the seeded data is prepared in advance</w:t>
+              <w:t>Test cases are written now and the sample data is prepared in advance</w:t>
             </w:r>
           </w:p>
         </w:tc>
@@ -4329,7 +4335,7 @@
               <w:rPr>
                 <w:sz w:val="18"/>
               </w:rPr>
-              <w:t xml:space="preserve">Windows and Linux line endings differ in </w:t>
+              <w:t xml:space="preserve">Windows and Linux end lines differently in </w:t>
             </w:r>
             <w:r>
               <w:rPr>
@@ -4350,7 +4356,7 @@
               <w:rPr>
                 <w:sz w:val="18"/>
               </w:rPr>
-              <w:t>Include a CRLF seeded file in the leaderboard tests</w:t>
+              <w:t>Include a file with Windows (CRLF) line endings in the leaderboard tests</w:t>
             </w:r>
           </w:p>
         </w:tc>
@@ -4366,7 +4372,7 @@
               <w:rPr>
                 <w:sz w:val="18"/>
               </w:rPr>
-              <w:t>Manual tests are skipped under time pressure</w:t>
+              <w:t>Manual tests are skipped when time is short</w:t>
             </w:r>
           </w:p>
         </w:tc>
@@ -4380,7 +4386,7 @@
               <w:rPr>
                 <w:sz w:val="18"/>
               </w:rPr>
-              <w:t xml:space="preserve">Scripted input and </w:t>
+              <w:t xml:space="preserve">Scripts and </w:t>
             </w:r>
             <w:r>
               <w:rPr>
@@ -4393,7 +4399,7 @@
               <w:rPr>
                 <w:sz w:val="18"/>
               </w:rPr>
-              <w:t xml:space="preserve"> keep the common checks one command away</w:t>
+              <w:t xml:space="preserve"> keep the common checks to one command</w:t>
             </w:r>
           </w:p>
         </w:tc>
@@ -4413,7 +4419,7 @@
         <w:pStyle w:val="ListBullet"/>
       </w:pPr>
       <w:r>
-        <w:t xml:space="preserve">The Quiz Engine implements the function signatures in </w:t>
+        <w:t xml:space="preserve">The Quiz Engine uses the function names and arguments in </w:t>
       </w:r>
       <w:r>
         <w:rPr>
@@ -4444,7 +4450,7 @@
         <w:t>results.txt</w:t>
       </w:r>
       <w:r>
-        <w:t xml:space="preserve"> is created by the program; tests start from a known state by deleting or seeding it.</w:t>
+        <w:t xml:space="preserve"> is created by the program; tests start from a known state by deleting it or filling it with sample data.</w:t>
       </w:r>
     </w:p>
     <w:p>
@@ -4539,7 +4545,7 @@
         <w:t>Blocked</w:t>
       </w:r>
       <w:r>
-        <w:t xml:space="preserve"> needs unmerged code; </w:t>
+        <w:t xml:space="preserve"> needs code that is not merged yet; </w:t>
       </w:r>
       <w:r>
         <w:rPr>
@@ -4548,7 +4554,7 @@
         <w:t>Not run</w:t>
       </w:r>
       <w:r>
-        <w:t xml:space="preserve"> is scheduled for a later sprint. Executed on 12-Oct-2026 against </w:t>
+        <w:t xml:space="preserve"> is planned for a later sprint. Run on 12-Oct-2026 on </w:t>
       </w:r>
       <w:r>
         <w:rPr>
@@ -4566,7 +4572,7 @@
         <w:t>2da664a</w:t>
       </w:r>
       <w:r>
-        <w:t xml:space="preserve">, with the 8 scoring unit tests from </w:t>
+        <w:t xml:space="preserve">, together with the 8 scoring unit tests in </w:t>
       </w:r>
       <w:r>
         <w:rPr>
@@ -6132,7 +6138,7 @@
               <w:rPr>
                 <w:sz w:val="18"/>
               </w:rPr>
-              <w:t xml:space="preserve">Seed </w:t>
+              <w:t xml:space="preserve">Fill </w:t>
             </w:r>
             <w:r>
               <w:rPr>
@@ -6489,7 +6495,7 @@
               <w:rPr>
                 <w:sz w:val="18"/>
               </w:rPr>
-              <w:t xml:space="preserve"> a directory; call </w:t>
+              <w:t xml:space="preserve"> a folder; call </w:t>
             </w:r>
             <w:r>
               <w:rPr>
@@ -6523,7 +6529,7 @@
               <w:rPr>
                 <w:sz w:val="18"/>
               </w:rPr>
-              <w:t xml:space="preserve"> with no path or OS text</w:t>
+              <w:t xml:space="preserve"> with no path or system text</w:t>
             </w:r>
           </w:p>
         </w:tc>
@@ -7922,7 +7928,7 @@
     <w:p/>
     <w:p>
       <w:r>
-        <w:t>Every requirement in SRS v1.1 appears in at least one test case.</w:t>
+        <w:t>Every requirement in SRS v1.2 appears in at least one test case.</w:t>
       </w:r>
     </w:p>
     <w:p>
@@ -7938,10 +7944,10 @@
         <w:rPr>
           <w:b/>
         </w:rPr>
-        <w:t>Metrics:</w:t>
+        <w:t>Measures:</w:t>
       </w:r>
       <w:r>
-        <w:t xml:space="preserve"> percentage of cases executed, percentage passed and failed, requirement coverage, open defects by severity, defect age.</w:t>
+        <w:t xml:space="preserve"> % of test cases run, % passed and failed, % of requirements covered by tests, open defects by severity, and how long defects stay open.</w:t>
       </w:r>
     </w:p>
     <w:p>
@@ -8217,7 +8223,7 @@
               <w:rPr>
                 <w:sz w:val="18"/>
               </w:rPr>
-              <w:t>Requirements verified by a passing test</w:t>
+              <w:t>Requirements checked by a passing test</w:t>
             </w:r>
           </w:p>
         </w:tc>
@@ -8232,6 +8238,56 @@
                 <w:sz w:val="18"/>
               </w:rPr>
               <w:t>REQ-1 to REQ-11, REQ-13, NFR-1, NFR-3, NFR-5, SEC-1 to SEC-3, SEC-5, SEC-6</w:t>
+            </w:r>
+          </w:p>
+        </w:tc>
+      </w:tr>
+      <w:tr>
+        <w:tc>
+          <w:tcPr>
+            <w:tcW w:type="dxa" w:w="4819"/>
+          </w:tcPr>
+          <w:p>
+            <w:r/>
+            <w:r>
+              <w:rPr>
+                <w:sz w:val="18"/>
+              </w:rPr>
+              <w:t xml:space="preserve">Unit test coverage of </w:t>
+            </w:r>
+            <w:r>
+              <w:rPr>
+                <w:rFonts w:ascii="Consolas" w:hAnsi="Consolas" w:eastAsia="Consolas"/>
+                <w:sz w:val="18"/>
+              </w:rPr>
+              <w:t>score.c</w:t>
+            </w:r>
+          </w:p>
+        </w:tc>
+        <w:tc>
+          <w:tcPr>
+            <w:tcW w:type="dxa" w:w="4819"/>
+          </w:tcPr>
+          <w:p>
+            <w:r/>
+            <w:r>
+              <w:rPr>
+                <w:sz w:val="18"/>
+              </w:rPr>
+              <w:t xml:space="preserve">100% of lines and 100% of branches (measured with </w:t>
+            </w:r>
+            <w:r>
+              <w:rPr>
+                <w:rFonts w:ascii="Consolas" w:hAnsi="Consolas" w:eastAsia="Consolas"/>
+                <w:sz w:val="18"/>
+              </w:rPr>
+              <w:t>gcov</w:t>
+            </w:r>
+            <w:r>
+              <w:rPr>
+                <w:sz w:val="18"/>
+              </w:rPr>
+              <w:t>)</w:t>
             </w:r>
           </w:p>
         </w:tc>
@@ -8240,7 +8296,7 @@
     <w:p/>
     <w:p>
       <w:r>
-        <w:t>Reports: a status update after each merged pull request that changes behaviour, and a final Test Summary Report at code freeze.</w:t>
+        <w:t>Reports: a status update after each merged pull request that changes how the program behaves, and a final Test Summary Report at the code freeze.</w:t>
       </w:r>
     </w:p>
     <w:p>

--- a/docs/Test_Plan.docx
+++ b/docs/Test_Plan.docx
@@ -4563,7 +4563,7 @@
         <w:t>main</w:t>
       </w:r>
       <w:r>
-        <w:t xml:space="preserve"> at commit </w:t>
+        <w:t xml:space="preserve"> after the quiz engine was completed (TC-10 to TC-12 were first blocked at commit </w:t>
       </w:r>
       <w:r>
         <w:rPr>
@@ -4572,7 +4572,7 @@
         <w:t>2da664a</w:t>
       </w:r>
       <w:r>
-        <w:t xml:space="preserve">, together with the 8 scoring unit tests in </w:t>
+        <w:t xml:space="preserve">), together with the 8 scoring unit tests in </w:t>
       </w:r>
       <w:r>
         <w:rPr>
@@ -5829,13 +5829,26 @@
                 <w:b/>
                 <w:sz w:val="18"/>
               </w:rPr>
-              <w:t>Blocked</w:t>
-            </w:r>
-            <w:r>
-              <w:rPr>
-                <w:sz w:val="18"/>
-              </w:rPr>
-              <w:t xml:space="preserve"> (Quiz Engine)</w:t>
+              <w:t>Pass</w:t>
+            </w:r>
+            <w:r>
+              <w:rPr>
+                <w:sz w:val="18"/>
+              </w:rPr>
+              <w:t xml:space="preserve"> (</w:t>
+            </w:r>
+            <w:r>
+              <w:rPr>
+                <w:rFonts w:ascii="Consolas" w:hAnsi="Consolas" w:eastAsia="Consolas"/>
+                <w:sz w:val="18"/>
+              </w:rPr>
+              <w:t>Asha,3</w:t>
+            </w:r>
+            <w:r>
+              <w:rPr>
+                <w:sz w:val="18"/>
+              </w:rPr>
+              <w:t xml:space="preserve"> after answering B, A, C, D, A)</w:t>
             </w:r>
           </w:p>
         </w:tc>
@@ -5922,13 +5935,13 @@
                 <w:b/>
                 <w:sz w:val="18"/>
               </w:rPr>
-              <w:t>Blocked</w:t>
-            </w:r>
-            <w:r>
-              <w:rPr>
-                <w:sz w:val="18"/>
-              </w:rPr>
-              <w:t xml:space="preserve"> (Quiz Engine)</w:t>
+              <w:t>Pass</w:t>
+            </w:r>
+            <w:r>
+              <w:rPr>
+                <w:sz w:val="18"/>
+              </w:rPr>
+              <w:t xml:space="preserve"> (5 questions shown one by one, result shown after the last)</w:t>
             </w:r>
           </w:p>
         </w:tc>
@@ -6074,13 +6087,39 @@
                 <w:b/>
                 <w:sz w:val="18"/>
               </w:rPr>
-              <w:t>Blocked</w:t>
-            </w:r>
-            <w:r>
-              <w:rPr>
-                <w:sz w:val="18"/>
-              </w:rPr>
-              <w:t xml:space="preserve"> (Quiz Engine)</w:t>
+              <w:t>Pass</w:t>
+            </w:r>
+            <w:r>
+              <w:rPr>
+                <w:sz w:val="18"/>
+              </w:rPr>
+              <w:t xml:space="preserve"> (3 </w:t>
+            </w:r>
+            <w:r>
+              <w:rPr>
+                <w:rFonts w:ascii="Consolas" w:hAnsi="Consolas" w:eastAsia="Consolas"/>
+                <w:sz w:val="18"/>
+              </w:rPr>
+              <w:t>Error:</w:t>
+            </w:r>
+            <w:r>
+              <w:rPr>
+                <w:sz w:val="18"/>
+              </w:rPr>
+              <w:t xml:space="preserve"> lines, then </w:t>
+            </w:r>
+            <w:r>
+              <w:rPr>
+                <w:rFonts w:ascii="Consolas" w:hAnsi="Consolas" w:eastAsia="Consolas"/>
+                <w:sz w:val="18"/>
+              </w:rPr>
+              <w:t>B</w:t>
+            </w:r>
+            <w:r>
+              <w:rPr>
+                <w:sz w:val="18"/>
+              </w:rPr>
+              <w:t xml:space="preserve"> accepted)</w:t>
             </w:r>
           </w:p>
         </w:tc>
@@ -8057,7 +8096,7 @@
               <w:rPr>
                 <w:sz w:val="18"/>
               </w:rPr>
-              <w:t>16</w:t>
+              <w:t>19</w:t>
             </w:r>
           </w:p>
         </w:tc>
@@ -8087,7 +8126,7 @@
               <w:rPr>
                 <w:sz w:val="18"/>
               </w:rPr>
-              <w:t>15</w:t>
+              <w:t>18</w:t>
             </w:r>
           </w:p>
         </w:tc>
@@ -8147,7 +8186,7 @@
               <w:rPr>
                 <w:sz w:val="18"/>
               </w:rPr>
-              <w:t>3 (TC-10, TC-11, TC-12: Quiz Engine)</w:t>
+              <w:t>0</w:t>
             </w:r>
           </w:p>
         </w:tc>
@@ -8237,7 +8276,7 @@
               <w:rPr>
                 <w:sz w:val="18"/>
               </w:rPr>
-              <w:t>REQ-1 to REQ-11, REQ-13, NFR-1, NFR-3, NFR-5, SEC-1 to SEC-3, SEC-5, SEC-6</w:t>
+              <w:t>REQ-1 to REQ-13, REQ-17 to REQ-22, NFR-1, NFR-3, NFR-5, SEC-1 to SEC-3, SEC-5, SEC-6</w:t>
             </w:r>
           </w:p>
         </w:tc>

--- a/docs/Test_Plan.docx
+++ b/docs/Test_Plan.docx
@@ -114,7 +114,7 @@
         <w:t>Scope.</w:t>
       </w:r>
       <w:r>
-        <w:t xml:space="preserve"> All functional requirements REQ-1 to REQ-22 and all non-functional requirements NFR-1 to NFR-5, including the security requirements SEC-1 to SEC-6 of SRS v1.2. Testing is done on the compiled program and on single C modules.</w:t>
+        <w:t xml:space="preserve"> All functional requirements REQ-1 to REQ-22 and all non-functional requirements NFR-1 to NFR-5, including the security requirements SEC-1 to SEC-6 of SRS v1.1. Testing is done on the compiled program and on single C modules.</w:t>
       </w:r>
     </w:p>
     <w:p>
@@ -130,7 +130,7 @@
         <w:pStyle w:val="ListBullet"/>
       </w:pPr>
       <w:r>
-        <w:t>Online Quiz System SRS v1.2 (</w:t>
+        <w:t>Online Quiz System SRS v1.1 (</w:t>
       </w:r>
       <w:r>
         <w:rPr>
@@ -147,7 +147,7 @@
         <w:pStyle w:val="ListBullet"/>
       </w:pPr>
       <w:r>
-        <w:t>Software Architecture and Design Specification v1.1 (</w:t>
+        <w:t>Software Architecture and Design Specification v1.0 (</w:t>
       </w:r>
       <w:r>
         <w:rPr>
@@ -7967,7 +7967,7 @@
     <w:p/>
     <w:p>
       <w:r>
-        <w:t>Every requirement in SRS v1.2 appears in at least one test case.</w:t>
+        <w:t>Every requirement in SRS v1.1 appears in at least one test case.</w:t>
       </w:r>
     </w:p>
     <w:p>

--- a/docs/Test_Plan.docx
+++ b/docs/Test_Plan.docx
@@ -66,25 +66,13 @@
         <w:t>Status:</w:t>
       </w:r>
       <w:r>
-        <w:t xml:space="preserve"> Baseline; test cases designed, first execution results recorded against </w:t>
+        <w:t xml:space="preserve"> Baseline; test cases designed and first results recorded against </w:t>
       </w:r>
       <w:r>
         <w:rPr>
           <w:rFonts w:ascii="Consolas" w:hAnsi="Consolas" w:eastAsia="Consolas"/>
         </w:rPr>
         <w:t>main</w:t>
-      </w:r>
-      <w:r>
-        <w:t xml:space="preserve"> (commit </w:t>
-      </w:r>
-      <w:r>
-        <w:rPr>
-          <w:rFonts w:ascii="Consolas" w:hAnsi="Consolas" w:eastAsia="Consolas"/>
-        </w:rPr>
-        <w:t>2da664a</w:t>
-      </w:r>
-      <w:r>
-        <w:t>)</w:t>
       </w:r>
     </w:p>
     <w:p>
@@ -103,7 +91,7 @@
         <w:t>Purpose.</w:t>
       </w:r>
       <w:r>
-        <w:t xml:space="preserve"> This document says how the Online Quiz System is tested: what is tested, how, with what, when and by whom. It also links every test case to the SRS requirement it checks.</w:t>
+        <w:t xml:space="preserve"> This document says how the Online Quiz System is tested: what is tested, how, with what, when and by whom. It links every test case to the SRS requirement it checks.</w:t>
       </w:r>
     </w:p>
     <w:p>
@@ -124,13 +112,8 @@
         </w:rPr>
         <w:t>References.</w:t>
       </w:r>
-    </w:p>
-    <w:p>
-      <w:pPr>
-        <w:pStyle w:val="ListBullet"/>
-      </w:pPr>
       <w:r>
-        <w:t>Online Quiz System SRS v1.1 (</w:t>
+        <w:t xml:space="preserve"> SRS v1.1 (</w:t>
       </w:r>
       <w:r>
         <w:rPr>
@@ -139,15 +122,7 @@
         <w:t>SRS.md</w:t>
       </w:r>
       <w:r>
-        <w:t>)</w:t>
-      </w:r>
-    </w:p>
-    <w:p>
-      <w:pPr>
-        <w:pStyle w:val="ListBullet"/>
-      </w:pPr>
-      <w:r>
-        <w:t>Software Architecture and Design Specification v1.0 (</w:t>
+        <w:t>); SAD v1.0 (</w:t>
       </w:r>
       <w:r>
         <w:rPr>
@@ -156,221 +131,9 @@
         <w:t>docs/SAD.md</w:t>
       </w:r>
       <w:r>
-        <w:t>)</w:t>
+        <w:t>); Mini-project deliverables, Part-1 and Part-2.</w:t>
       </w:r>
     </w:p>
-    <w:p>
-      <w:pPr>
-        <w:pStyle w:val="ListBullet"/>
-      </w:pPr>
-      <w:r>
-        <w:t>Mini-project deliverables, Part-1 and Part-2</w:t>
-      </w:r>
-    </w:p>
-    <w:p>
-      <w:r>
-        <w:rPr>
-          <w:b/>
-        </w:rPr>
-        <w:t>Definitions.</w:t>
-      </w:r>
-    </w:p>
-    <w:tbl>
-      <w:tblPr>
-        <w:tblStyle w:val="TableGrid"/>
-        <w:tblW w:type="auto" w:w="0"/>
-        <w:tblLook w:firstColumn="1" w:firstRow="1" w:lastColumn="0" w:lastRow="0" w:noHBand="0" w:noVBand="1" w:val="04A0"/>
-      </w:tblPr>
-      <w:tblGrid>
-        <w:gridCol w:w="4819"/>
-        <w:gridCol w:w="4819"/>
-      </w:tblGrid>
-      <w:tr>
-        <w:tc>
-          <w:tcPr>
-            <w:tcW w:type="dxa" w:w="4819"/>
-            <w:shd w:val="clear" w:color="auto" w:fill="D9E2F3"/>
-          </w:tcPr>
-          <w:p>
-            <w:r/>
-            <w:r>
-              <w:rPr>
-                <w:b/>
-                <w:sz w:val="18"/>
-              </w:rPr>
-              <w:t>Term</w:t>
-            </w:r>
-          </w:p>
-        </w:tc>
-        <w:tc>
-          <w:tcPr>
-            <w:tcW w:type="dxa" w:w="4819"/>
-            <w:shd w:val="clear" w:color="auto" w:fill="D9E2F3"/>
-          </w:tcPr>
-          <w:p>
-            <w:r/>
-            <w:r>
-              <w:rPr>
-                <w:b/>
-                <w:sz w:val="18"/>
-              </w:rPr>
-              <w:t>Meaning</w:t>
-            </w:r>
-          </w:p>
-        </w:tc>
-      </w:tr>
-      <w:tr>
-        <w:tc>
-          <w:tcPr>
-            <w:tcW w:type="dxa" w:w="4819"/>
-          </w:tcPr>
-          <w:p>
-            <w:r/>
-            <w:r>
-              <w:rPr>
-                <w:sz w:val="18"/>
-              </w:rPr>
-              <w:t>SRS</w:t>
-            </w:r>
-          </w:p>
-        </w:tc>
-        <w:tc>
-          <w:tcPr>
-            <w:tcW w:type="dxa" w:w="4819"/>
-          </w:tcPr>
-          <w:p>
-            <w:r/>
-            <w:r>
-              <w:rPr>
-                <w:sz w:val="18"/>
-              </w:rPr>
-              <w:t>Software Requirements Specification</w:t>
-            </w:r>
-          </w:p>
-        </w:tc>
-      </w:tr>
-      <w:tr>
-        <w:tc>
-          <w:tcPr>
-            <w:tcW w:type="dxa" w:w="4819"/>
-          </w:tcPr>
-          <w:p>
-            <w:r/>
-            <w:r>
-              <w:rPr>
-                <w:sz w:val="18"/>
-              </w:rPr>
-              <w:t>SAD</w:t>
-            </w:r>
-          </w:p>
-        </w:tc>
-        <w:tc>
-          <w:tcPr>
-            <w:tcW w:type="dxa" w:w="4819"/>
-          </w:tcPr>
-          <w:p>
-            <w:r/>
-            <w:r>
-              <w:rPr>
-                <w:sz w:val="18"/>
-              </w:rPr>
-              <w:t>Software Architecture and Design specification</w:t>
-            </w:r>
-          </w:p>
-        </w:tc>
-      </w:tr>
-      <w:tr>
-        <w:tc>
-          <w:tcPr>
-            <w:tcW w:type="dxa" w:w="4819"/>
-          </w:tcPr>
-          <w:p>
-            <w:r/>
-            <w:r>
-              <w:rPr>
-                <w:sz w:val="18"/>
-              </w:rPr>
-              <w:t>RTM</w:t>
-            </w:r>
-          </w:p>
-        </w:tc>
-        <w:tc>
-          <w:tcPr>
-            <w:tcW w:type="dxa" w:w="4819"/>
-          </w:tcPr>
-          <w:p>
-            <w:r/>
-            <w:r>
-              <w:rPr>
-                <w:sz w:val="18"/>
-              </w:rPr>
-              <w:t>Requirements Traceability Matrix (Section 13)</w:t>
-            </w:r>
-          </w:p>
-        </w:tc>
-      </w:tr>
-      <w:tr>
-        <w:tc>
-          <w:tcPr>
-            <w:tcW w:type="dxa" w:w="4819"/>
-          </w:tcPr>
-          <w:p>
-            <w:r/>
-            <w:r>
-              <w:rPr>
-                <w:sz w:val="18"/>
-              </w:rPr>
-              <w:t>TC</w:t>
-            </w:r>
-          </w:p>
-        </w:tc>
-        <w:tc>
-          <w:tcPr>
-            <w:tcW w:type="dxa" w:w="4819"/>
-          </w:tcPr>
-          <w:p>
-            <w:r/>
-            <w:r>
-              <w:rPr>
-                <w:sz w:val="18"/>
-              </w:rPr>
-              <w:t>Test case</w:t>
-            </w:r>
-          </w:p>
-        </w:tc>
-      </w:tr>
-      <w:tr>
-        <w:tc>
-          <w:tcPr>
-            <w:tcW w:type="dxa" w:w="4819"/>
-          </w:tcPr>
-          <w:p>
-            <w:r/>
-            <w:r>
-              <w:rPr>
-                <w:sz w:val="18"/>
-              </w:rPr>
-              <w:t>Blocked</w:t>
-            </w:r>
-          </w:p>
-        </w:tc>
-        <w:tc>
-          <w:tcPr>
-            <w:tcW w:type="dxa" w:w="4819"/>
-          </w:tcPr>
-          <w:p>
-            <w:r/>
-            <w:r>
-              <w:rPr>
-                <w:sz w:val="18"/>
-              </w:rPr>
-              <w:t>Cannot be run yet because the code it needs is not merged</w:t>
-            </w:r>
-          </w:p>
-        </w:tc>
-      </w:tr>
-    </w:tbl>
-    <w:p/>
     <w:p>
       <w:pPr>
         <w:pStyle w:val="Heading2"/>
@@ -379,417 +142,118 @@
         <w:t>2. Test Items</w:t>
       </w:r>
     </w:p>
-    <w:tbl>
-      <w:tblPr>
-        <w:tblStyle w:val="TableGrid"/>
-        <w:tblW w:type="auto" w:w="0"/>
-        <w:tblLook w:firstColumn="1" w:firstRow="1" w:lastColumn="0" w:lastRow="0" w:noHBand="0" w:noVBand="1" w:val="04A0"/>
-      </w:tblPr>
-      <w:tblGrid>
-        <w:gridCol w:w="3213"/>
-        <w:gridCol w:w="3213"/>
-        <w:gridCol w:w="3213"/>
-      </w:tblGrid>
-      <w:tr>
-        <w:tc>
-          <w:tcPr>
-            <w:tcW w:type="dxa" w:w="3213"/>
-            <w:shd w:val="clear" w:color="auto" w:fill="D9E2F3"/>
-          </w:tcPr>
-          <w:p>
-            <w:r/>
-            <w:r>
-              <w:rPr>
-                <w:b/>
-                <w:sz w:val="18"/>
-              </w:rPr>
-              <w:t>Item</w:t>
-            </w:r>
-          </w:p>
-        </w:tc>
-        <w:tc>
-          <w:tcPr>
-            <w:tcW w:type="dxa" w:w="3213"/>
-            <w:shd w:val="clear" w:color="auto" w:fill="D9E2F3"/>
-          </w:tcPr>
-          <w:p>
-            <w:r/>
-            <w:r>
-              <w:rPr>
-                <w:b/>
-                <w:sz w:val="18"/>
-              </w:rPr>
-              <w:t>File(s)</w:t>
-            </w:r>
-          </w:p>
-        </w:tc>
-        <w:tc>
-          <w:tcPr>
-            <w:tcW w:type="dxa" w:w="3213"/>
-            <w:shd w:val="clear" w:color="auto" w:fill="D9E2F3"/>
-          </w:tcPr>
-          <w:p>
-            <w:r/>
-            <w:r>
-              <w:rPr>
-                <w:b/>
-                <w:sz w:val="18"/>
-              </w:rPr>
-              <w:t>Owner</w:t>
-            </w:r>
-          </w:p>
-        </w:tc>
-      </w:tr>
-      <w:tr>
-        <w:tc>
-          <w:tcPr>
-            <w:tcW w:type="dxa" w:w="3213"/>
-          </w:tcPr>
-          <w:p>
-            <w:r/>
-            <w:r>
-              <w:rPr>
-                <w:sz w:val="18"/>
-              </w:rPr>
-              <w:t>Menu Controller</w:t>
-            </w:r>
-          </w:p>
-        </w:tc>
-        <w:tc>
-          <w:tcPr>
-            <w:tcW w:type="dxa" w:w="3213"/>
-          </w:tcPr>
-          <w:p>
-            <w:r/>
-            <w:r>
-              <w:rPr>
-                <w:rFonts w:ascii="Consolas" w:hAnsi="Consolas" w:eastAsia="Consolas"/>
-                <w:sz w:val="18"/>
-              </w:rPr>
-              <w:t>src/main.c</w:t>
-            </w:r>
-          </w:p>
-        </w:tc>
-        <w:tc>
-          <w:tcPr>
-            <w:tcW w:type="dxa" w:w="3213"/>
-          </w:tcPr>
-          <w:p>
-            <w:r/>
-            <w:r>
-              <w:rPr>
-                <w:sz w:val="18"/>
-              </w:rPr>
-              <w:t>Tejas</w:t>
-            </w:r>
-          </w:p>
-        </w:tc>
-      </w:tr>
-      <w:tr>
-        <w:tc>
-          <w:tcPr>
-            <w:tcW w:type="dxa" w:w="3213"/>
-          </w:tcPr>
-          <w:p>
-            <w:r/>
-            <w:r>
-              <w:rPr>
-                <w:sz w:val="18"/>
-              </w:rPr>
-              <w:t>Quiz Engine</w:t>
-            </w:r>
-          </w:p>
-        </w:tc>
-        <w:tc>
-          <w:tcPr>
-            <w:tcW w:type="dxa" w:w="3213"/>
-          </w:tcPr>
-          <w:p>
-            <w:r/>
-            <w:r>
-              <w:rPr>
-                <w:rFonts w:ascii="Consolas" w:hAnsi="Consolas" w:eastAsia="Consolas"/>
-                <w:sz w:val="18"/>
-              </w:rPr>
-              <w:t>src/quiz.c</w:t>
-            </w:r>
-            <w:r>
-              <w:rPr>
-                <w:sz w:val="18"/>
-              </w:rPr>
-              <w:t xml:space="preserve">, </w:t>
-            </w:r>
-            <w:r>
-              <w:rPr>
-                <w:rFonts w:ascii="Consolas" w:hAnsi="Consolas" w:eastAsia="Consolas"/>
-                <w:sz w:val="18"/>
-              </w:rPr>
-              <w:t>include/quiz.h</w:t>
-            </w:r>
-            <w:r>
-              <w:rPr>
-                <w:sz w:val="18"/>
-              </w:rPr>
-              <w:t xml:space="preserve">, </w:t>
-            </w:r>
-            <w:r>
-              <w:rPr>
-                <w:rFonts w:ascii="Consolas" w:hAnsi="Consolas" w:eastAsia="Consolas"/>
-                <w:sz w:val="18"/>
-              </w:rPr>
-              <w:t>data/questions.txt</w:t>
-            </w:r>
-          </w:p>
-        </w:tc>
-        <w:tc>
-          <w:tcPr>
-            <w:tcW w:type="dxa" w:w="3213"/>
-          </w:tcPr>
-          <w:p>
-            <w:r/>
-            <w:r>
-              <w:rPr>
-                <w:sz w:val="18"/>
-              </w:rPr>
-              <w:t>Sanjana</w:t>
-            </w:r>
-          </w:p>
-        </w:tc>
-      </w:tr>
-      <w:tr>
-        <w:tc>
-          <w:tcPr>
-            <w:tcW w:type="dxa" w:w="3213"/>
-          </w:tcPr>
-          <w:p>
-            <w:r/>
-            <w:r>
-              <w:rPr>
-                <w:sz w:val="18"/>
-              </w:rPr>
-              <w:t>Scoring Module</w:t>
-            </w:r>
-          </w:p>
-        </w:tc>
-        <w:tc>
-          <w:tcPr>
-            <w:tcW w:type="dxa" w:w="3213"/>
-          </w:tcPr>
-          <w:p>
-            <w:r/>
-            <w:r>
-              <w:rPr>
-                <w:rFonts w:ascii="Consolas" w:hAnsi="Consolas" w:eastAsia="Consolas"/>
-                <w:sz w:val="18"/>
-              </w:rPr>
-              <w:t>src/score.c</w:t>
-            </w:r>
-            <w:r>
-              <w:rPr>
-                <w:sz w:val="18"/>
-              </w:rPr>
-              <w:t xml:space="preserve">, </w:t>
-            </w:r>
-            <w:r>
-              <w:rPr>
-                <w:rFonts w:ascii="Consolas" w:hAnsi="Consolas" w:eastAsia="Consolas"/>
-                <w:sz w:val="18"/>
-              </w:rPr>
-              <w:t>include/score.h</w:t>
-            </w:r>
-          </w:p>
-        </w:tc>
-        <w:tc>
-          <w:tcPr>
-            <w:tcW w:type="dxa" w:w="3213"/>
-          </w:tcPr>
-          <w:p>
-            <w:r/>
-            <w:r>
-              <w:rPr>
-                <w:sz w:val="18"/>
-              </w:rPr>
-              <w:t>Vikas</w:t>
-            </w:r>
-          </w:p>
-        </w:tc>
-      </w:tr>
-      <w:tr>
-        <w:tc>
-          <w:tcPr>
-            <w:tcW w:type="dxa" w:w="3213"/>
-          </w:tcPr>
-          <w:p>
-            <w:r/>
-            <w:r>
-              <w:rPr>
-                <w:sz w:val="18"/>
-              </w:rPr>
-              <w:t>Result Storage and Leaderboard</w:t>
-            </w:r>
-          </w:p>
-        </w:tc>
-        <w:tc>
-          <w:tcPr>
-            <w:tcW w:type="dxa" w:w="3213"/>
-          </w:tcPr>
-          <w:p>
-            <w:r/>
-            <w:r>
-              <w:rPr>
-                <w:rFonts w:ascii="Consolas" w:hAnsi="Consolas" w:eastAsia="Consolas"/>
-                <w:sz w:val="18"/>
-              </w:rPr>
-              <w:t>src/storage.c</w:t>
-            </w:r>
-            <w:r>
-              <w:rPr>
-                <w:sz w:val="18"/>
-              </w:rPr>
-              <w:t xml:space="preserve">, </w:t>
-            </w:r>
-            <w:r>
-              <w:rPr>
-                <w:rFonts w:ascii="Consolas" w:hAnsi="Consolas" w:eastAsia="Consolas"/>
-                <w:sz w:val="18"/>
-              </w:rPr>
-              <w:t>include/storage.h</w:t>
-            </w:r>
-          </w:p>
-        </w:tc>
-        <w:tc>
-          <w:tcPr>
-            <w:tcW w:type="dxa" w:w="3213"/>
-          </w:tcPr>
-          <w:p>
-            <w:r/>
-            <w:r>
-              <w:rPr>
-                <w:sz w:val="18"/>
-              </w:rPr>
-              <w:t>Vaishnavi</w:t>
-            </w:r>
-          </w:p>
-        </w:tc>
-      </w:tr>
-      <w:tr>
-        <w:tc>
-          <w:tcPr>
-            <w:tcW w:type="dxa" w:w="3213"/>
-          </w:tcPr>
-          <w:p>
-            <w:r/>
-            <w:r>
-              <w:rPr>
-                <w:sz w:val="18"/>
-              </w:rPr>
-              <w:t>Build system and CI</w:t>
-            </w:r>
-          </w:p>
-        </w:tc>
-        <w:tc>
-          <w:tcPr>
-            <w:tcW w:type="dxa" w:w="3213"/>
-          </w:tcPr>
-          <w:p>
-            <w:r/>
-            <w:r>
-              <w:rPr>
-                <w:rFonts w:ascii="Consolas" w:hAnsi="Consolas" w:eastAsia="Consolas"/>
-                <w:sz w:val="18"/>
-              </w:rPr>
-              <w:t>Makefile</w:t>
-            </w:r>
-            <w:r>
-              <w:rPr>
-                <w:sz w:val="18"/>
-              </w:rPr>
-              <w:t xml:space="preserve">, </w:t>
-            </w:r>
-            <w:r>
-              <w:rPr>
-                <w:rFonts w:ascii="Consolas" w:hAnsi="Consolas" w:eastAsia="Consolas"/>
-                <w:sz w:val="18"/>
-              </w:rPr>
-              <w:t>.github/workflows/build.yml</w:t>
-            </w:r>
-          </w:p>
-        </w:tc>
-        <w:tc>
-          <w:tcPr>
-            <w:tcW w:type="dxa" w:w="3213"/>
-          </w:tcPr>
-          <w:p>
-            <w:r/>
-            <w:r>
-              <w:rPr>
-                <w:sz w:val="18"/>
-              </w:rPr>
-              <w:t>Tejas</w:t>
-            </w:r>
-          </w:p>
-        </w:tc>
-      </w:tr>
-      <w:tr>
-        <w:tc>
-          <w:tcPr>
-            <w:tcW w:type="dxa" w:w="3213"/>
-          </w:tcPr>
-          <w:p>
-            <w:r/>
-            <w:r>
-              <w:rPr>
-                <w:sz w:val="18"/>
-              </w:rPr>
-              <w:t>Integrated program</w:t>
-            </w:r>
-          </w:p>
-        </w:tc>
-        <w:tc>
-          <w:tcPr>
-            <w:tcW w:type="dxa" w:w="3213"/>
-          </w:tcPr>
-          <w:p>
-            <w:r/>
-            <w:r>
-              <w:rPr>
-                <w:rFonts w:ascii="Consolas" w:hAnsi="Consolas" w:eastAsia="Consolas"/>
-                <w:sz w:val="18"/>
-              </w:rPr>
-              <w:t>quiz</w:t>
-            </w:r>
-            <w:r>
-              <w:rPr>
-                <w:sz w:val="18"/>
-              </w:rPr>
-              <w:t xml:space="preserve"> / </w:t>
-            </w:r>
-            <w:r>
-              <w:rPr>
-                <w:rFonts w:ascii="Consolas" w:hAnsi="Consolas" w:eastAsia="Consolas"/>
-                <w:sz w:val="18"/>
-              </w:rPr>
-              <w:t>quiz.exe</w:t>
-            </w:r>
-          </w:p>
-        </w:tc>
-        <w:tc>
-          <w:tcPr>
-            <w:tcW w:type="dxa" w:w="3213"/>
-          </w:tcPr>
-          <w:p>
-            <w:r/>
-            <w:r>
-              <w:rPr>
-                <w:sz w:val="18"/>
-              </w:rPr>
-              <w:t>Team</w:t>
-            </w:r>
-          </w:p>
-        </w:tc>
-      </w:tr>
-    </w:tbl>
-    <w:p/>
+    <w:p>
+      <w:pPr>
+        <w:pStyle w:val="ListBullet"/>
+      </w:pPr>
+      <w:r>
+        <w:t>Menu Controller (</w:t>
+      </w:r>
+      <w:r>
+        <w:rPr>
+          <w:rFonts w:ascii="Consolas" w:hAnsi="Consolas" w:eastAsia="Consolas"/>
+        </w:rPr>
+        <w:t>src/main.c</w:t>
+      </w:r>
+      <w:r>
+        <w:t>) — Tejas</w:t>
+      </w:r>
+    </w:p>
+    <w:p>
+      <w:pPr>
+        <w:pStyle w:val="ListBullet"/>
+      </w:pPr>
+      <w:r>
+        <w:t>Quiz Engine (</w:t>
+      </w:r>
+      <w:r>
+        <w:rPr>
+          <w:rFonts w:ascii="Consolas" w:hAnsi="Consolas" w:eastAsia="Consolas"/>
+        </w:rPr>
+        <w:t>src/quiz.c</w:t>
+      </w:r>
+      <w:r>
+        <w:t xml:space="preserve">, </w:t>
+      </w:r>
+      <w:r>
+        <w:rPr>
+          <w:rFonts w:ascii="Consolas" w:hAnsi="Consolas" w:eastAsia="Consolas"/>
+        </w:rPr>
+        <w:t>data/questions.txt</w:t>
+      </w:r>
+      <w:r>
+        <w:t>) — Sanjana</w:t>
+      </w:r>
+    </w:p>
+    <w:p>
+      <w:pPr>
+        <w:pStyle w:val="ListBullet"/>
+      </w:pPr>
+      <w:r>
+        <w:t>Scoring Module (</w:t>
+      </w:r>
+      <w:r>
+        <w:rPr>
+          <w:rFonts w:ascii="Consolas" w:hAnsi="Consolas" w:eastAsia="Consolas"/>
+        </w:rPr>
+        <w:t>src/score.c</w:t>
+      </w:r>
+      <w:r>
+        <w:t>) — Vikas</w:t>
+      </w:r>
+    </w:p>
+    <w:p>
+      <w:pPr>
+        <w:pStyle w:val="ListBullet"/>
+      </w:pPr>
+      <w:r>
+        <w:t>Result Storage and Leaderboard (</w:t>
+      </w:r>
+      <w:r>
+        <w:rPr>
+          <w:rFonts w:ascii="Consolas" w:hAnsi="Consolas" w:eastAsia="Consolas"/>
+        </w:rPr>
+        <w:t>src/storage.c</w:t>
+      </w:r>
+      <w:r>
+        <w:t>) — Vaishnavi</w:t>
+      </w:r>
+    </w:p>
+    <w:p>
+      <w:pPr>
+        <w:pStyle w:val="ListBullet"/>
+      </w:pPr>
+      <w:r>
+        <w:t>The integrated program (</w:t>
+      </w:r>
+      <w:r>
+        <w:rPr>
+          <w:rFonts w:ascii="Consolas" w:hAnsi="Consolas" w:eastAsia="Consolas"/>
+        </w:rPr>
+        <w:t>quiz</w:t>
+      </w:r>
+      <w:r>
+        <w:t xml:space="preserve"> / </w:t>
+      </w:r>
+      <w:r>
+        <w:rPr>
+          <w:rFonts w:ascii="Consolas" w:hAnsi="Consolas" w:eastAsia="Consolas"/>
+        </w:rPr>
+        <w:t>quiz.exe</w:t>
+      </w:r>
+      <w:r>
+        <w:t xml:space="preserve">) built by the </w:t>
+      </w:r>
+      <w:r>
+        <w:rPr>
+          <w:rFonts w:ascii="Consolas" w:hAnsi="Consolas" w:eastAsia="Consolas"/>
+        </w:rPr>
+        <w:t>Makefile</w:t>
+      </w:r>
+      <w:r>
+        <w:t xml:space="preserve"> and GitHub Actions</w:t>
+      </w:r>
+    </w:p>
     <w:p>
       <w:pPr>
         <w:pStyle w:val="Heading2"/>
@@ -870,7 +334,7 @@
               <w:rPr>
                 <w:sz w:val="18"/>
               </w:rPr>
-              <w:t>REQ-1</w:t>
+              <w:t>REQ-1 to REQ-6</w:t>
             </w:r>
           </w:p>
         </w:tc>
@@ -884,7 +348,7 @@
               <w:rPr>
                 <w:sz w:val="18"/>
               </w:rPr>
-              <w:t>Display numbered main menu</w:t>
+              <w:t>Main menu: display, validate input, re-prompt, navigate, return, exit</w:t>
             </w:r>
           </w:p>
         </w:tc>
@@ -898,7 +362,7 @@
               <w:rPr>
                 <w:sz w:val="18"/>
               </w:rPr>
-              <w:t>Functional</w:t>
+              <w:t>Functional / negative</w:t>
             </w:r>
           </w:p>
         </w:tc>
@@ -914,7 +378,7 @@
               <w:rPr>
                 <w:sz w:val="18"/>
               </w:rPr>
-              <w:t>REQ-2</w:t>
+              <w:t>REQ-7 to REQ-11</w:t>
             </w:r>
           </w:p>
         </w:tc>
@@ -928,7 +392,7 @@
               <w:rPr>
                 <w:sz w:val="18"/>
               </w:rPr>
-              <w:t>Validate menu input</w:t>
+              <w:t>Scoring: compare answers, counts, percentage, Pass/Fail at 40%, show result</w:t>
             </w:r>
           </w:p>
         </w:tc>
@@ -958,7 +422,7 @@
               <w:rPr>
                 <w:sz w:val="18"/>
               </w:rPr>
-              <w:t>REQ-3</w:t>
+              <w:t>REQ-12, REQ-13</w:t>
             </w:r>
           </w:p>
         </w:tc>
@@ -972,7 +436,7 @@
               <w:rPr>
                 <w:sz w:val="18"/>
               </w:rPr>
-              <w:t>Re-prompt on invalid input</w:t>
+              <w:t>Pass the result to storage; save name and score</w:t>
             </w:r>
           </w:p>
         </w:tc>
@@ -986,7 +450,7 @@
               <w:rPr>
                 <w:sz w:val="18"/>
               </w:rPr>
-              <w:t>Functional (negative)</w:t>
+              <w:t>Integration / functional</w:t>
             </w:r>
           </w:p>
         </w:tc>
@@ -1002,7 +466,7 @@
               <w:rPr>
                 <w:sz w:val="18"/>
               </w:rPr>
-              <w:t>REQ-4</w:t>
+              <w:t>REQ-14 to REQ-16</w:t>
             </w:r>
           </w:p>
         </w:tc>
@@ -1016,7 +480,7 @@
               <w:rPr>
                 <w:sz w:val="18"/>
               </w:rPr>
-              <w:t>Navigate to the selected feature</w:t>
+              <w:t>Read results, sorted leaderboard, missing file handled</w:t>
             </w:r>
           </w:p>
         </w:tc>
@@ -1030,7 +494,7 @@
               <w:rPr>
                 <w:sz w:val="18"/>
               </w:rPr>
-              <w:t>Functional</w:t>
+              <w:t>Functional / negative</w:t>
             </w:r>
           </w:p>
         </w:tc>
@@ -1046,7 +510,7 @@
               <w:rPr>
                 <w:sz w:val="18"/>
               </w:rPr>
-              <w:t>REQ-5</w:t>
+              <w:t>REQ-17 to REQ-22</w:t>
             </w:r>
           </w:p>
         </w:tc>
@@ -1060,7 +524,7 @@
               <w:rPr>
                 <w:sz w:val="18"/>
               </w:rPr>
-              <w:t>Return to main menu</w:t>
+              <w:t>Quiz engine: load, show one question, validate, record, next, finish</w:t>
             </w:r>
           </w:p>
         </w:tc>
@@ -1090,7 +554,7 @@
               <w:rPr>
                 <w:sz w:val="18"/>
               </w:rPr>
-              <w:t>REQ-6</w:t>
+              <w:t>NFR-1</w:t>
             </w:r>
           </w:p>
         </w:tc>
@@ -1104,7 +568,7 @@
               <w:rPr>
                 <w:sz w:val="18"/>
               </w:rPr>
-              <w:t>Clean exit</w:t>
+              <w:t>Input processed within 1 second</w:t>
             </w:r>
           </w:p>
         </w:tc>
@@ -1118,7 +582,7 @@
               <w:rPr>
                 <w:sz w:val="18"/>
               </w:rPr>
-              <w:t>Functional</w:t>
+              <w:t>Performance</w:t>
             </w:r>
           </w:p>
         </w:tc>
@@ -1134,7 +598,7 @@
               <w:rPr>
                 <w:sz w:val="18"/>
               </w:rPr>
-              <w:t>REQ-7</w:t>
+              <w:t>NFR-2 (SEC-1 to SEC-6)</w:t>
             </w:r>
           </w:p>
         </w:tc>
@@ -1148,7 +612,7 @@
               <w:rPr>
                 <w:sz w:val="18"/>
               </w:rPr>
-              <w:t>Compare answer to correct option, update score</w:t>
+              <w:t>Security</w:t>
             </w:r>
           </w:p>
         </w:tc>
@@ -1162,7 +626,7 @@
               <w:rPr>
                 <w:sz w:val="18"/>
               </w:rPr>
-              <w:t>Functional</w:t>
+              <w:t>Security</w:t>
             </w:r>
           </w:p>
         </w:tc>
@@ -1178,7 +642,7 @@
               <w:rPr>
                 <w:sz w:val="18"/>
               </w:rPr>
-              <w:t>REQ-8</w:t>
+              <w:t>NFR-3</w:t>
             </w:r>
           </w:p>
         </w:tc>
@@ -1192,7 +656,20 @@
               <w:rPr>
                 <w:sz w:val="18"/>
               </w:rPr>
-              <w:t>Track correct and incorrect counts</w:t>
+              <w:t xml:space="preserve">Clear prompts and </w:t>
+            </w:r>
+            <w:r>
+              <w:rPr>
+                <w:rFonts w:ascii="Consolas" w:hAnsi="Consolas" w:eastAsia="Consolas"/>
+                <w:sz w:val="18"/>
+              </w:rPr>
+              <w:t>Error:</w:t>
+            </w:r>
+            <w:r>
+              <w:rPr>
+                <w:sz w:val="18"/>
+              </w:rPr>
+              <w:t xml:space="preserve"> messages</w:t>
             </w:r>
           </w:p>
         </w:tc>
@@ -1206,7 +683,7 @@
               <w:rPr>
                 <w:sz w:val="18"/>
               </w:rPr>
-              <w:t>Functional</w:t>
+              <w:t>Usability</w:t>
             </w:r>
           </w:p>
         </w:tc>
@@ -1222,7 +699,7 @@
               <w:rPr>
                 <w:sz w:val="18"/>
               </w:rPr>
-              <w:t>REQ-9</w:t>
+              <w:t>NFR-4</w:t>
             </w:r>
           </w:p>
         </w:tc>
@@ -1236,7 +713,7 @@
               <w:rPr>
                 <w:sz w:val="18"/>
               </w:rPr>
-              <w:t>Calculate total score and percentage</w:t>
+              <w:t>No crash on bad input or missing files</w:t>
             </w:r>
           </w:p>
         </w:tc>
@@ -1250,7 +727,7 @@
               <w:rPr>
                 <w:sz w:val="18"/>
               </w:rPr>
-              <w:t>Functional</w:t>
+              <w:t>Negative</w:t>
             </w:r>
           </w:p>
         </w:tc>
@@ -1266,7 +743,7 @@
               <w:rPr>
                 <w:sz w:val="18"/>
               </w:rPr>
-              <w:t>REQ-10</w:t>
+              <w:t>NFR-5</w:t>
             </w:r>
           </w:p>
         </w:tc>
@@ -1280,548 +757,7 @@
               <w:rPr>
                 <w:sz w:val="18"/>
               </w:rPr>
-              <w:t>Pass/Fail at 40%</w:t>
-            </w:r>
-          </w:p>
-        </w:tc>
-        <w:tc>
-          <w:tcPr>
-            <w:tcW w:type="dxa" w:w="3213"/>
-          </w:tcPr>
-          <w:p>
-            <w:r/>
-            <w:r>
-              <w:rPr>
-                <w:sz w:val="18"/>
-              </w:rPr>
-              <w:t>Functional</w:t>
-            </w:r>
-          </w:p>
-        </w:tc>
-      </w:tr>
-      <w:tr>
-        <w:tc>
-          <w:tcPr>
-            <w:tcW w:type="dxa" w:w="3213"/>
-          </w:tcPr>
-          <w:p>
-            <w:r/>
-            <w:r>
-              <w:rPr>
-                <w:sz w:val="18"/>
-              </w:rPr>
-              <w:t>REQ-11</w:t>
-            </w:r>
-          </w:p>
-        </w:tc>
-        <w:tc>
-          <w:tcPr>
-            <w:tcW w:type="dxa" w:w="3213"/>
-          </w:tcPr>
-          <w:p>
-            <w:r/>
-            <w:r>
-              <w:rPr>
-                <w:sz w:val="18"/>
-              </w:rPr>
-              <w:t>Display score, percentage and counts</w:t>
-            </w:r>
-          </w:p>
-        </w:tc>
-        <w:tc>
-          <w:tcPr>
-            <w:tcW w:type="dxa" w:w="3213"/>
-          </w:tcPr>
-          <w:p>
-            <w:r/>
-            <w:r>
-              <w:rPr>
-                <w:sz w:val="18"/>
-              </w:rPr>
-              <w:t>Functional</w:t>
-            </w:r>
-          </w:p>
-        </w:tc>
-      </w:tr>
-      <w:tr>
-        <w:tc>
-          <w:tcPr>
-            <w:tcW w:type="dxa" w:w="3213"/>
-          </w:tcPr>
-          <w:p>
-            <w:r/>
-            <w:r>
-              <w:rPr>
-                <w:sz w:val="18"/>
-              </w:rPr>
-              <w:t>REQ-12</w:t>
-            </w:r>
-          </w:p>
-        </w:tc>
-        <w:tc>
-          <w:tcPr>
-            <w:tcW w:type="dxa" w:w="3213"/>
-          </w:tcPr>
-          <w:p>
-            <w:r/>
-            <w:r>
-              <w:rPr>
-                <w:sz w:val="18"/>
-              </w:rPr>
-              <w:t>Pass result to storage</w:t>
-            </w:r>
-          </w:p>
-        </w:tc>
-        <w:tc>
-          <w:tcPr>
-            <w:tcW w:type="dxa" w:w="3213"/>
-          </w:tcPr>
-          <w:p>
-            <w:r/>
-            <w:r>
-              <w:rPr>
-                <w:sz w:val="18"/>
-              </w:rPr>
-              <w:t>Integration</w:t>
-            </w:r>
-          </w:p>
-        </w:tc>
-      </w:tr>
-      <w:tr>
-        <w:tc>
-          <w:tcPr>
-            <w:tcW w:type="dxa" w:w="3213"/>
-          </w:tcPr>
-          <w:p>
-            <w:r/>
-            <w:r>
-              <w:rPr>
-                <w:sz w:val="18"/>
-              </w:rPr>
-              <w:t>REQ-13</w:t>
-            </w:r>
-          </w:p>
-        </w:tc>
-        <w:tc>
-          <w:tcPr>
-            <w:tcW w:type="dxa" w:w="3213"/>
-          </w:tcPr>
-          <w:p>
-            <w:r/>
-            <w:r>
-              <w:rPr>
-                <w:sz w:val="18"/>
-              </w:rPr>
-              <w:t>Save name and score to file</w:t>
-            </w:r>
-          </w:p>
-        </w:tc>
-        <w:tc>
-          <w:tcPr>
-            <w:tcW w:type="dxa" w:w="3213"/>
-          </w:tcPr>
-          <w:p>
-            <w:r/>
-            <w:r>
-              <w:rPr>
-                <w:sz w:val="18"/>
-              </w:rPr>
-              <w:t>Functional</w:t>
-            </w:r>
-          </w:p>
-        </w:tc>
-      </w:tr>
-      <w:tr>
-        <w:tc>
-          <w:tcPr>
-            <w:tcW w:type="dxa" w:w="3213"/>
-          </w:tcPr>
-          <w:p>
-            <w:r/>
-            <w:r>
-              <w:rPr>
-                <w:sz w:val="18"/>
-              </w:rPr>
-              <w:t>REQ-14</w:t>
-            </w:r>
-          </w:p>
-        </w:tc>
-        <w:tc>
-          <w:tcPr>
-            <w:tcW w:type="dxa" w:w="3213"/>
-          </w:tcPr>
-          <w:p>
-            <w:r/>
-            <w:r>
-              <w:rPr>
-                <w:sz w:val="18"/>
-              </w:rPr>
-              <w:t>Read stored results</w:t>
-            </w:r>
-          </w:p>
-        </w:tc>
-        <w:tc>
-          <w:tcPr>
-            <w:tcW w:type="dxa" w:w="3213"/>
-          </w:tcPr>
-          <w:p>
-            <w:r/>
-            <w:r>
-              <w:rPr>
-                <w:sz w:val="18"/>
-              </w:rPr>
-              <w:t>Functional</w:t>
-            </w:r>
-          </w:p>
-        </w:tc>
-      </w:tr>
-      <w:tr>
-        <w:tc>
-          <w:tcPr>
-            <w:tcW w:type="dxa" w:w="3213"/>
-          </w:tcPr>
-          <w:p>
-            <w:r/>
-            <w:r>
-              <w:rPr>
-                <w:sz w:val="18"/>
-              </w:rPr>
-              <w:t>REQ-15</w:t>
-            </w:r>
-          </w:p>
-        </w:tc>
-        <w:tc>
-          <w:tcPr>
-            <w:tcW w:type="dxa" w:w="3213"/>
-          </w:tcPr>
-          <w:p>
-            <w:r/>
-            <w:r>
-              <w:rPr>
-                <w:sz w:val="18"/>
-              </w:rPr>
-              <w:t>Leaderboard sorted descending</w:t>
-            </w:r>
-          </w:p>
-        </w:tc>
-        <w:tc>
-          <w:tcPr>
-            <w:tcW w:type="dxa" w:w="3213"/>
-          </w:tcPr>
-          <w:p>
-            <w:r/>
-            <w:r>
-              <w:rPr>
-                <w:sz w:val="18"/>
-              </w:rPr>
-              <w:t>Functional</w:t>
-            </w:r>
-          </w:p>
-        </w:tc>
-      </w:tr>
-      <w:tr>
-        <w:tc>
-          <w:tcPr>
-            <w:tcW w:type="dxa" w:w="3213"/>
-          </w:tcPr>
-          <w:p>
-            <w:r/>
-            <w:r>
-              <w:rPr>
-                <w:sz w:val="18"/>
-              </w:rPr>
-              <w:t>REQ-16</w:t>
-            </w:r>
-          </w:p>
-        </w:tc>
-        <w:tc>
-          <w:tcPr>
-            <w:tcW w:type="dxa" w:w="3213"/>
-          </w:tcPr>
-          <w:p>
-            <w:r/>
-            <w:r>
-              <w:rPr>
-                <w:sz w:val="18"/>
-              </w:rPr>
-              <w:t>Missing results file handled</w:t>
-            </w:r>
-          </w:p>
-        </w:tc>
-        <w:tc>
-          <w:tcPr>
-            <w:tcW w:type="dxa" w:w="3213"/>
-          </w:tcPr>
-          <w:p>
-            <w:r/>
-            <w:r>
-              <w:rPr>
-                <w:sz w:val="18"/>
-              </w:rPr>
-              <w:t>Functional (negative)</w:t>
-            </w:r>
-          </w:p>
-        </w:tc>
-      </w:tr>
-      <w:tr>
-        <w:tc>
-          <w:tcPr>
-            <w:tcW w:type="dxa" w:w="3213"/>
-          </w:tcPr>
-          <w:p>
-            <w:r/>
-            <w:r>
-              <w:rPr>
-                <w:sz w:val="18"/>
-              </w:rPr>
-              <w:t>REQ-17 to REQ-22</w:t>
-            </w:r>
-          </w:p>
-        </w:tc>
-        <w:tc>
-          <w:tcPr>
-            <w:tcW w:type="dxa" w:w="3213"/>
-          </w:tcPr>
-          <w:p>
-            <w:r/>
-            <w:r>
-              <w:rPr>
-                <w:sz w:val="18"/>
-              </w:rPr>
-              <w:t>Quiz engine: load, display, validate, record, proceed, complete</w:t>
-            </w:r>
-          </w:p>
-        </w:tc>
-        <w:tc>
-          <w:tcPr>
-            <w:tcW w:type="dxa" w:w="3213"/>
-          </w:tcPr>
-          <w:p>
-            <w:r/>
-            <w:r>
-              <w:rPr>
-                <w:sz w:val="18"/>
-              </w:rPr>
-              <w:t>Functional</w:t>
-            </w:r>
-          </w:p>
-        </w:tc>
-      </w:tr>
-      <w:tr>
-        <w:tc>
-          <w:tcPr>
-            <w:tcW w:type="dxa" w:w="3213"/>
-          </w:tcPr>
-          <w:p>
-            <w:r/>
-            <w:r>
-              <w:rPr>
-                <w:sz w:val="18"/>
-              </w:rPr>
-              <w:t>NFR-1</w:t>
-            </w:r>
-          </w:p>
-        </w:tc>
-        <w:tc>
-          <w:tcPr>
-            <w:tcW w:type="dxa" w:w="3213"/>
-          </w:tcPr>
-          <w:p>
-            <w:r/>
-            <w:r>
-              <w:rPr>
-                <w:sz w:val="18"/>
-              </w:rPr>
-              <w:t>Input processed within 1 second</w:t>
-            </w:r>
-          </w:p>
-        </w:tc>
-        <w:tc>
-          <w:tcPr>
-            <w:tcW w:type="dxa" w:w="3213"/>
-          </w:tcPr>
-          <w:p>
-            <w:r/>
-            <w:r>
-              <w:rPr>
-                <w:sz w:val="18"/>
-              </w:rPr>
-              <w:t>Performance</w:t>
-            </w:r>
-          </w:p>
-        </w:tc>
-      </w:tr>
-      <w:tr>
-        <w:tc>
-          <w:tcPr>
-            <w:tcW w:type="dxa" w:w="3213"/>
-          </w:tcPr>
-          <w:p>
-            <w:r/>
-            <w:r>
-              <w:rPr>
-                <w:sz w:val="18"/>
-              </w:rPr>
-              <w:t>NFR-2 (SEC-1 to SEC-6)</w:t>
-            </w:r>
-          </w:p>
-        </w:tc>
-        <w:tc>
-          <w:tcPr>
-            <w:tcW w:type="dxa" w:w="3213"/>
-          </w:tcPr>
-          <w:p>
-            <w:r/>
-            <w:r>
-              <w:rPr>
-                <w:sz w:val="18"/>
-              </w:rPr>
-              <w:t>Security</w:t>
-            </w:r>
-          </w:p>
-        </w:tc>
-        <w:tc>
-          <w:tcPr>
-            <w:tcW w:type="dxa" w:w="3213"/>
-          </w:tcPr>
-          <w:p>
-            <w:r/>
-            <w:r>
-              <w:rPr>
-                <w:sz w:val="18"/>
-              </w:rPr>
-              <w:t>Security</w:t>
-            </w:r>
-          </w:p>
-        </w:tc>
-      </w:tr>
-      <w:tr>
-        <w:tc>
-          <w:tcPr>
-            <w:tcW w:type="dxa" w:w="3213"/>
-          </w:tcPr>
-          <w:p>
-            <w:r/>
-            <w:r>
-              <w:rPr>
-                <w:sz w:val="18"/>
-              </w:rPr>
-              <w:t>NFR-3</w:t>
-            </w:r>
-          </w:p>
-        </w:tc>
-        <w:tc>
-          <w:tcPr>
-            <w:tcW w:type="dxa" w:w="3213"/>
-          </w:tcPr>
-          <w:p>
-            <w:r/>
-            <w:r>
-              <w:rPr>
-                <w:sz w:val="18"/>
-              </w:rPr>
-              <w:t xml:space="preserve">Usability: clear prompts, </w:t>
-            </w:r>
-            <w:r>
-              <w:rPr>
-                <w:rFonts w:ascii="Consolas" w:hAnsi="Consolas" w:eastAsia="Consolas"/>
-                <w:sz w:val="18"/>
-              </w:rPr>
-              <w:t>Error:</w:t>
-            </w:r>
-            <w:r>
-              <w:rPr>
-                <w:sz w:val="18"/>
-              </w:rPr>
-              <w:t xml:space="preserve"> messages</w:t>
-            </w:r>
-          </w:p>
-        </w:tc>
-        <w:tc>
-          <w:tcPr>
-            <w:tcW w:type="dxa" w:w="3213"/>
-          </w:tcPr>
-          <w:p>
-            <w:r/>
-            <w:r>
-              <w:rPr>
-                <w:sz w:val="18"/>
-              </w:rPr>
-              <w:t>Usability</w:t>
-            </w:r>
-          </w:p>
-        </w:tc>
-      </w:tr>
-      <w:tr>
-        <w:tc>
-          <w:tcPr>
-            <w:tcW w:type="dxa" w:w="3213"/>
-          </w:tcPr>
-          <w:p>
-            <w:r/>
-            <w:r>
-              <w:rPr>
-                <w:sz w:val="18"/>
-              </w:rPr>
-              <w:t>NFR-4</w:t>
-            </w:r>
-          </w:p>
-        </w:tc>
-        <w:tc>
-          <w:tcPr>
-            <w:tcW w:type="dxa" w:w="3213"/>
-          </w:tcPr>
-          <w:p>
-            <w:r/>
-            <w:r>
-              <w:rPr>
-                <w:sz w:val="18"/>
-              </w:rPr>
-              <w:t>Reliability: no crash on bad input or missing files</w:t>
-            </w:r>
-          </w:p>
-        </w:tc>
-        <w:tc>
-          <w:tcPr>
-            <w:tcW w:type="dxa" w:w="3213"/>
-          </w:tcPr>
-          <w:p>
-            <w:r/>
-            <w:r>
-              <w:rPr>
-                <w:sz w:val="18"/>
-              </w:rPr>
-              <w:t>Negative</w:t>
-            </w:r>
-          </w:p>
-        </w:tc>
-      </w:tr>
-      <w:tr>
-        <w:tc>
-          <w:tcPr>
-            <w:tcW w:type="dxa" w:w="3213"/>
-          </w:tcPr>
-          <w:p>
-            <w:r/>
-            <w:r>
-              <w:rPr>
-                <w:sz w:val="18"/>
-              </w:rPr>
-              <w:t>NFR-5</w:t>
-            </w:r>
-          </w:p>
-        </w:tc>
-        <w:tc>
-          <w:tcPr>
-            <w:tcW w:type="dxa" w:w="3213"/>
-          </w:tcPr>
-          <w:p>
-            <w:r/>
-            <w:r>
-              <w:rPr>
-                <w:sz w:val="18"/>
-              </w:rPr>
-              <w:t>Maintainability: modular structure</w:t>
+              <w:t>Modular structure</w:t>
             </w:r>
           </w:p>
         </w:tc>
@@ -1850,232 +786,38 @@
         <w:t>4. Features Not to be Tested</w:t>
       </w:r>
     </w:p>
-    <w:tbl>
-      <w:tblPr>
-        <w:tblStyle w:val="TableGrid"/>
-        <w:tblW w:type="auto" w:w="0"/>
-        <w:tblLook w:firstColumn="1" w:firstRow="1" w:lastColumn="0" w:lastRow="0" w:noHBand="0" w:noVBand="1" w:val="04A0"/>
-      </w:tblPr>
-      <w:tblGrid>
-        <w:gridCol w:w="4819"/>
-        <w:gridCol w:w="4819"/>
-      </w:tblGrid>
-      <w:tr>
-        <w:tc>
-          <w:tcPr>
-            <w:tcW w:type="dxa" w:w="4819"/>
-            <w:shd w:val="clear" w:color="auto" w:fill="D9E2F3"/>
-          </w:tcPr>
-          <w:p>
-            <w:r/>
-            <w:r>
-              <w:rPr>
-                <w:b/>
-                <w:sz w:val="18"/>
-              </w:rPr>
-              <w:t>Item</w:t>
-            </w:r>
-          </w:p>
-        </w:tc>
-        <w:tc>
-          <w:tcPr>
-            <w:tcW w:type="dxa" w:w="4819"/>
-            <w:shd w:val="clear" w:color="auto" w:fill="D9E2F3"/>
-          </w:tcPr>
-          <w:p>
-            <w:r/>
-            <w:r>
-              <w:rPr>
-                <w:b/>
-                <w:sz w:val="18"/>
-              </w:rPr>
-              <w:t>Reason</w:t>
-            </w:r>
-          </w:p>
-        </w:tc>
-      </w:tr>
-      <w:tr>
-        <w:tc>
-          <w:tcPr>
-            <w:tcW w:type="dxa" w:w="4819"/>
-          </w:tcPr>
-          <w:p>
-            <w:r/>
-            <w:r>
-              <w:rPr>
-                <w:sz w:val="18"/>
-              </w:rPr>
-              <w:t>User authentication, accounts, roles</w:t>
-            </w:r>
-          </w:p>
-        </w:tc>
-        <w:tc>
-          <w:tcPr>
-            <w:tcW w:type="dxa" w:w="4819"/>
-          </w:tcPr>
-          <w:p>
-            <w:r/>
-            <w:r>
-              <w:rPr>
-                <w:sz w:val="18"/>
-              </w:rPr>
-              <w:t>Out of scope in the SRS (single local user)</w:t>
-            </w:r>
-          </w:p>
-        </w:tc>
-      </w:tr>
-      <w:tr>
-        <w:tc>
-          <w:tcPr>
-            <w:tcW w:type="dxa" w:w="4819"/>
-          </w:tcPr>
-          <w:p>
-            <w:r/>
-            <w:r>
-              <w:rPr>
-                <w:sz w:val="18"/>
-              </w:rPr>
-              <w:t>Network, web, database, GUI</w:t>
-            </w:r>
-          </w:p>
-        </w:tc>
-        <w:tc>
-          <w:tcPr>
-            <w:tcW w:type="dxa" w:w="4819"/>
-          </w:tcPr>
-          <w:p>
-            <w:r/>
-            <w:r>
-              <w:rPr>
-                <w:sz w:val="18"/>
-              </w:rPr>
-              <w:t>Not part of the product</w:t>
-            </w:r>
-          </w:p>
-        </w:tc>
-      </w:tr>
-      <w:tr>
-        <w:tc>
-          <w:tcPr>
-            <w:tcW w:type="dxa" w:w="4819"/>
-          </w:tcPr>
-          <w:p>
-            <w:r/>
-            <w:r>
-              <w:rPr>
-                <w:sz w:val="18"/>
-              </w:rPr>
-              <w:t>Concurrent or multi-user use</w:t>
-            </w:r>
-          </w:p>
-        </w:tc>
-        <w:tc>
-          <w:tcPr>
-            <w:tcW w:type="dxa" w:w="4819"/>
-          </w:tcPr>
-          <w:p>
-            <w:r/>
-            <w:r>
-              <w:rPr>
-                <w:sz w:val="18"/>
-              </w:rPr>
-              <w:t>SRS constraint: single user, single session</w:t>
-            </w:r>
-          </w:p>
-        </w:tc>
-      </w:tr>
-      <w:tr>
-        <w:tc>
-          <w:tcPr>
-            <w:tcW w:type="dxa" w:w="4819"/>
-          </w:tcPr>
-          <w:p>
-            <w:r/>
-            <w:r>
-              <w:rPr>
-                <w:sz w:val="18"/>
-              </w:rPr>
-              <w:t>C standard library and operating system</w:t>
-            </w:r>
-          </w:p>
-        </w:tc>
-        <w:tc>
-          <w:tcPr>
-            <w:tcW w:type="dxa" w:w="4819"/>
-          </w:tcPr>
-          <w:p>
-            <w:r/>
-            <w:r>
-              <w:rPr>
-                <w:sz w:val="18"/>
-              </w:rPr>
-              <w:t>Assumed to work correctly; not part of this project</w:t>
-            </w:r>
-          </w:p>
-        </w:tc>
-      </w:tr>
-      <w:tr>
-        <w:tc>
-          <w:tcPr>
-            <w:tcW w:type="dxa" w:w="4819"/>
-          </w:tcPr>
-          <w:p>
-            <w:r/>
-            <w:r>
-              <w:rPr>
-                <w:sz w:val="18"/>
-              </w:rPr>
-              <w:t>Leaderboards with more than 100 stored results</w:t>
-            </w:r>
-          </w:p>
-        </w:tc>
-        <w:tc>
-          <w:tcPr>
-            <w:tcW w:type="dxa" w:w="4819"/>
-          </w:tcPr>
-          <w:p>
-            <w:r/>
-            <w:r>
-              <w:rPr>
-                <w:sz w:val="18"/>
-              </w:rPr>
-              <w:t>More than NFR-1 expects</w:t>
-            </w:r>
-          </w:p>
-        </w:tc>
-      </w:tr>
-      <w:tr>
-        <w:tc>
-          <w:tcPr>
-            <w:tcW w:type="dxa" w:w="4819"/>
-          </w:tcPr>
-          <w:p>
-            <w:r/>
-            <w:r>
-              <w:rPr>
-                <w:sz w:val="18"/>
-              </w:rPr>
-              <w:t>Other languages, screen-reader support</w:t>
-            </w:r>
-          </w:p>
-        </w:tc>
-        <w:tc>
-          <w:tcPr>
-            <w:tcW w:type="dxa" w:w="4819"/>
-          </w:tcPr>
-          <w:p>
-            <w:r/>
-            <w:r>
-              <w:rPr>
-                <w:sz w:val="18"/>
-              </w:rPr>
-              <w:t>Not needed in this version</w:t>
-            </w:r>
-          </w:p>
-        </w:tc>
-      </w:tr>
-    </w:tbl>
-    <w:p/>
+    <w:p>
+      <w:pPr>
+        <w:pStyle w:val="ListBullet"/>
+      </w:pPr>
+      <w:r>
+        <w:t>Login, accounts and roles; network, web, database and GUI (out of scope in the SRS).</w:t>
+      </w:r>
+    </w:p>
+    <w:p>
+      <w:pPr>
+        <w:pStyle w:val="ListBullet"/>
+      </w:pPr>
+      <w:r>
+        <w:t>Several users at the same time (SRS constraint: single user).</w:t>
+      </w:r>
+    </w:p>
+    <w:p>
+      <w:pPr>
+        <w:pStyle w:val="ListBullet"/>
+      </w:pPr>
+      <w:r>
+        <w:t>The C standard library and the operating system (assumed correct).</w:t>
+      </w:r>
+    </w:p>
+    <w:p>
+      <w:pPr>
+        <w:pStyle w:val="ListBullet"/>
+      </w:pPr>
+      <w:r>
+        <w:t>Leaderboards with more than 100 stored results.</w:t>
+      </w:r>
+    </w:p>
     <w:p>
       <w:pPr>
         <w:pStyle w:val="Heading2"/>
@@ -2092,278 +834,89 @@
         <w:t>Levels</w:t>
       </w:r>
     </w:p>
-    <w:tbl>
-      <w:tblPr>
-        <w:tblStyle w:val="TableGrid"/>
-        <w:tblW w:type="auto" w:w="0"/>
-        <w:tblLook w:firstColumn="1" w:firstRow="1" w:lastColumn="0" w:lastRow="0" w:noHBand="0" w:noVBand="1" w:val="04A0"/>
-      </w:tblPr>
-      <w:tblGrid>
-        <w:gridCol w:w="3213"/>
-        <w:gridCol w:w="3213"/>
-        <w:gridCol w:w="3213"/>
-      </w:tblGrid>
-      <w:tr>
-        <w:tc>
-          <w:tcPr>
-            <w:tcW w:type="dxa" w:w="3213"/>
-            <w:shd w:val="clear" w:color="auto" w:fill="D9E2F3"/>
-          </w:tcPr>
-          <w:p>
-            <w:r/>
-            <w:r>
-              <w:rPr>
-                <w:b/>
-                <w:sz w:val="18"/>
-              </w:rPr>
-              <w:t>Level</w:t>
-            </w:r>
-          </w:p>
-        </w:tc>
-        <w:tc>
-          <w:tcPr>
-            <w:tcW w:type="dxa" w:w="3213"/>
-            <w:shd w:val="clear" w:color="auto" w:fill="D9E2F3"/>
-          </w:tcPr>
-          <w:p>
-            <w:r/>
-            <w:r>
-              <w:rPr>
-                <w:b/>
-                <w:sz w:val="18"/>
-              </w:rPr>
-              <w:t>What</w:t>
-            </w:r>
-          </w:p>
-        </w:tc>
-        <w:tc>
-          <w:tcPr>
-            <w:tcW w:type="dxa" w:w="3213"/>
-            <w:shd w:val="clear" w:color="auto" w:fill="D9E2F3"/>
-          </w:tcPr>
-          <w:p>
-            <w:r/>
-            <w:r>
-              <w:rPr>
-                <w:b/>
-                <w:sz w:val="18"/>
-              </w:rPr>
-              <w:t>How</w:t>
-            </w:r>
-          </w:p>
-        </w:tc>
-      </w:tr>
-      <w:tr>
-        <w:tc>
-          <w:tcPr>
-            <w:tcW w:type="dxa" w:w="3213"/>
-          </w:tcPr>
-          <w:p>
-            <w:r/>
-            <w:r>
-              <w:rPr>
-                <w:sz w:val="18"/>
-              </w:rPr>
-              <w:t>Unit</w:t>
-            </w:r>
-          </w:p>
-        </w:tc>
-        <w:tc>
-          <w:tcPr>
-            <w:tcW w:type="dxa" w:w="3213"/>
-          </w:tcPr>
-          <w:p>
-            <w:r/>
-            <w:r>
-              <w:rPr>
-                <w:sz w:val="18"/>
-              </w:rPr>
-              <w:t>One module on its own (scoring, storage functions)</w:t>
-            </w:r>
-          </w:p>
-        </w:tc>
-        <w:tc>
-          <w:tcPr>
-            <w:tcW w:type="dxa" w:w="3213"/>
-          </w:tcPr>
-          <w:p>
-            <w:r/>
-            <w:r>
-              <w:rPr>
-                <w:sz w:val="18"/>
-              </w:rPr>
-              <w:t xml:space="preserve">Small C programs using </w:t>
-            </w:r>
-            <w:r>
-              <w:rPr>
-                <w:rFonts w:ascii="Consolas" w:hAnsi="Consolas" w:eastAsia="Consolas"/>
-                <w:sz w:val="18"/>
-              </w:rPr>
-              <w:t>assert</w:t>
-            </w:r>
-            <w:r>
-              <w:rPr>
-                <w:sz w:val="18"/>
-              </w:rPr>
-              <w:t xml:space="preserve">, e.g. </w:t>
-            </w:r>
-            <w:r>
-              <w:rPr>
-                <w:rFonts w:ascii="Consolas" w:hAnsi="Consolas" w:eastAsia="Consolas"/>
-                <w:sz w:val="18"/>
-              </w:rPr>
-              <w:t>tests/test_score.c</w:t>
-            </w:r>
-            <w:r>
-              <w:rPr>
-                <w:sz w:val="18"/>
-              </w:rPr>
-              <w:t xml:space="preserve">, run with </w:t>
-            </w:r>
-            <w:r>
-              <w:rPr>
-                <w:rFonts w:ascii="Consolas" w:hAnsi="Consolas" w:eastAsia="Consolas"/>
-                <w:sz w:val="18"/>
-              </w:rPr>
-              <w:t>make test</w:t>
-            </w:r>
-          </w:p>
-        </w:tc>
-      </w:tr>
-      <w:tr>
-        <w:tc>
-          <w:tcPr>
-            <w:tcW w:type="dxa" w:w="3213"/>
-          </w:tcPr>
-          <w:p>
-            <w:r/>
-            <w:r>
-              <w:rPr>
-                <w:sz w:val="18"/>
-              </w:rPr>
-              <w:t>Integration</w:t>
-            </w:r>
-          </w:p>
-        </w:tc>
-        <w:tc>
-          <w:tcPr>
-            <w:tcW w:type="dxa" w:w="3213"/>
-          </w:tcPr>
-          <w:p>
-            <w:r/>
-            <w:r>
-              <w:rPr>
-                <w:sz w:val="18"/>
-              </w:rPr>
-              <w:t>Menu Controller working with the other modules (REQ-12: quiz, then score, then storage)</w:t>
-            </w:r>
-          </w:p>
-        </w:tc>
-        <w:tc>
-          <w:tcPr>
-            <w:tcW w:type="dxa" w:w="3213"/>
-          </w:tcPr>
-          <w:p>
-            <w:r/>
-            <w:r>
-              <w:rPr>
-                <w:sz w:val="18"/>
-              </w:rPr>
-              <w:t>Run the real program with input sent from a script</w:t>
-            </w:r>
-          </w:p>
-        </w:tc>
-      </w:tr>
-      <w:tr>
-        <w:tc>
-          <w:tcPr>
-            <w:tcW w:type="dxa" w:w="3213"/>
-          </w:tcPr>
-          <w:p>
-            <w:r/>
-            <w:r>
-              <w:rPr>
-                <w:sz w:val="18"/>
-              </w:rPr>
-              <w:t>System</w:t>
-            </w:r>
-          </w:p>
-        </w:tc>
-        <w:tc>
-          <w:tcPr>
-            <w:tcW w:type="dxa" w:w="3213"/>
-          </w:tcPr>
-          <w:p>
-            <w:r/>
-            <w:r>
-              <w:rPr>
-                <w:sz w:val="18"/>
-              </w:rPr>
-              <w:t>The whole program checked against the SRS</w:t>
-            </w:r>
-          </w:p>
-        </w:tc>
-        <w:tc>
-          <w:tcPr>
-            <w:tcW w:type="dxa" w:w="3213"/>
-          </w:tcPr>
-          <w:p>
-            <w:r/>
-            <w:r>
-              <w:rPr>
-                <w:sz w:val="18"/>
-              </w:rPr>
-              <w:t>Manual runs and scripted runs in the console</w:t>
-            </w:r>
-          </w:p>
-        </w:tc>
-      </w:tr>
-      <w:tr>
-        <w:tc>
-          <w:tcPr>
-            <w:tcW w:type="dxa" w:w="3213"/>
-          </w:tcPr>
-          <w:p>
-            <w:r/>
-            <w:r>
-              <w:rPr>
-                <w:sz w:val="18"/>
-              </w:rPr>
-              <w:t>Acceptance</w:t>
-            </w:r>
-          </w:p>
-        </w:tc>
-        <w:tc>
-          <w:tcPr>
-            <w:tcW w:type="dxa" w:w="3213"/>
-          </w:tcPr>
-          <w:p>
-            <w:r/>
-            <w:r>
-              <w:rPr>
-                <w:sz w:val="18"/>
-              </w:rPr>
-              <w:t>Demo videos (Sprint-1 1 min, Sprint-2 2 min) and instructor review</w:t>
-            </w:r>
-          </w:p>
-        </w:tc>
-        <w:tc>
-          <w:tcPr>
-            <w:tcW w:type="dxa" w:w="3213"/>
-          </w:tcPr>
-          <w:p>
-            <w:r/>
-            <w:r>
-              <w:rPr>
-                <w:sz w:val="18"/>
-              </w:rPr>
-              <w:t>Walk-through of the working product</w:t>
-            </w:r>
-          </w:p>
-        </w:tc>
-      </w:tr>
-    </w:tbl>
-    <w:p/>
+    <w:p>
+      <w:pPr>
+        <w:pStyle w:val="ListBullet"/>
+      </w:pPr>
+      <w:r>
+        <w:rPr>
+          <w:b/>
+        </w:rPr>
+        <w:t>Unit:</w:t>
+      </w:r>
+      <w:r>
+        <w:t xml:space="preserve"> one module on its own, using </w:t>
+      </w:r>
+      <w:r>
+        <w:rPr>
+          <w:rFonts w:ascii="Consolas" w:hAnsi="Consolas" w:eastAsia="Consolas"/>
+        </w:rPr>
+        <w:t>assert</w:t>
+      </w:r>
+      <w:r>
+        <w:t xml:space="preserve"> in </w:t>
+      </w:r>
+      <w:r>
+        <w:rPr>
+          <w:rFonts w:ascii="Consolas" w:hAnsi="Consolas" w:eastAsia="Consolas"/>
+        </w:rPr>
+        <w:t>tests/test_score.c</w:t>
+      </w:r>
+      <w:r>
+        <w:t xml:space="preserve"> (run with </w:t>
+      </w:r>
+      <w:r>
+        <w:rPr>
+          <w:rFonts w:ascii="Consolas" w:hAnsi="Consolas" w:eastAsia="Consolas"/>
+        </w:rPr>
+        <w:t>make test</w:t>
+      </w:r>
+      <w:r>
+        <w:t>).</w:t>
+      </w:r>
+    </w:p>
+    <w:p>
+      <w:pPr>
+        <w:pStyle w:val="ListBullet"/>
+      </w:pPr>
+      <w:r>
+        <w:rPr>
+          <w:b/>
+        </w:rPr>
+        <w:t>Integration:</w:t>
+      </w:r>
+      <w:r>
+        <w:t xml:space="preserve"> the Menu Controller with the other modules (quiz, then score, then storage, REQ-12), by running the real program.</w:t>
+      </w:r>
+    </w:p>
+    <w:p>
+      <w:pPr>
+        <w:pStyle w:val="ListBullet"/>
+      </w:pPr>
+      <w:r>
+        <w:rPr>
+          <w:b/>
+        </w:rPr>
+        <w:t>System:</w:t>
+      </w:r>
+      <w:r>
+        <w:t xml:space="preserve"> the whole program checked against the SRS, from the console.</w:t>
+      </w:r>
+    </w:p>
+    <w:p>
+      <w:pPr>
+        <w:pStyle w:val="ListBullet"/>
+      </w:pPr>
+      <w:r>
+        <w:rPr>
+          <w:b/>
+        </w:rPr>
+        <w:t>Acceptance:</w:t>
+      </w:r>
+      <w:r>
+        <w:t xml:space="preserve"> the demo videos at the end of each sprint.</w:t>
+      </w:r>
+    </w:p>
     <w:p>
       <w:r>
         <w:rPr>
@@ -2372,7 +925,7 @@
         <w:t>Types.</w:t>
       </w:r>
       <w:r>
-        <w:t xml:space="preserve"> Functional, negative (wrong input and file errors), performance (timing), usability (inspection and walk-through), security (5.1), and regression (run the earlier tests again after each merge).</w:t>
+        <w:t xml:space="preserve"> Functional, negative (wrong input and file errors), boundary (40% pass mark), performance (timing), usability and inspection, security (5.1), and regression (earlier tests run again after each merge).</w:t>
       </w:r>
     </w:p>
     <w:p>
@@ -2392,7 +945,7 @@
         <w:t>printf '1\nAsha\n...' | ./quiz</w:t>
       </w:r>
       <w:r>
-        <w:t>), so every run is the same. The output is compared with what the SRS says.</w:t>
+        <w:t>), so each run is the same. The output is compared with what the SRS says.</w:t>
       </w:r>
     </w:p>
     <w:p>
@@ -2400,58 +953,10 @@
         <w:rPr>
           <w:b/>
         </w:rPr>
-        <w:t>Entry criteria</w:t>
-      </w:r>
-    </w:p>
-    <w:p>
-      <w:pPr>
-        <w:pStyle w:val="ListBullet"/>
-      </w:pPr>
-      <w:r>
-        <w:t xml:space="preserve">The code builds with </w:t>
+        <w:t>Entry criteria.</w:t>
       </w:r>
       <w:r>
-        <w:rPr>
-          <w:rFonts w:ascii="Consolas" w:hAnsi="Consolas" w:eastAsia="Consolas"/>
-        </w:rPr>
-        <w:t>gcc -Wall -std=c99</w:t>
-      </w:r>
-      <w:r>
-        <w:t xml:space="preserve"> without warnings.</w:t>
-      </w:r>
-    </w:p>
-    <w:p>
-      <w:pPr>
-        <w:pStyle w:val="ListBullet"/>
-      </w:pPr>
-      <w:r>
-        <w:t>The GitHub Actions build is green for the commit under test.</w:t>
-      </w:r>
-    </w:p>
-    <w:p>
-      <w:pPr>
-        <w:pStyle w:val="ListBullet"/>
-      </w:pPr>
-      <w:r>
-        <w:t>Test data (</w:t>
-      </w:r>
-      <w:r>
-        <w:rPr>
-          <w:rFonts w:ascii="Consolas" w:hAnsi="Consolas" w:eastAsia="Consolas"/>
-        </w:rPr>
-        <w:t>data/questions.txt</w:t>
-      </w:r>
-      <w:r>
-        <w:t xml:space="preserve">, and a </w:t>
-      </w:r>
-      <w:r>
-        <w:rPr>
-          <w:rFonts w:ascii="Consolas" w:hAnsi="Consolas" w:eastAsia="Consolas"/>
-        </w:rPr>
-        <w:t>results.txt</w:t>
-      </w:r>
-      <w:r>
-        <w:t xml:space="preserve"> filled with sample data) is available.</w:t>
+        <w:t xml:space="preserve"> The code builds without warnings and the GitHub Actions build is green.</w:t>
       </w:r>
     </w:p>
     <w:p>
@@ -2459,39 +964,10 @@
         <w:rPr>
           <w:b/>
         </w:rPr>
-        <w:t>Exit criteria</w:t>
+        <w:t>Exit criteria.</w:t>
       </w:r>
-    </w:p>
-    <w:p>
-      <w:pPr>
-        <w:pStyle w:val="ListBullet"/>
-      </w:pPr>
       <w:r>
-        <w:t>100% of planned test cases executed.</w:t>
-      </w:r>
-    </w:p>
-    <w:p>
-      <w:pPr>
-        <w:pStyle w:val="ListBullet"/>
-      </w:pPr>
-      <w:r>
-        <w:t>Every test case passes, or each failure has a recorded defect with an owner and a decision.</w:t>
-      </w:r>
-    </w:p>
-    <w:p>
-      <w:pPr>
-        <w:pStyle w:val="ListBullet"/>
-      </w:pPr>
-      <w:r>
-        <w:t>No open critical defect (crash, data loss, wrong score).</w:t>
-      </w:r>
-    </w:p>
-    <w:p>
-      <w:pPr>
-        <w:pStyle w:val="ListBullet"/>
-      </w:pPr>
-      <w:r>
-        <w:t>All Sprint-1 and Sprint-2 requirements are covered by at least one passing test.</w:t>
+        <w:t xml:space="preserve"> All planned test cases are run, each failure has a recorded defect with an owner, and no critical defect (crash, data loss, wrong score) is open.</w:t>
       </w:r>
     </w:p>
     <w:p>
@@ -2596,7 +1072,7 @@
               <w:rPr>
                 <w:sz w:val="18"/>
               </w:rPr>
-              <w:t>Error text shows no paths, system codes or addresses</w:t>
+              <w:t>Error text shows no paths or system codes</w:t>
             </w:r>
           </w:p>
         </w:tc>
@@ -2610,7 +1086,7 @@
               <w:rPr>
                 <w:sz w:val="18"/>
               </w:rPr>
-              <w:t>Cause each error (missing question file, results file that cannot be written) and read the output</w:t>
+              <w:t>Cause each error and read the output</w:t>
             </w:r>
           </w:p>
         </w:tc>
@@ -2732,7 +1208,7 @@
               <w:rPr>
                 <w:sz w:val="18"/>
               </w:rPr>
-              <w:t>Very long and wrong input does not overflow or crash</w:t>
+              <w:t>Long or wrong input does not overflow or crash</w:t>
             </w:r>
           </w:p>
         </w:tc>
@@ -2746,7 +1222,7 @@
               <w:rPr>
                 <w:sz w:val="18"/>
               </w:rPr>
-              <w:t>Odd input: a 5000-character line, an empty line, letters instead of a number, extra text after a number</w:t>
+              <w:t>A 5000-character line, an empty line, letters instead of a number</w:t>
             </w:r>
           </w:p>
         </w:tc>
@@ -2804,7 +1280,7 @@
               <w:rPr>
                 <w:sz w:val="18"/>
               </w:rPr>
-              <w:t>Make the results file impossible to open (a folder with the same name), remove it, leave it empty</w:t>
+              <w:t>Make the results file impossible to open, remove it, leave it empty</w:t>
             </w:r>
           </w:p>
         </w:tc>
@@ -2848,7 +1324,7 @@
               <w:rPr>
                 <w:sz w:val="18"/>
               </w:rPr>
-              <w:t>File names cannot be chosen by the user</w:t>
+              <w:t>File names cannot be chosen by the user; risky C functions are not used</w:t>
             </w:r>
           </w:p>
         </w:tc>
@@ -2862,20 +1338,53 @@
               <w:rPr>
                 <w:sz w:val="18"/>
               </w:rPr>
-              <w:t xml:space="preserve">Code review: every </w:t>
+              <w:t xml:space="preserve">Code review and search for </w:t>
             </w:r>
             <w:r>
               <w:rPr>
                 <w:rFonts w:ascii="Consolas" w:hAnsi="Consolas" w:eastAsia="Consolas"/>
                 <w:sz w:val="18"/>
               </w:rPr>
-              <w:t>fopen</w:t>
-            </w:r>
-            <w:r>
-              <w:rPr>
-                <w:sz w:val="18"/>
-              </w:rPr>
-              <w:t xml:space="preserve"> uses a name fixed in the code</w:t>
+              <w:t>gets</w:t>
+            </w:r>
+            <w:r>
+              <w:rPr>
+                <w:sz w:val="18"/>
+              </w:rPr>
+              <w:t xml:space="preserve">, </w:t>
+            </w:r>
+            <w:r>
+              <w:rPr>
+                <w:rFonts w:ascii="Consolas" w:hAnsi="Consolas" w:eastAsia="Consolas"/>
+                <w:sz w:val="18"/>
+              </w:rPr>
+              <w:t>scanf</w:t>
+            </w:r>
+            <w:r>
+              <w:rPr>
+                <w:sz w:val="18"/>
+              </w:rPr>
+              <w:t xml:space="preserve">, </w:t>
+            </w:r>
+            <w:r>
+              <w:rPr>
+                <w:rFonts w:ascii="Consolas" w:hAnsi="Consolas" w:eastAsia="Consolas"/>
+                <w:sz w:val="18"/>
+              </w:rPr>
+              <w:t>sprintf</w:t>
+            </w:r>
+            <w:r>
+              <w:rPr>
+                <w:sz w:val="18"/>
+              </w:rPr>
+              <w:t xml:space="preserve">, </w:t>
+            </w:r>
+            <w:r>
+              <w:rPr>
+                <w:rFonts w:ascii="Consolas" w:hAnsi="Consolas" w:eastAsia="Consolas"/>
+                <w:sz w:val="18"/>
+              </w:rPr>
+              <w:t>strcpy</w:t>
             </w:r>
           </w:p>
         </w:tc>
@@ -2889,7 +1398,7 @@
               <w:rPr>
                 <w:sz w:val="18"/>
               </w:rPr>
-              <w:t>SEC-5</w:t>
+              <w:t>SEC-5, SEC-3</w:t>
             </w:r>
           </w:p>
         </w:tc>
@@ -2962,207 +1471,6 @@
                 <w:sz w:val="18"/>
               </w:rPr>
               <w:t>TC-05</w:t>
-            </w:r>
-          </w:p>
-        </w:tc>
-      </w:tr>
-      <w:tr>
-        <w:tc>
-          <w:tcPr>
-            <w:tcW w:type="dxa" w:w="2409"/>
-          </w:tcPr>
-          <w:p>
-            <w:r/>
-            <w:r>
-              <w:rPr>
-                <w:sz w:val="18"/>
-              </w:rPr>
-              <w:t>Risky C functions are not used</w:t>
-            </w:r>
-          </w:p>
-        </w:tc>
-        <w:tc>
-          <w:tcPr>
-            <w:tcW w:type="dxa" w:w="2409"/>
-          </w:tcPr>
-          <w:p>
-            <w:r/>
-            <w:r>
-              <w:rPr>
-                <w:sz w:val="18"/>
-              </w:rPr>
-              <w:t>Search the code (</w:t>
-            </w:r>
-            <w:r>
-              <w:rPr>
-                <w:rFonts w:ascii="Consolas" w:hAnsi="Consolas" w:eastAsia="Consolas"/>
-                <w:sz w:val="18"/>
-              </w:rPr>
-              <w:t>grep</w:t>
-            </w:r>
-            <w:r>
-              <w:rPr>
-                <w:sz w:val="18"/>
-              </w:rPr>
-              <w:t xml:space="preserve">) for </w:t>
-            </w:r>
-            <w:r>
-              <w:rPr>
-                <w:rFonts w:ascii="Consolas" w:hAnsi="Consolas" w:eastAsia="Consolas"/>
-                <w:sz w:val="18"/>
-              </w:rPr>
-              <w:t>gets</w:t>
-            </w:r>
-            <w:r>
-              <w:rPr>
-                <w:sz w:val="18"/>
-              </w:rPr>
-              <w:t xml:space="preserve">, </w:t>
-            </w:r>
-            <w:r>
-              <w:rPr>
-                <w:rFonts w:ascii="Consolas" w:hAnsi="Consolas" w:eastAsia="Consolas"/>
-                <w:sz w:val="18"/>
-              </w:rPr>
-              <w:t>scanf</w:t>
-            </w:r>
-            <w:r>
-              <w:rPr>
-                <w:sz w:val="18"/>
-              </w:rPr>
-              <w:t xml:space="preserve">, </w:t>
-            </w:r>
-            <w:r>
-              <w:rPr>
-                <w:rFonts w:ascii="Consolas" w:hAnsi="Consolas" w:eastAsia="Consolas"/>
-                <w:sz w:val="18"/>
-              </w:rPr>
-              <w:t>sprintf</w:t>
-            </w:r>
-            <w:r>
-              <w:rPr>
-                <w:sz w:val="18"/>
-              </w:rPr>
-              <w:t xml:space="preserve"> and </w:t>
-            </w:r>
-            <w:r>
-              <w:rPr>
-                <w:rFonts w:ascii="Consolas" w:hAnsi="Consolas" w:eastAsia="Consolas"/>
-                <w:sz w:val="18"/>
-              </w:rPr>
-              <w:t>strcpy</w:t>
-            </w:r>
-            <w:r>
-              <w:rPr>
-                <w:sz w:val="18"/>
-              </w:rPr>
-              <w:t xml:space="preserve"> without a limit; compile with </w:t>
-            </w:r>
-            <w:r>
-              <w:rPr>
-                <w:rFonts w:ascii="Consolas" w:hAnsi="Consolas" w:eastAsia="Consolas"/>
-                <w:sz w:val="18"/>
-              </w:rPr>
-              <w:t>-Wall</w:t>
-            </w:r>
-          </w:p>
-        </w:tc>
-        <w:tc>
-          <w:tcPr>
-            <w:tcW w:type="dxa" w:w="2409"/>
-          </w:tcPr>
-          <w:p>
-            <w:r/>
-            <w:r>
-              <w:rPr>
-                <w:sz w:val="18"/>
-              </w:rPr>
-              <w:t>SEC-3</w:t>
-            </w:r>
-          </w:p>
-        </w:tc>
-        <w:tc>
-          <w:tcPr>
-            <w:tcW w:type="dxa" w:w="2409"/>
-          </w:tcPr>
-          <w:p>
-            <w:r/>
-            <w:r>
-              <w:rPr>
-                <w:sz w:val="18"/>
-              </w:rPr>
-              <w:t>TC-18</w:t>
-            </w:r>
-          </w:p>
-        </w:tc>
-      </w:tr>
-      <w:tr>
-        <w:tc>
-          <w:tcPr>
-            <w:tcW w:type="dxa" w:w="2409"/>
-          </w:tcPr>
-          <w:p>
-            <w:r/>
-            <w:r>
-              <w:rPr>
-                <w:sz w:val="18"/>
-              </w:rPr>
-              <w:t>Memory errors</w:t>
-            </w:r>
-          </w:p>
-        </w:tc>
-        <w:tc>
-          <w:tcPr>
-            <w:tcW w:type="dxa" w:w="2409"/>
-          </w:tcPr>
-          <w:p>
-            <w:r/>
-            <w:r>
-              <w:rPr>
-                <w:sz w:val="18"/>
-              </w:rPr>
-              <w:t xml:space="preserve">Run all the tests once more with </w:t>
-            </w:r>
-            <w:r>
-              <w:rPr>
-                <w:rFonts w:ascii="Consolas" w:hAnsi="Consolas" w:eastAsia="Consolas"/>
-                <w:sz w:val="18"/>
-              </w:rPr>
-              <w:t>-fsanitize=address,undefined</w:t>
-            </w:r>
-            <w:r>
-              <w:rPr>
-                <w:sz w:val="18"/>
-              </w:rPr>
-              <w:t xml:space="preserve"> before the code freeze</w:t>
-            </w:r>
-          </w:p>
-        </w:tc>
-        <w:tc>
-          <w:tcPr>
-            <w:tcW w:type="dxa" w:w="2409"/>
-          </w:tcPr>
-          <w:p>
-            <w:r/>
-            <w:r>
-              <w:rPr>
-                <w:sz w:val="18"/>
-              </w:rPr>
-              <w:t>SEC-3</w:t>
-            </w:r>
-          </w:p>
-        </w:tc>
-        <w:tc>
-          <w:tcPr>
-            <w:tcW w:type="dxa" w:w="2409"/>
-          </w:tcPr>
-          <w:p>
-            <w:r/>
-            <w:r>
-              <w:rPr>
-                <w:sz w:val="18"/>
-              </w:rPr>
-              <w:t>Sprint-2 regression run</w:t>
             </w:r>
           </w:p>
         </w:tc>
@@ -3177,291 +1485,38 @@
         <w:t>6. Test Environment</w:t>
       </w:r>
     </w:p>
-    <w:tbl>
-      <w:tblPr>
-        <w:tblStyle w:val="TableGrid"/>
-        <w:tblW w:type="auto" w:w="0"/>
-        <w:tblLook w:firstColumn="1" w:firstRow="1" w:lastColumn="0" w:lastRow="0" w:noHBand="0" w:noVBand="1" w:val="04A0"/>
-      </w:tblPr>
-      <w:tblGrid>
-        <w:gridCol w:w="4819"/>
-        <w:gridCol w:w="4819"/>
-      </w:tblGrid>
-      <w:tr>
-        <w:tc>
-          <w:tcPr>
-            <w:tcW w:type="dxa" w:w="4819"/>
-            <w:shd w:val="clear" w:color="auto" w:fill="D9E2F3"/>
-          </w:tcPr>
-          <w:p>
-            <w:r/>
-            <w:r>
-              <w:rPr>
-                <w:b/>
-                <w:sz w:val="18"/>
-              </w:rPr>
-              <w:t>Item</w:t>
-            </w:r>
-          </w:p>
-        </w:tc>
-        <w:tc>
-          <w:tcPr>
-            <w:tcW w:type="dxa" w:w="4819"/>
-            <w:shd w:val="clear" w:color="auto" w:fill="D9E2F3"/>
-          </w:tcPr>
-          <w:p>
-            <w:r/>
-            <w:r>
-              <w:rPr>
-                <w:b/>
-                <w:sz w:val="18"/>
-              </w:rPr>
-              <w:t>Detail</w:t>
-            </w:r>
-          </w:p>
-        </w:tc>
-      </w:tr>
-      <w:tr>
-        <w:tc>
-          <w:tcPr>
-            <w:tcW w:type="dxa" w:w="4819"/>
-          </w:tcPr>
-          <w:p>
-            <w:r/>
-            <w:r>
-              <w:rPr>
-                <w:sz w:val="18"/>
-              </w:rPr>
-              <w:t>Hardware</w:t>
-            </w:r>
-          </w:p>
-        </w:tc>
-        <w:tc>
-          <w:tcPr>
-            <w:tcW w:type="dxa" w:w="4819"/>
-          </w:tcPr>
-          <w:p>
-            <w:r/>
-            <w:r>
-              <w:rPr>
-                <w:sz w:val="18"/>
-              </w:rPr>
-              <w:t>Standard Windows laptop or desktop; no special devices</w:t>
-            </w:r>
-          </w:p>
-        </w:tc>
-      </w:tr>
-      <w:tr>
-        <w:tc>
-          <w:tcPr>
-            <w:tcW w:type="dxa" w:w="4819"/>
-          </w:tcPr>
-          <w:p>
-            <w:r/>
-            <w:r>
-              <w:rPr>
-                <w:sz w:val="18"/>
-              </w:rPr>
-              <w:t>Operating systems</w:t>
-            </w:r>
-          </w:p>
-        </w:tc>
-        <w:tc>
-          <w:tcPr>
-            <w:tcW w:type="dxa" w:w="4819"/>
-          </w:tcPr>
-          <w:p>
-            <w:r/>
-            <w:r>
-              <w:rPr>
-                <w:sz w:val="18"/>
-              </w:rPr>
-              <w:t>Windows 11 (MinGW GCC, Git Bash / PowerShell); Ubuntu (GitHub Actions)</w:t>
-            </w:r>
-          </w:p>
-        </w:tc>
-      </w:tr>
-      <w:tr>
-        <w:tc>
-          <w:tcPr>
-            <w:tcW w:type="dxa" w:w="4819"/>
-          </w:tcPr>
-          <w:p>
-            <w:r/>
-            <w:r>
-              <w:rPr>
-                <w:sz w:val="18"/>
-              </w:rPr>
-              <w:t>Compiler / build</w:t>
-            </w:r>
-          </w:p>
-        </w:tc>
-        <w:tc>
-          <w:tcPr>
-            <w:tcW w:type="dxa" w:w="4819"/>
-          </w:tcPr>
-          <w:p>
-            <w:r/>
-            <w:r>
-              <w:rPr>
-                <w:sz w:val="18"/>
-              </w:rPr>
-              <w:t xml:space="preserve">GCC with </w:t>
-            </w:r>
-            <w:r>
-              <w:rPr>
-                <w:rFonts w:ascii="Consolas" w:hAnsi="Consolas" w:eastAsia="Consolas"/>
-                <w:sz w:val="18"/>
-              </w:rPr>
-              <w:t>-Wall -std=c99</w:t>
-            </w:r>
-            <w:r>
-              <w:rPr>
-                <w:sz w:val="18"/>
-              </w:rPr>
-              <w:t>, GNU Make</w:t>
-            </w:r>
-          </w:p>
-        </w:tc>
-      </w:tr>
-      <w:tr>
-        <w:tc>
-          <w:tcPr>
-            <w:tcW w:type="dxa" w:w="4819"/>
-          </w:tcPr>
-          <w:p>
-            <w:r/>
-            <w:r>
-              <w:rPr>
-                <w:sz w:val="18"/>
-              </w:rPr>
-              <w:t>Tools</w:t>
-            </w:r>
-          </w:p>
-        </w:tc>
-        <w:tc>
-          <w:tcPr>
-            <w:tcW w:type="dxa" w:w="4819"/>
-          </w:tcPr>
-          <w:p>
-            <w:r/>
-            <w:r>
-              <w:rPr>
-                <w:sz w:val="18"/>
-              </w:rPr>
-              <w:t xml:space="preserve">Git, GitHub Actions, shell scripts to send input, </w:t>
-            </w:r>
-            <w:r>
-              <w:rPr>
-                <w:rFonts w:ascii="Consolas" w:hAnsi="Consolas" w:eastAsia="Consolas"/>
-                <w:sz w:val="18"/>
-              </w:rPr>
-              <w:t>time</w:t>
-            </w:r>
-            <w:r>
-              <w:rPr>
-                <w:sz w:val="18"/>
-              </w:rPr>
-              <w:t xml:space="preserve"> to measure speed, GitHub issues to track defects</w:t>
-            </w:r>
-          </w:p>
-        </w:tc>
-      </w:tr>
-      <w:tr>
-        <w:tc>
-          <w:tcPr>
-            <w:tcW w:type="dxa" w:w="4819"/>
-          </w:tcPr>
-          <w:p>
-            <w:r/>
-            <w:r>
-              <w:rPr>
-                <w:sz w:val="18"/>
-              </w:rPr>
-              <w:t>Test data</w:t>
-            </w:r>
-          </w:p>
-        </w:tc>
-        <w:tc>
-          <w:tcPr>
-            <w:tcW w:type="dxa" w:w="4819"/>
-          </w:tcPr>
-          <w:p>
-            <w:r/>
-            <w:r>
-              <w:rPr>
-                <w:rFonts w:ascii="Consolas" w:hAnsi="Consolas" w:eastAsia="Consolas"/>
-                <w:sz w:val="18"/>
-              </w:rPr>
-              <w:t>data/questions.txt</w:t>
-            </w:r>
-            <w:r>
-              <w:rPr>
-                <w:sz w:val="18"/>
-              </w:rPr>
-              <w:t xml:space="preserve"> (5 questions); </w:t>
-            </w:r>
-            <w:r>
-              <w:rPr>
-                <w:rFonts w:ascii="Consolas" w:hAnsi="Consolas" w:eastAsia="Consolas"/>
-                <w:sz w:val="18"/>
-              </w:rPr>
-              <w:t>results.txt</w:t>
-            </w:r>
-            <w:r>
-              <w:rPr>
-                <w:sz w:val="18"/>
-              </w:rPr>
-              <w:t xml:space="preserve"> files filled with sample data for each test; a folder named </w:t>
-            </w:r>
-            <w:r>
-              <w:rPr>
-                <w:rFonts w:ascii="Consolas" w:hAnsi="Consolas" w:eastAsia="Consolas"/>
-                <w:sz w:val="18"/>
-              </w:rPr>
-              <w:t>results.txt</w:t>
-            </w:r>
-            <w:r>
-              <w:rPr>
-                <w:sz w:val="18"/>
-              </w:rPr>
-              <w:t xml:space="preserve"> for the write-failure case</w:t>
-            </w:r>
-          </w:p>
-        </w:tc>
-      </w:tr>
-      <w:tr>
-        <w:tc>
-          <w:tcPr>
-            <w:tcW w:type="dxa" w:w="4819"/>
-          </w:tcPr>
-          <w:p>
-            <w:r/>
-            <w:r>
-              <w:rPr>
-                <w:sz w:val="18"/>
-              </w:rPr>
-              <w:t>Run directory</w:t>
-            </w:r>
-          </w:p>
-        </w:tc>
-        <w:tc>
-          <w:tcPr>
-            <w:tcW w:type="dxa" w:w="4819"/>
-          </w:tcPr>
-          <w:p>
-            <w:r/>
-            <w:r>
-              <w:rPr>
-                <w:sz w:val="18"/>
-              </w:rPr>
-              <w:t>Repository root (the file paths in the program are relative)</w:t>
-            </w:r>
-          </w:p>
-        </w:tc>
-      </w:tr>
-    </w:tbl>
-    <w:p/>
+    <w:p>
+      <w:r>
+        <w:t xml:space="preserve">Windows 11 (MinGW GCC, PowerShell or Git Bash) and Ubuntu (GitHub Actions); GCC with </w:t>
+      </w:r>
+      <w:r>
+        <w:rPr>
+          <w:rFonts w:ascii="Consolas" w:hAnsi="Consolas" w:eastAsia="Consolas"/>
+        </w:rPr>
+        <w:t>-Wall -std=c99</w:t>
+      </w:r>
+      <w:r>
+        <w:t xml:space="preserve"> and GNU Make. Test data: </w:t>
+      </w:r>
+      <w:r>
+        <w:rPr>
+          <w:rFonts w:ascii="Consolas" w:hAnsi="Consolas" w:eastAsia="Consolas"/>
+        </w:rPr>
+        <w:t>data/questions.txt</w:t>
+      </w:r>
+      <w:r>
+        <w:t xml:space="preserve"> (5 questions) and sample </w:t>
+      </w:r>
+      <w:r>
+        <w:rPr>
+          <w:rFonts w:ascii="Consolas" w:hAnsi="Consolas" w:eastAsia="Consolas"/>
+        </w:rPr>
+        <w:t>results.txt</w:t>
+      </w:r>
+      <w:r>
+        <w:t xml:space="preserve"> files. Tests are run from the repository root.</w:t>
+      </w:r>
+    </w:p>
     <w:p>
       <w:pPr>
         <w:pStyle w:val="Heading2"/>
@@ -3470,384 +1525,48 @@
         <w:t>7. Test Schedule</w:t>
       </w:r>
     </w:p>
-    <w:tbl>
-      <w:tblPr>
-        <w:tblStyle w:val="TableGrid"/>
-        <w:tblW w:type="auto" w:w="0"/>
-        <w:tblLook w:firstColumn="1" w:firstRow="1" w:lastColumn="0" w:lastRow="0" w:noHBand="0" w:noVBand="1" w:val="04A0"/>
-      </w:tblPr>
-      <w:tblGrid>
-        <w:gridCol w:w="3213"/>
-        <w:gridCol w:w="3213"/>
-        <w:gridCol w:w="3213"/>
-      </w:tblGrid>
-      <w:tr>
-        <w:tc>
-          <w:tcPr>
-            <w:tcW w:type="dxa" w:w="3213"/>
-            <w:shd w:val="clear" w:color="auto" w:fill="D9E2F3"/>
-          </w:tcPr>
-          <w:p>
-            <w:r/>
-            <w:r>
-              <w:rPr>
-                <w:b/>
-                <w:sz w:val="18"/>
-              </w:rPr>
-              <w:t>Milestone</w:t>
-            </w:r>
-          </w:p>
-        </w:tc>
-        <w:tc>
-          <w:tcPr>
-            <w:tcW w:type="dxa" w:w="3213"/>
-            <w:shd w:val="clear" w:color="auto" w:fill="D9E2F3"/>
-          </w:tcPr>
-          <w:p>
-            <w:r/>
-            <w:r>
-              <w:rPr>
-                <w:b/>
-                <w:sz w:val="18"/>
-              </w:rPr>
-              <w:t>Date</w:t>
-            </w:r>
-          </w:p>
-        </w:tc>
-        <w:tc>
-          <w:tcPr>
-            <w:tcW w:type="dxa" w:w="3213"/>
-            <w:shd w:val="clear" w:color="auto" w:fill="D9E2F3"/>
-          </w:tcPr>
-          <w:p>
-            <w:r/>
-            <w:r>
-              <w:rPr>
-                <w:b/>
-                <w:sz w:val="18"/>
-              </w:rPr>
-              <w:t>Notes</w:t>
-            </w:r>
-          </w:p>
-        </w:tc>
-      </w:tr>
-      <w:tr>
-        <w:tc>
-          <w:tcPr>
-            <w:tcW w:type="dxa" w:w="3213"/>
-          </w:tcPr>
-          <w:p>
-            <w:r/>
-            <w:r>
-              <w:rPr>
-                <w:sz w:val="18"/>
-              </w:rPr>
-              <w:t>Test case design complete</w:t>
-            </w:r>
-          </w:p>
-        </w:tc>
-        <w:tc>
-          <w:tcPr>
-            <w:tcW w:type="dxa" w:w="3213"/>
-          </w:tcPr>
-          <w:p>
-            <w:r/>
-            <w:r>
-              <w:rPr>
-                <w:sz w:val="18"/>
-              </w:rPr>
-              <w:t>12-Oct-2026</w:t>
-            </w:r>
-          </w:p>
-        </w:tc>
-        <w:tc>
-          <w:tcPr>
-            <w:tcW w:type="dxa" w:w="3213"/>
-          </w:tcPr>
-          <w:p>
-            <w:r/>
-            <w:r>
-              <w:rPr>
-                <w:sz w:val="18"/>
-              </w:rPr>
-              <w:t>This document</w:t>
-            </w:r>
-          </w:p>
-        </w:tc>
-      </w:tr>
-      <w:tr>
-        <w:tc>
-          <w:tcPr>
-            <w:tcW w:type="dxa" w:w="3213"/>
-          </w:tcPr>
-          <w:p>
-            <w:r/>
-            <w:r>
-              <w:rPr>
-                <w:sz w:val="18"/>
-              </w:rPr>
-              <w:t>Unit tests for scoring executed</w:t>
-            </w:r>
-          </w:p>
-        </w:tc>
-        <w:tc>
-          <w:tcPr>
-            <w:tcW w:type="dxa" w:w="3213"/>
-          </w:tcPr>
-          <w:p>
-            <w:r/>
-            <w:r>
-              <w:rPr>
-                <w:sz w:val="18"/>
-              </w:rPr>
-              <w:t>12-Oct-2026</w:t>
-            </w:r>
-          </w:p>
-        </w:tc>
-        <w:tc>
-          <w:tcPr>
-            <w:tcW w:type="dxa" w:w="3213"/>
-          </w:tcPr>
-          <w:p>
-            <w:r/>
-            <w:r>
-              <w:rPr>
-                <w:sz w:val="18"/>
-              </w:rPr>
-              <w:t xml:space="preserve">8 cases, </w:t>
-            </w:r>
-            <w:r>
-              <w:rPr>
-                <w:rFonts w:ascii="Consolas" w:hAnsi="Consolas" w:eastAsia="Consolas"/>
-                <w:sz w:val="18"/>
-              </w:rPr>
-              <w:t>make test</w:t>
-            </w:r>
-          </w:p>
-        </w:tc>
-      </w:tr>
-      <w:tr>
-        <w:tc>
-          <w:tcPr>
-            <w:tcW w:type="dxa" w:w="3213"/>
-          </w:tcPr>
-          <w:p>
-            <w:r/>
-            <w:r>
-              <w:rPr>
-                <w:sz w:val="18"/>
-              </w:rPr>
-              <w:t>Menu and negative tests executed</w:t>
-            </w:r>
-          </w:p>
-        </w:tc>
-        <w:tc>
-          <w:tcPr>
-            <w:tcW w:type="dxa" w:w="3213"/>
-          </w:tcPr>
-          <w:p>
-            <w:r/>
-            <w:r>
-              <w:rPr>
-                <w:sz w:val="18"/>
-              </w:rPr>
-              <w:t>12-Oct-2026</w:t>
-            </w:r>
-          </w:p>
-        </w:tc>
-        <w:tc>
-          <w:tcPr>
-            <w:tcW w:type="dxa" w:w="3213"/>
-          </w:tcPr>
-          <w:p>
-            <w:r/>
-            <w:r>
-              <w:rPr>
-                <w:sz w:val="18"/>
-              </w:rPr>
-              <w:t>Results in Section 13</w:t>
-            </w:r>
-          </w:p>
-        </w:tc>
-      </w:tr>
-      <w:tr>
-        <w:tc>
-          <w:tcPr>
-            <w:tcW w:type="dxa" w:w="3213"/>
-          </w:tcPr>
-          <w:p>
-            <w:r/>
-            <w:r>
-              <w:rPr>
-                <w:sz w:val="18"/>
-              </w:rPr>
-              <w:t>Sprint-1 integration run (menu, quiz, score, save)</w:t>
-            </w:r>
-          </w:p>
-        </w:tc>
-        <w:tc>
-          <w:tcPr>
-            <w:tcW w:type="dxa" w:w="3213"/>
-          </w:tcPr>
-          <w:p>
-            <w:r/>
-            <w:r>
-              <w:rPr>
-                <w:sz w:val="18"/>
-              </w:rPr>
-              <w:t>19 to 23 Oct 2026</w:t>
-            </w:r>
-          </w:p>
-        </w:tc>
-        <w:tc>
-          <w:tcPr>
-            <w:tcW w:type="dxa" w:w="3213"/>
-          </w:tcPr>
-          <w:p>
-            <w:r/>
-            <w:r>
-              <w:rPr>
-                <w:sz w:val="18"/>
-              </w:rPr>
-              <w:t>After Quiz Engine pull requests merge</w:t>
-            </w:r>
-          </w:p>
-        </w:tc>
-      </w:tr>
-      <w:tr>
-        <w:tc>
-          <w:tcPr>
-            <w:tcW w:type="dxa" w:w="3213"/>
-          </w:tcPr>
-          <w:p>
-            <w:r/>
-            <w:r>
-              <w:rPr>
-                <w:sz w:val="18"/>
-              </w:rPr>
-              <w:t>Sprint-1 demo video</w:t>
-            </w:r>
-          </w:p>
-        </w:tc>
-        <w:tc>
-          <w:tcPr>
-            <w:tcW w:type="dxa" w:w="3213"/>
-          </w:tcPr>
-          <w:p>
-            <w:r/>
-            <w:r>
-              <w:rPr>
-                <w:sz w:val="18"/>
-              </w:rPr>
-              <w:t>23-Oct-2026</w:t>
-            </w:r>
-          </w:p>
-        </w:tc>
-        <w:tc>
-          <w:tcPr>
-            <w:tcW w:type="dxa" w:w="3213"/>
-          </w:tcPr>
-          <w:p>
-            <w:r/>
-            <w:r>
-              <w:rPr>
-                <w:sz w:val="18"/>
-              </w:rPr>
-              <w:t>Issue DEMO-1</w:t>
-            </w:r>
-          </w:p>
-        </w:tc>
-      </w:tr>
-      <w:tr>
-        <w:tc>
-          <w:tcPr>
-            <w:tcW w:type="dxa" w:w="3213"/>
-          </w:tcPr>
-          <w:p>
-            <w:r/>
-            <w:r>
-              <w:rPr>
-                <w:sz w:val="18"/>
-              </w:rPr>
-              <w:t>Run all test cases (TEST-1), and run the earlier tests again with memory checks</w:t>
-            </w:r>
-          </w:p>
-        </w:tc>
-        <w:tc>
-          <w:tcPr>
-            <w:tcW w:type="dxa" w:w="3213"/>
-          </w:tcPr>
-          <w:p>
-            <w:r/>
-            <w:r>
-              <w:rPr>
-                <w:sz w:val="18"/>
-              </w:rPr>
-              <w:t>26 to 30 Oct 2026</w:t>
-            </w:r>
-          </w:p>
-        </w:tc>
-        <w:tc>
-          <w:tcPr>
-            <w:tcW w:type="dxa" w:w="3213"/>
-          </w:tcPr>
-          <w:p>
-            <w:r/>
-            <w:r>
-              <w:rPr>
-                <w:sz w:val="18"/>
-              </w:rPr>
-              <w:t>Sprint-2</w:t>
-            </w:r>
-          </w:p>
-        </w:tc>
-      </w:tr>
-      <w:tr>
-        <w:tc>
-          <w:tcPr>
-            <w:tcW w:type="dxa" w:w="3213"/>
-          </w:tcPr>
-          <w:p>
-            <w:r/>
-            <w:r>
-              <w:rPr>
-                <w:sz w:val="18"/>
-              </w:rPr>
-              <w:t>Code freeze and final report</w:t>
-            </w:r>
-          </w:p>
-        </w:tc>
-        <w:tc>
-          <w:tcPr>
-            <w:tcW w:type="dxa" w:w="3213"/>
-          </w:tcPr>
-          <w:p>
-            <w:r/>
-            <w:r>
-              <w:rPr>
-                <w:sz w:val="18"/>
-              </w:rPr>
-              <w:t>30-Oct-2026</w:t>
-            </w:r>
-          </w:p>
-        </w:tc>
-        <w:tc>
-          <w:tcPr>
-            <w:tcW w:type="dxa" w:w="3213"/>
-          </w:tcPr>
-          <w:p>
-            <w:r/>
-            <w:r>
-              <w:rPr>
-                <w:sz w:val="18"/>
-              </w:rPr>
-              <w:t>Issue DEMO-2</w:t>
-            </w:r>
-          </w:p>
-        </w:tc>
-      </w:tr>
-    </w:tbl>
-    <w:p/>
+    <w:p>
+      <w:pPr>
+        <w:pStyle w:val="ListBullet"/>
+      </w:pPr>
+      <w:r>
+        <w:rPr>
+          <w:b/>
+        </w:rPr>
+        <w:t>12 Oct 2026:</w:t>
+      </w:r>
+      <w:r>
+        <w:t xml:space="preserve"> test cases designed; unit tests and menu tests run.</w:t>
+      </w:r>
+    </w:p>
+    <w:p>
+      <w:pPr>
+        <w:pStyle w:val="ListBullet"/>
+      </w:pPr>
+      <w:r>
+        <w:rPr>
+          <w:b/>
+        </w:rPr>
+        <w:t>19 to 23 Oct 2026 (Sprint-1):</w:t>
+      </w:r>
+      <w:r>
+        <w:t xml:space="preserve"> integration run of menu, quiz, score and save; demo video (DEMO-1).</w:t>
+      </w:r>
+    </w:p>
+    <w:p>
+      <w:pPr>
+        <w:pStyle w:val="ListBullet"/>
+      </w:pPr>
+      <w:r>
+        <w:rPr>
+          <w:b/>
+        </w:rPr>
+        <w:t>26 to 30 Oct 2026 (Sprint-2):</w:t>
+      </w:r>
+      <w:r>
+        <w:t xml:space="preserve"> leaderboard tests, all test cases run again (TEST-1), final report and demo video (DEMO-2).</w:t>
+      </w:r>
+    </w:p>
     <w:p>
       <w:pPr>
         <w:pStyle w:val="Heading2"/>
@@ -3857,27 +1576,8 @@
       </w:r>
     </w:p>
     <w:p>
-      <w:pPr>
-        <w:pStyle w:val="ListBullet"/>
-      </w:pPr>
       <w:r>
-        <w:t>Test Plan (this document)</w:t>
-      </w:r>
-    </w:p>
-    <w:p>
-      <w:pPr>
-        <w:pStyle w:val="ListBullet"/>
-      </w:pPr>
-      <w:r>
-        <w:t>Test cases and results (Section 13)</w:t>
-      </w:r>
-    </w:p>
-    <w:p>
-      <w:pPr>
-        <w:pStyle w:val="ListBullet"/>
-      </w:pPr>
-      <w:r>
-        <w:t xml:space="preserve">Unit test source </w:t>
+        <w:t xml:space="preserve">Test Plan (this document), test cases and results (Section 13), unit test source </w:t>
       </w:r>
       <w:r>
         <w:rPr>
@@ -3886,40 +1586,7 @@
         <w:t>tests/test_score.c</w:t>
       </w:r>
       <w:r>
-        <w:t xml:space="preserve"> and the </w:t>
-      </w:r>
-      <w:r>
-        <w:rPr>
-          <w:rFonts w:ascii="Consolas" w:hAnsi="Consolas" w:eastAsia="Consolas"/>
-        </w:rPr>
-        <w:t>make test</w:t>
-      </w:r>
-      <w:r>
-        <w:t xml:space="preserve"> target</w:t>
-      </w:r>
-    </w:p>
-    <w:p>
-      <w:pPr>
-        <w:pStyle w:val="ListBullet"/>
-      </w:pPr>
-      <w:r>
-        <w:t>Test data files and scripted inputs</w:t>
-      </w:r>
-    </w:p>
-    <w:p>
-      <w:pPr>
-        <w:pStyle w:val="ListBullet"/>
-      </w:pPr>
-      <w:r>
-        <w:t>Defect reports (GitHub issues labelled with the requirement ID)</w:t>
-      </w:r>
-    </w:p>
-    <w:p>
-      <w:pPr>
-        <w:pStyle w:val="ListBullet"/>
-      </w:pPr>
-      <w:r>
-        <w:t>Test summary report (Section 14, updated after each run)</w:t>
+        <w:t>, defect reports (GitHub issues), and the test summary (Section 14).</w:t>
       </w:r>
     </w:p>
     <w:p>
@@ -3930,258 +1597,71 @@
         <w:t>9. Roles and Responsibilities</w:t>
       </w:r>
     </w:p>
-    <w:tbl>
-      <w:tblPr>
-        <w:tblStyle w:val="TableGrid"/>
-        <w:tblW w:type="auto" w:w="0"/>
-        <w:tblLook w:firstColumn="1" w:firstRow="1" w:lastColumn="0" w:lastRow="0" w:noHBand="0" w:noVBand="1" w:val="04A0"/>
-      </w:tblPr>
-      <w:tblGrid>
-        <w:gridCol w:w="3213"/>
-        <w:gridCol w:w="3213"/>
-        <w:gridCol w:w="3213"/>
-      </w:tblGrid>
-      <w:tr>
-        <w:tc>
-          <w:tcPr>
-            <w:tcW w:type="dxa" w:w="3213"/>
-            <w:shd w:val="clear" w:color="auto" w:fill="D9E2F3"/>
-          </w:tcPr>
-          <w:p>
-            <w:r/>
-            <w:r>
-              <w:rPr>
-                <w:b/>
-                <w:sz w:val="18"/>
-              </w:rPr>
-              <w:t>Role</w:t>
-            </w:r>
-          </w:p>
-        </w:tc>
-        <w:tc>
-          <w:tcPr>
-            <w:tcW w:type="dxa" w:w="3213"/>
-            <w:shd w:val="clear" w:color="auto" w:fill="D9E2F3"/>
-          </w:tcPr>
-          <w:p>
-            <w:r/>
-            <w:r>
-              <w:rPr>
-                <w:b/>
-                <w:sz w:val="18"/>
-              </w:rPr>
-              <w:t>Name</w:t>
-            </w:r>
-          </w:p>
-        </w:tc>
-        <w:tc>
-          <w:tcPr>
-            <w:tcW w:type="dxa" w:w="3213"/>
-            <w:shd w:val="clear" w:color="auto" w:fill="D9E2F3"/>
-          </w:tcPr>
-          <w:p>
-            <w:r/>
-            <w:r>
-              <w:rPr>
-                <w:b/>
-                <w:sz w:val="18"/>
-              </w:rPr>
-              <w:t>Responsibility</w:t>
-            </w:r>
-          </w:p>
-        </w:tc>
-      </w:tr>
-      <w:tr>
-        <w:tc>
-          <w:tcPr>
-            <w:tcW w:type="dxa" w:w="3213"/>
-          </w:tcPr>
-          <w:p>
-            <w:r/>
-            <w:r>
-              <w:rPr>
-                <w:sz w:val="18"/>
-              </w:rPr>
-              <w:t>QA Lead</w:t>
-            </w:r>
-          </w:p>
-        </w:tc>
-        <w:tc>
-          <w:tcPr>
-            <w:tcW w:type="dxa" w:w="3213"/>
-          </w:tcPr>
-          <w:p>
-            <w:r/>
-            <w:r>
-              <w:rPr>
-                <w:sz w:val="18"/>
-              </w:rPr>
-              <w:t>Sanjana</w:t>
-            </w:r>
-          </w:p>
-        </w:tc>
-        <w:tc>
-          <w:tcPr>
-            <w:tcW w:type="dxa" w:w="3213"/>
-          </w:tcPr>
-          <w:p>
-            <w:r/>
-            <w:r>
-              <w:rPr>
-                <w:sz w:val="18"/>
-              </w:rPr>
-              <w:t>Owns TEST-1: runs the full suite and logs results</w:t>
-            </w:r>
-          </w:p>
-        </w:tc>
-      </w:tr>
-      <w:tr>
-        <w:tc>
-          <w:tcPr>
-            <w:tcW w:type="dxa" w:w="3213"/>
-          </w:tcPr>
-          <w:p>
-            <w:r/>
-            <w:r>
-              <w:rPr>
-                <w:sz w:val="18"/>
-              </w:rPr>
-              <w:t>Test Engineer (scoring)</w:t>
-            </w:r>
-          </w:p>
-        </w:tc>
-        <w:tc>
-          <w:tcPr>
-            <w:tcW w:type="dxa" w:w="3213"/>
-          </w:tcPr>
-          <w:p>
-            <w:r/>
-            <w:r>
-              <w:rPr>
-                <w:sz w:val="18"/>
-              </w:rPr>
-              <w:t>Vikas</w:t>
-            </w:r>
-          </w:p>
-        </w:tc>
-        <w:tc>
-          <w:tcPr>
-            <w:tcW w:type="dxa" w:w="3213"/>
-          </w:tcPr>
-          <w:p>
-            <w:r/>
-            <w:r>
-              <w:rPr>
-                <w:sz w:val="18"/>
-              </w:rPr>
-              <w:t xml:space="preserve">Maintains </w:t>
-            </w:r>
-            <w:r>
-              <w:rPr>
-                <w:rFonts w:ascii="Consolas" w:hAnsi="Consolas" w:eastAsia="Consolas"/>
-                <w:sz w:val="18"/>
-              </w:rPr>
-              <w:t>tests/test_score.c</w:t>
-            </w:r>
-            <w:r>
-              <w:rPr>
-                <w:sz w:val="18"/>
-              </w:rPr>
-              <w:t>; unit and boundary tests</w:t>
-            </w:r>
-          </w:p>
-        </w:tc>
-      </w:tr>
-      <w:tr>
-        <w:tc>
-          <w:tcPr>
-            <w:tcW w:type="dxa" w:w="3213"/>
-          </w:tcPr>
-          <w:p>
-            <w:r/>
-            <w:r>
-              <w:rPr>
-                <w:sz w:val="18"/>
-              </w:rPr>
-              <w:t>Test Engineer (storage, security)</w:t>
-            </w:r>
-          </w:p>
-        </w:tc>
-        <w:tc>
-          <w:tcPr>
-            <w:tcW w:type="dxa" w:w="3213"/>
-          </w:tcPr>
-          <w:p>
-            <w:r/>
-            <w:r>
-              <w:rPr>
-                <w:sz w:val="18"/>
-              </w:rPr>
-              <w:t>Vaishnavi</w:t>
-            </w:r>
-          </w:p>
-        </w:tc>
-        <w:tc>
-          <w:tcPr>
-            <w:tcW w:type="dxa" w:w="3213"/>
-          </w:tcPr>
-          <w:p>
-            <w:r/>
-            <w:r>
-              <w:rPr>
-                <w:sz w:val="18"/>
-              </w:rPr>
-              <w:t>Storage, leaderboard and security checks (5.1)</w:t>
-            </w:r>
-          </w:p>
-        </w:tc>
-      </w:tr>
-      <w:tr>
-        <w:tc>
-          <w:tcPr>
-            <w:tcW w:type="dxa" w:w="3213"/>
-          </w:tcPr>
-          <w:p>
-            <w:r/>
-            <w:r>
-              <w:rPr>
-                <w:sz w:val="18"/>
-              </w:rPr>
-              <w:t>Developer / Product Owner / Repo Owner</w:t>
-            </w:r>
-          </w:p>
-        </w:tc>
-        <w:tc>
-          <w:tcPr>
-            <w:tcW w:type="dxa" w:w="3213"/>
-          </w:tcPr>
-          <w:p>
-            <w:r/>
-            <w:r>
-              <w:rPr>
-                <w:sz w:val="18"/>
-              </w:rPr>
-              <w:t>Tejas</w:t>
-            </w:r>
-          </w:p>
-        </w:tc>
-        <w:tc>
-          <w:tcPr>
-            <w:tcW w:type="dxa" w:w="3213"/>
-          </w:tcPr>
-          <w:p>
-            <w:r/>
-            <w:r>
-              <w:rPr>
-                <w:sz w:val="18"/>
-              </w:rPr>
-              <w:t>Menu tests, CI, review and merge, sign-off</w:t>
-            </w:r>
-          </w:p>
-        </w:tc>
-      </w:tr>
-    </w:tbl>
-    <w:p/>
+    <w:p>
+      <w:pPr>
+        <w:pStyle w:val="ListBullet"/>
+      </w:pPr>
+      <w:r>
+        <w:rPr>
+          <w:b/>
+        </w:rPr>
+        <w:t>Sanjana:</w:t>
+      </w:r>
+      <w:r>
+        <w:t xml:space="preserve"> QA lead; runs the full suite and logs results (TEST-1).</w:t>
+      </w:r>
+    </w:p>
+    <w:p>
+      <w:pPr>
+        <w:pStyle w:val="ListBullet"/>
+      </w:pPr>
+      <w:r>
+        <w:rPr>
+          <w:b/>
+        </w:rPr>
+        <w:t>Vikas:</w:t>
+      </w:r>
+      <w:r>
+        <w:t xml:space="preserve"> maintains </w:t>
+      </w:r>
+      <w:r>
+        <w:rPr>
+          <w:rFonts w:ascii="Consolas" w:hAnsi="Consolas" w:eastAsia="Consolas"/>
+        </w:rPr>
+        <w:t>tests/test_score.c</w:t>
+      </w:r>
+      <w:r>
+        <w:t>; unit and boundary tests.</w:t>
+      </w:r>
+    </w:p>
+    <w:p>
+      <w:pPr>
+        <w:pStyle w:val="ListBullet"/>
+      </w:pPr>
+      <w:r>
+        <w:rPr>
+          <w:b/>
+        </w:rPr>
+        <w:t>Vaishnavi:</w:t>
+      </w:r>
+      <w:r>
+        <w:t xml:space="preserve"> storage, leaderboard and security checks.</w:t>
+      </w:r>
+    </w:p>
+    <w:p>
+      <w:pPr>
+        <w:pStyle w:val="ListBullet"/>
+      </w:pPr>
+      <w:r>
+        <w:rPr>
+          <w:b/>
+        </w:rPr>
+        <w:t>Tejas:</w:t>
+      </w:r>
+      <w:r>
+        <w:t xml:space="preserve"> menu tests, CI, review and merge.</w:t>
+      </w:r>
+    </w:p>
     <w:p>
       <w:pPr>
         <w:pStyle w:val="Heading2"/>
@@ -4190,222 +1670,48 @@
         <w:t>10. Risks and Mitigation</w:t>
       </w:r>
     </w:p>
-    <w:tbl>
-      <w:tblPr>
-        <w:tblStyle w:val="TableGrid"/>
-        <w:tblW w:type="auto" w:w="0"/>
-        <w:tblLook w:firstColumn="1" w:firstRow="1" w:lastColumn="0" w:lastRow="0" w:noHBand="0" w:noVBand="1" w:val="04A0"/>
-      </w:tblPr>
-      <w:tblGrid>
-        <w:gridCol w:w="4819"/>
-        <w:gridCol w:w="4819"/>
-      </w:tblGrid>
-      <w:tr>
-        <w:tc>
-          <w:tcPr>
-            <w:tcW w:type="dxa" w:w="4819"/>
-            <w:shd w:val="clear" w:color="auto" w:fill="D9E2F3"/>
-          </w:tcPr>
-          <w:p>
-            <w:r/>
-            <w:r>
-              <w:rPr>
-                <w:b/>
-                <w:sz w:val="18"/>
-              </w:rPr>
-              <w:t>Risk</w:t>
-            </w:r>
-          </w:p>
-        </w:tc>
-        <w:tc>
-          <w:tcPr>
-            <w:tcW w:type="dxa" w:w="4819"/>
-            <w:shd w:val="clear" w:color="auto" w:fill="D9E2F3"/>
-          </w:tcPr>
-          <w:p>
-            <w:r/>
-            <w:r>
-              <w:rPr>
-                <w:b/>
-                <w:sz w:val="18"/>
-              </w:rPr>
-              <w:t>Mitigation</w:t>
-            </w:r>
-          </w:p>
-        </w:tc>
-      </w:tr>
-      <w:tr>
-        <w:tc>
-          <w:tcPr>
-            <w:tcW w:type="dxa" w:w="4819"/>
-          </w:tcPr>
-          <w:p>
-            <w:r/>
-            <w:r>
-              <w:rPr>
-                <w:sz w:val="18"/>
-              </w:rPr>
-              <w:t>Quiz Engine is late, so tests of the whole quiz are blocked</w:t>
-            </w:r>
-          </w:p>
-        </w:tc>
-        <w:tc>
-          <w:tcPr>
-            <w:tcW w:type="dxa" w:w="4819"/>
-          </w:tcPr>
-          <w:p>
-            <w:r/>
-            <w:r>
-              <w:rPr>
-                <w:sz w:val="18"/>
-              </w:rPr>
-              <w:t>Test scoring and storage on their own; run the whole-quiz tests as soon as the engine is merged</w:t>
-            </w:r>
-          </w:p>
-        </w:tc>
-      </w:tr>
-      <w:tr>
-        <w:tc>
-          <w:tcPr>
-            <w:tcW w:type="dxa" w:w="4819"/>
-          </w:tcPr>
-          <w:p>
-            <w:r/>
-            <w:r>
-              <w:rPr>
-                <w:sz w:val="18"/>
-              </w:rPr>
-              <w:t>Leaderboard (Sprint-2) leaves little time to test</w:t>
-            </w:r>
-          </w:p>
-        </w:tc>
-        <w:tc>
-          <w:tcPr>
-            <w:tcW w:type="dxa" w:w="4819"/>
-          </w:tcPr>
-          <w:p>
-            <w:r/>
-            <w:r>
-              <w:rPr>
-                <w:sz w:val="18"/>
-              </w:rPr>
-              <w:t>Test cases are written now and the sample data is prepared in advance</w:t>
-            </w:r>
-          </w:p>
-        </w:tc>
-      </w:tr>
-      <w:tr>
-        <w:tc>
-          <w:tcPr>
-            <w:tcW w:type="dxa" w:w="4819"/>
-          </w:tcPr>
-          <w:p>
-            <w:r/>
-            <w:r>
-              <w:rPr>
-                <w:sz w:val="18"/>
-              </w:rPr>
-              <w:t>Tests depend on the working directory</w:t>
-            </w:r>
-          </w:p>
-        </w:tc>
-        <w:tc>
-          <w:tcPr>
-            <w:tcW w:type="dxa" w:w="4819"/>
-          </w:tcPr>
-          <w:p>
-            <w:r/>
-            <w:r>
-              <w:rPr>
-                <w:sz w:val="18"/>
-              </w:rPr>
-              <w:t>Always run from the repository root</w:t>
-            </w:r>
-          </w:p>
-        </w:tc>
-      </w:tr>
-      <w:tr>
-        <w:tc>
-          <w:tcPr>
-            <w:tcW w:type="dxa" w:w="4819"/>
-          </w:tcPr>
-          <w:p>
-            <w:r/>
-            <w:r>
-              <w:rPr>
-                <w:sz w:val="18"/>
-              </w:rPr>
-              <w:t xml:space="preserve">Windows and Linux end lines differently in </w:t>
-            </w:r>
-            <w:r>
-              <w:rPr>
-                <w:rFonts w:ascii="Consolas" w:hAnsi="Consolas" w:eastAsia="Consolas"/>
-                <w:sz w:val="18"/>
-              </w:rPr>
-              <w:t>results.txt</w:t>
-            </w:r>
-          </w:p>
-        </w:tc>
-        <w:tc>
-          <w:tcPr>
-            <w:tcW w:type="dxa" w:w="4819"/>
-          </w:tcPr>
-          <w:p>
-            <w:r/>
-            <w:r>
-              <w:rPr>
-                <w:sz w:val="18"/>
-              </w:rPr>
-              <w:t>Include a file with Windows (CRLF) line endings in the leaderboard tests</w:t>
-            </w:r>
-          </w:p>
-        </w:tc>
-      </w:tr>
-      <w:tr>
-        <w:tc>
-          <w:tcPr>
-            <w:tcW w:type="dxa" w:w="4819"/>
-          </w:tcPr>
-          <w:p>
-            <w:r/>
-            <w:r>
-              <w:rPr>
-                <w:sz w:val="18"/>
-              </w:rPr>
-              <w:t>Manual tests are skipped when time is short</w:t>
-            </w:r>
-          </w:p>
-        </w:tc>
-        <w:tc>
-          <w:tcPr>
-            <w:tcW w:type="dxa" w:w="4819"/>
-          </w:tcPr>
-          <w:p>
-            <w:r/>
-            <w:r>
-              <w:rPr>
-                <w:sz w:val="18"/>
-              </w:rPr>
-              <w:t xml:space="preserve">Scripts and </w:t>
-            </w:r>
-            <w:r>
-              <w:rPr>
-                <w:rFonts w:ascii="Consolas" w:hAnsi="Consolas" w:eastAsia="Consolas"/>
-                <w:sz w:val="18"/>
-              </w:rPr>
-              <w:t>make test</w:t>
-            </w:r>
-            <w:r>
-              <w:rPr>
-                <w:sz w:val="18"/>
-              </w:rPr>
-              <w:t xml:space="preserve"> keep the common checks to one command</w:t>
-            </w:r>
-          </w:p>
-        </w:tc>
-      </w:tr>
-    </w:tbl>
-    <w:p/>
+    <w:p>
+      <w:pPr>
+        <w:pStyle w:val="ListBullet"/>
+      </w:pPr>
+      <w:r>
+        <w:rPr>
+          <w:b/>
+        </w:rPr>
+        <w:t>Leaderboard (Sprint-2) leaves little time to test:</w:t>
+      </w:r>
+      <w:r>
+        <w:t xml:space="preserve"> test cases and sample data are prepared in advance.</w:t>
+      </w:r>
+    </w:p>
+    <w:p>
+      <w:pPr>
+        <w:pStyle w:val="ListBullet"/>
+      </w:pPr>
+      <w:r>
+        <w:rPr>
+          <w:b/>
+        </w:rPr>
+        <w:t>Tests depend on the working directory:</w:t>
+      </w:r>
+      <w:r>
+        <w:t xml:space="preserve"> always run from the repository root.</w:t>
+      </w:r>
+    </w:p>
+    <w:p>
+      <w:pPr>
+        <w:pStyle w:val="ListBullet"/>
+      </w:pPr>
+      <w:r>
+        <w:rPr>
+          <w:b/>
+        </w:rPr>
+        <w:t>Windows (CRLF) and Linux line endings in `results.txt`:</w:t>
+      </w:r>
+      <w:r>
+        <w:t xml:space="preserve"> include a CRLF file in the leaderboard tests.</w:t>
+      </w:r>
+    </w:p>
     <w:p>
       <w:pPr>
         <w:pStyle w:val="Heading2"/>
@@ -4419,16 +1725,7 @@
         <w:pStyle w:val="ListBullet"/>
       </w:pPr>
       <w:r>
-        <w:t xml:space="preserve">The Quiz Engine uses the function names and arguments in </w:t>
-      </w:r>
-      <w:r>
-        <w:rPr>
-          <w:rFonts w:ascii="Consolas" w:hAnsi="Consolas" w:eastAsia="Consolas"/>
-        </w:rPr>
-        <w:t>quiz.h</w:t>
-      </w:r>
-      <w:r>
-        <w:t xml:space="preserve"> exactly.</w:t>
+        <w:t>Modules use the function names and arguments in the header files exactly.</w:t>
       </w:r>
     </w:p>
     <w:p>
@@ -4450,15 +1747,7 @@
         <w:t>results.txt</w:t>
       </w:r>
       <w:r>
-        <w:t xml:space="preserve"> is created by the program; tests start from a known state by deleting it or filling it with sample data.</w:t>
-      </w:r>
-    </w:p>
-    <w:p>
-      <w:pPr>
-        <w:pStyle w:val="ListBullet"/>
-      </w:pPr>
-      <w:r>
-        <w:t>GitHub Actions and a local GCC are available throughout the testing period.</w:t>
+        <w:t xml:space="preserve"> is created by the program; each test starts from a known state.</w:t>
       </w:r>
     </w:p>
     <w:p>
@@ -4486,10 +1775,8 @@
         <w:t>main</w:t>
       </w:r>
       <w:r>
-        <w:t xml:space="preserve"> fails, or more than 30% of the planned cases are blocked by a single defect.</w:t>
+        <w:t xml:space="preserve"> fails, or if one defect blocks more than 30% of the planned cases. </w:t>
       </w:r>
-    </w:p>
-    <w:p>
       <w:r>
         <w:rPr>
           <w:b/>
@@ -4497,7 +1784,7 @@
         <w:t>Resume</w:t>
       </w:r>
       <w:r>
-        <w:t xml:space="preserve"> when the build is green again and the blocking defect is fixed and merged.</w:t>
+        <w:t xml:space="preserve"> when the build is green again and the defect is fixed and merged.</w:t>
       </w:r>
     </w:p>
     <w:p>
@@ -4518,34 +1805,25 @@
     </w:p>
     <w:p>
       <w:r>
-        <w:t xml:space="preserve">Result key: </w:t>
+        <w:t xml:space="preserve">Run on 12-Oct-2026 on </w:t>
       </w:r>
       <w:r>
         <w:rPr>
-          <w:b/>
+          <w:rFonts w:ascii="Consolas" w:hAnsi="Consolas" w:eastAsia="Consolas"/>
         </w:rPr>
-        <w:t>Pass</w:t>
+        <w:t>main</w:t>
       </w:r>
       <w:r>
-        <w:t xml:space="preserve"> and </w:t>
+        <w:t xml:space="preserve"> after the quiz engine was completed, together with the 8 scoring unit tests in </w:t>
       </w:r>
       <w:r>
         <w:rPr>
-          <w:b/>
+          <w:rFonts w:ascii="Consolas" w:hAnsi="Consolas" w:eastAsia="Consolas"/>
         </w:rPr>
-        <w:t>Fail</w:t>
+        <w:t>tests/test_score.c</w:t>
       </w:r>
       <w:r>
-        <w:t xml:space="preserve"> are recorded results; </w:t>
-      </w:r>
-      <w:r>
-        <w:rPr>
-          <w:b/>
-        </w:rPr>
-        <w:t>Blocked</w:t>
-      </w:r>
-      <w:r>
-        <w:t xml:space="preserve"> needs code that is not merged yet; </w:t>
+        <w:t xml:space="preserve">. </w:t>
       </w:r>
       <w:r>
         <w:rPr>
@@ -4554,34 +1832,7 @@
         <w:t>Not run</w:t>
       </w:r>
       <w:r>
-        <w:t xml:space="preserve"> is planned for a later sprint. Run on 12-Oct-2026 on </w:t>
-      </w:r>
-      <w:r>
-        <w:rPr>
-          <w:rFonts w:ascii="Consolas" w:hAnsi="Consolas" w:eastAsia="Consolas"/>
-        </w:rPr>
-        <w:t>main</w:t>
-      </w:r>
-      <w:r>
-        <w:t xml:space="preserve"> after the quiz engine was completed (TC-10 to TC-12 were first blocked at commit </w:t>
-      </w:r>
-      <w:r>
-        <w:rPr>
-          <w:rFonts w:ascii="Consolas" w:hAnsi="Consolas" w:eastAsia="Consolas"/>
-        </w:rPr>
-        <w:t>2da664a</w:t>
-      </w:r>
-      <w:r>
-        <w:t xml:space="preserve">), together with the 8 scoring unit tests in </w:t>
-      </w:r>
-      <w:r>
-        <w:rPr>
-          <w:rFonts w:ascii="Consolas" w:hAnsi="Consolas" w:eastAsia="Consolas"/>
-        </w:rPr>
-        <w:t>tests/test_score.c</w:t>
-      </w:r>
-      <w:r>
-        <w:t>.</w:t>
+        <w:t xml:space="preserve"> means planned for Sprint-2.</w:t>
       </w:r>
     </w:p>
     <w:tbl>
@@ -4763,14 +2014,7 @@
               <w:rPr>
                 <w:sz w:val="18"/>
               </w:rPr>
-              <w:t xml:space="preserve">Menu shows 1 Start Quiz, 2 View Leaderboard, 3 Instructions, 4 Exit and the prompt </w:t>
-            </w:r>
-            <w:r>
-              <w:rPr>
-                <w:rFonts w:ascii="Consolas" w:hAnsi="Consolas" w:eastAsia="Consolas"/>
-                <w:sz w:val="18"/>
-              </w:rPr>
-              <w:t>Enter your choice (1-4):</w:t>
+              <w:t>Menu shows 1 Start Quiz, 2 View Leaderboard, 3 Instructions, 4 Exit</w:t>
             </w:r>
           </w:p>
         </w:tc>
@@ -4982,7 +2226,7 @@
               <w:rPr>
                 <w:sz w:val="18"/>
               </w:rPr>
-              <w:t xml:space="preserve">, an empty line and </w:t>
+              <w:t xml:space="preserve">, an empty line, </w:t>
             </w:r>
             <w:r>
               <w:rPr>
@@ -4990,12 +2234,6 @@
                 <w:sz w:val="18"/>
               </w:rPr>
               <w:t>4 x</w:t>
-            </w:r>
-            <w:r>
-              <w:rPr>
-                <w:sz w:val="18"/>
-              </w:rPr>
-              <w:t xml:space="preserve"> one after another</w:t>
             </w:r>
           </w:p>
         </w:tc>
@@ -5022,7 +2260,7 @@
               <w:rPr>
                 <w:sz w:val="18"/>
               </w:rPr>
-              <w:t xml:space="preserve"> and the menu again; the program keeps running</w:t>
+              <w:t xml:space="preserve"> and the menu again</w:t>
             </w:r>
           </w:p>
         </w:tc>
@@ -5038,12 +2276,6 @@
                 <w:sz w:val="18"/>
               </w:rPr>
               <w:t>Pass</w:t>
-            </w:r>
-            <w:r>
-              <w:rPr>
-                <w:sz w:val="18"/>
-              </w:rPr>
-              <w:t xml:space="preserve"> (5 errors, no exit)</w:t>
             </w:r>
           </w:p>
         </w:tc>
@@ -5135,7 +2367,7 @@
               <w:rPr>
                 <w:sz w:val="18"/>
               </w:rPr>
-              <w:t>After the instructions the menu is displayed again before exit</w:t>
+              <w:t>Menu is shown again after the instructions</w:t>
             </w:r>
           </w:p>
         </w:tc>
@@ -5151,12 +2383,6 @@
                 <w:sz w:val="18"/>
               </w:rPr>
               <w:t>Pass</w:t>
-            </w:r>
-            <w:r>
-              <w:rPr>
-                <w:sz w:val="18"/>
-              </w:rPr>
-              <w:t xml:space="preserve"> (menu shown twice)</w:t>
             </w:r>
           </w:p>
         </w:tc>
@@ -5227,7 +2453,7 @@
               <w:rPr>
                 <w:sz w:val="18"/>
               </w:rPr>
-              <w:t>. (b) Run with empty standard input</w:t>
+              <w:t>. (b) Empty standard input</w:t>
             </w:r>
           </w:p>
         </w:tc>
@@ -5241,7 +2467,7 @@
               <w:rPr>
                 <w:sz w:val="18"/>
               </w:rPr>
-              <w:t>Goodbye message and exit code 0 in both cases</w:t>
+              <w:t>Goodbye message and clean exit in both cases</w:t>
             </w:r>
           </w:p>
         </w:tc>
@@ -5321,7 +2547,7 @@
               <w:rPr>
                 <w:sz w:val="18"/>
               </w:rPr>
-              <w:t xml:space="preserve"> with 5 questions: 3, 1, 5 and 0 correct</w:t>
+              <w:t xml:space="preserve"> with 3, 1, 5 and 0 of 5 correct</w:t>
             </w:r>
           </w:p>
         </w:tc>
@@ -5335,7 +2561,7 @@
               <w:rPr>
                 <w:sz w:val="18"/>
               </w:rPr>
-              <w:t>Scores 3, 1, 5, 0; correct + incorrect = total; percentages 60, 20, 100, 0</w:t>
+              <w:t>Scores 3, 1, 5, 0; percentages 60, 20, 100, 0; correct + incorrect = total</w:t>
             </w:r>
           </w:p>
         </w:tc>
@@ -5351,12 +2577,6 @@
                 <w:sz w:val="18"/>
               </w:rPr>
               <w:t>Pass</w:t>
-            </w:r>
-            <w:r>
-              <w:rPr>
-                <w:sz w:val="18"/>
-              </w:rPr>
-              <w:t xml:space="preserve"> (Test 1 to 4)</w:t>
             </w:r>
           </w:p>
         </w:tc>
@@ -5414,7 +2634,7 @@
               <w:rPr>
                 <w:sz w:val="18"/>
               </w:rPr>
-              <w:t>4 of 10 correct, then 3 of 10 correct</w:t>
+              <w:t>4 of 10, then 3 of 10 correct</w:t>
             </w:r>
           </w:p>
         </w:tc>
@@ -5444,12 +2664,6 @@
                 <w:sz w:val="18"/>
               </w:rPr>
               <w:t>Pass</w:t>
-            </w:r>
-            <w:r>
-              <w:rPr>
-                <w:sz w:val="18"/>
-              </w:rPr>
-              <w:t xml:space="preserve"> (Test 6, 7)</w:t>
             </w:r>
           </w:p>
         </w:tc>
@@ -5514,7 +2728,7 @@
               <w:rPr>
                 <w:sz w:val="18"/>
               </w:rPr>
-              <w:t xml:space="preserve"> with a result; then with NULL</w:t>
+              <w:t xml:space="preserve"> with a result, then with NULL</w:t>
             </w:r>
           </w:p>
         </w:tc>
@@ -5528,20 +2742,20 @@
               <w:rPr>
                 <w:sz w:val="18"/>
               </w:rPr>
-              <w:t xml:space="preserve">Prints score, percentage, correct and incorrect counts and Pass/Fail; NULL prints </w:t>
+              <w:t xml:space="preserve">Shows score, percentage, counts, Pass/Fail; NULL prints an </w:t>
             </w:r>
             <w:r>
               <w:rPr>
                 <w:rFonts w:ascii="Consolas" w:hAnsi="Consolas" w:eastAsia="Consolas"/>
                 <w:sz w:val="18"/>
               </w:rPr>
-              <w:t>Error: result is unavailable.</w:t>
-            </w:r>
-            <w:r>
-              <w:rPr>
-                <w:sz w:val="18"/>
-              </w:rPr>
-              <w:t xml:space="preserve"> and does not crash</w:t>
+              <w:t>Error:</w:t>
+            </w:r>
+            <w:r>
+              <w:rPr>
+                <w:sz w:val="18"/>
+              </w:rPr>
+              <w:t xml:space="preserve"> line, no crash</w:t>
             </w:r>
           </w:p>
         </w:tc>
@@ -5557,12 +2771,6 @@
                 <w:sz w:val="18"/>
               </w:rPr>
               <w:t>Pass</w:t>
-            </w:r>
-            <w:r>
-              <w:rPr>
-                <w:sz w:val="18"/>
-              </w:rPr>
-              <w:t xml:space="preserve"> (Test 1 to 5)</w:t>
             </w:r>
           </w:p>
         </w:tc>
@@ -5618,36 +2826,16 @@
             <w:r/>
             <w:r>
               <w:rPr>
+                <w:sz w:val="18"/>
+              </w:rPr>
+              <w:t xml:space="preserve">Save the name </w:t>
+            </w:r>
+            <w:r>
+              <w:rPr>
                 <w:rFonts w:ascii="Consolas" w:hAnsi="Consolas" w:eastAsia="Consolas"/>
                 <w:sz w:val="18"/>
               </w:rPr>
-              <w:t>save_result("Tara,Bad", ...)</w:t>
-            </w:r>
-            <w:r>
-              <w:rPr>
-                <w:sz w:val="18"/>
-              </w:rPr>
-              <w:t xml:space="preserve">, then names </w:t>
-            </w:r>
-            <w:r>
-              <w:rPr>
-                <w:rFonts w:ascii="Consolas" w:hAnsi="Consolas" w:eastAsia="Consolas"/>
-                <w:sz w:val="18"/>
-              </w:rPr>
-              <w:t>A</w:t>
-            </w:r>
-            <w:r>
-              <w:rPr>
-                <w:sz w:val="18"/>
-              </w:rPr>
-              <w:t xml:space="preserve"> and </w:t>
-            </w:r>
-            <w:r>
-              <w:rPr>
-                <w:rFonts w:ascii="Consolas" w:hAnsi="Consolas" w:eastAsia="Consolas"/>
-                <w:sz w:val="18"/>
-              </w:rPr>
-              <w:t>Line</w:t>
+              <w:t>Tara,Bad</w:t>
             </w:r>
           </w:p>
         </w:tc>
@@ -5661,46 +2849,20 @@
               <w:rPr>
                 <w:sz w:val="18"/>
               </w:rPr>
-              <w:t xml:space="preserve">Records are </w:t>
+              <w:t xml:space="preserve">Record is </w:t>
             </w:r>
             <w:r>
               <w:rPr>
                 <w:rFonts w:ascii="Consolas" w:hAnsi="Consolas" w:eastAsia="Consolas"/>
                 <w:sz w:val="18"/>
               </w:rPr>
-              <w:t>Tara Bad,4</w:t>
-            </w:r>
-            <w:r>
-              <w:rPr>
-                <w:sz w:val="18"/>
-              </w:rPr>
-              <w:t xml:space="preserve">, </w:t>
-            </w:r>
-            <w:r>
-              <w:rPr>
-                <w:rFonts w:ascii="Consolas" w:hAnsi="Consolas" w:eastAsia="Consolas"/>
-                <w:sz w:val="18"/>
-              </w:rPr>
-              <w:t>A,4</w:t>
-            </w:r>
-            <w:r>
-              <w:rPr>
-                <w:sz w:val="18"/>
-              </w:rPr>
-              <w:t xml:space="preserve">, </w:t>
-            </w:r>
-            <w:r>
-              <w:rPr>
-                <w:rFonts w:ascii="Consolas" w:hAnsi="Consolas" w:eastAsia="Consolas"/>
-                <w:sz w:val="18"/>
-              </w:rPr>
-              <w:t>Line,4</w:t>
-            </w:r>
-            <w:r>
-              <w:rPr>
-                <w:sz w:val="18"/>
-              </w:rPr>
-              <w:t>; one line each, return 0</w:t>
+              <w:t>Tara Bad,&lt;score&gt;</w:t>
+            </w:r>
+            <w:r>
+              <w:rPr>
+                <w:sz w:val="18"/>
+              </w:rPr>
+              <w:t xml:space="preserve"> on one line</w:t>
             </w:r>
           </w:p>
         </w:tc>
@@ -5794,7 +2956,7 @@
               <w:rPr>
                 <w:sz w:val="18"/>
               </w:rPr>
-              <w:t xml:space="preserve">One new line </w:t>
+              <w:t xml:space="preserve">New line </w:t>
             </w:r>
             <w:r>
               <w:rPr>
@@ -5807,7 +2969,7 @@
               <w:rPr>
                 <w:sz w:val="18"/>
               </w:rPr>
-              <w:t xml:space="preserve"> is appended to </w:t>
+              <w:t xml:space="preserve"> is added to </w:t>
             </w:r>
             <w:r>
               <w:rPr>
@@ -5848,7 +3010,7 @@
               <w:rPr>
                 <w:sz w:val="18"/>
               </w:rPr>
-              <w:t xml:space="preserve"> after answering B, A, C, D, A)</w:t>
+              <w:t>)</w:t>
             </w:r>
           </w:p>
         </w:tc>
@@ -5920,7 +3082,7 @@
               <w:rPr>
                 <w:sz w:val="18"/>
               </w:rPr>
-              <w:t>Questions appear one at a time with options A to D; each answer is recorded; the quiz ends after the last question and shows the result</w:t>
+              <w:t>One question at a time with options A to D; each answer recorded; result shown at the end</w:t>
             </w:r>
           </w:p>
         </w:tc>
@@ -5936,12 +3098,6 @@
                 <w:sz w:val="18"/>
               </w:rPr>
               <w:t>Pass</w:t>
-            </w:r>
-            <w:r>
-              <w:rPr>
-                <w:sz w:val="18"/>
-              </w:rPr>
-              <w:t xml:space="preserve"> (5 questions shown one by one, result shown after the last)</w:t>
             </w:r>
           </w:p>
         </w:tc>
@@ -6044,12 +3200,6 @@
             <w:r/>
             <w:r>
               <w:rPr>
-                <w:sz w:val="18"/>
-              </w:rPr>
-              <w:t xml:space="preserve">Each invalid entry gives an </w:t>
-            </w:r>
-            <w:r>
-              <w:rPr>
                 <w:rFonts w:ascii="Consolas" w:hAnsi="Consolas" w:eastAsia="Consolas"/>
                 <w:sz w:val="18"/>
               </w:rPr>
@@ -6059,7 +3209,7 @@
               <w:rPr>
                 <w:sz w:val="18"/>
               </w:rPr>
-              <w:t xml:space="preserve"> line and the same question again; </w:t>
+              <w:t xml:space="preserve"> and the same question each time; </w:t>
             </w:r>
             <w:r>
               <w:rPr>
@@ -6088,38 +3238,6 @@
                 <w:sz w:val="18"/>
               </w:rPr>
               <w:t>Pass</w:t>
-            </w:r>
-            <w:r>
-              <w:rPr>
-                <w:sz w:val="18"/>
-              </w:rPr>
-              <w:t xml:space="preserve"> (3 </w:t>
-            </w:r>
-            <w:r>
-              <w:rPr>
-                <w:rFonts w:ascii="Consolas" w:hAnsi="Consolas" w:eastAsia="Consolas"/>
-                <w:sz w:val="18"/>
-              </w:rPr>
-              <w:t>Error:</w:t>
-            </w:r>
-            <w:r>
-              <w:rPr>
-                <w:sz w:val="18"/>
-              </w:rPr>
-              <w:t xml:space="preserve"> lines, then </w:t>
-            </w:r>
-            <w:r>
-              <w:rPr>
-                <w:rFonts w:ascii="Consolas" w:hAnsi="Consolas" w:eastAsia="Consolas"/>
-                <w:sz w:val="18"/>
-              </w:rPr>
-              <w:t>B</w:t>
-            </w:r>
-            <w:r>
-              <w:rPr>
-                <w:sz w:val="18"/>
-              </w:rPr>
-              <w:t xml:space="preserve"> accepted)</w:t>
             </w:r>
           </w:p>
         </w:tc>
@@ -6175,12 +3293,6 @@
             <w:r/>
             <w:r>
               <w:rPr>
-                <w:sz w:val="18"/>
-              </w:rPr>
-              <w:t xml:space="preserve">Fill </w:t>
-            </w:r>
-            <w:r>
-              <w:rPr>
                 <w:rFonts w:ascii="Consolas" w:hAnsi="Consolas" w:eastAsia="Consolas"/>
                 <w:sz w:val="18"/>
               </w:rPr>
@@ -6190,7 +3302,7 @@
               <w:rPr>
                 <w:sz w:val="18"/>
               </w:rPr>
-              <w:t xml:space="preserve"> with </w:t>
+              <w:t xml:space="preserve"> has </w:t>
             </w:r>
             <w:r>
               <w:rPr>
@@ -6229,7 +3341,7 @@
               <w:rPr>
                 <w:sz w:val="18"/>
               </w:rPr>
-              <w:t>; choose View Leaderboard</w:t>
+              <w:t>; View Leaderboard</w:t>
             </w:r>
           </w:p>
         </w:tc>
@@ -6259,12 +3371,6 @@
                 <w:sz w:val="18"/>
               </w:rPr>
               <w:t>Not run</w:t>
-            </w:r>
-            <w:r>
-              <w:rPr>
-                <w:sz w:val="18"/>
-              </w:rPr>
-              <w:t xml:space="preserve"> (Sprint-2)</w:t>
             </w:r>
           </w:p>
         </w:tc>
@@ -6335,7 +3441,7 @@
               <w:rPr>
                 <w:sz w:val="18"/>
               </w:rPr>
-              <w:t>; choose View Leaderboard</w:t>
+              <w:t>; View Leaderboard</w:t>
             </w:r>
           </w:p>
         </w:tc>
@@ -6349,7 +3455,7 @@
               <w:rPr>
                 <w:sz w:val="18"/>
               </w:rPr>
-              <w:t>A short "no results yet" message and return to the menu; no crash</w:t>
+              <w:t>"No results yet" message, back to the menu, no crash</w:t>
             </w:r>
           </w:p>
         </w:tc>
@@ -6370,7 +3476,7 @@
               <w:rPr>
                 <w:sz w:val="18"/>
               </w:rPr>
-              <w:t xml:space="preserve"> (known): no crash, but the leaderboard is still a stub and prints nothing; due in Sprint-2</w:t>
+              <w:t xml:space="preserve"> (known): leaderboard is a stub; due in Sprint-2</w:t>
             </w:r>
           </w:p>
         </w:tc>
@@ -6428,7 +3534,7 @@
               <w:rPr>
                 <w:sz w:val="18"/>
               </w:rPr>
-              <w:t>Time a full scripted run: menu, start quiz, name, exit</w:t>
+              <w:t>Time a full scripted run</w:t>
             </w:r>
           </w:p>
         </w:tc>
@@ -6463,7 +3569,7 @@
               <w:rPr>
                 <w:sz w:val="18"/>
               </w:rPr>
-              <w:t xml:space="preserve"> (whole run 0.07 s)</w:t>
+              <w:t xml:space="preserve"> (0.07 s)</w:t>
             </w:r>
           </w:p>
         </w:tc>
@@ -6534,14 +3640,7 @@
               <w:rPr>
                 <w:sz w:val="18"/>
               </w:rPr>
-              <w:t xml:space="preserve"> a folder; call </w:t>
-            </w:r>
-            <w:r>
-              <w:rPr>
-                <w:rFonts w:ascii="Consolas" w:hAnsi="Consolas" w:eastAsia="Consolas"/>
-                <w:sz w:val="18"/>
-              </w:rPr>
-              <w:t>save_result</w:t>
+              <w:t xml:space="preserve"> a folder and save a result</w:t>
             </w:r>
           </w:p>
         </w:tc>
@@ -6555,7 +3654,7 @@
               <w:rPr>
                 <w:sz w:val="18"/>
               </w:rPr>
-              <w:t xml:space="preserve">Returns -1; the program prints only </w:t>
+              <w:t xml:space="preserve">Only </w:t>
             </w:r>
             <w:r>
               <w:rPr>
@@ -6568,7 +3667,7 @@
               <w:rPr>
                 <w:sz w:val="18"/>
               </w:rPr>
-              <w:t xml:space="preserve"> with no path or system text</w:t>
+              <w:t>, no path or system text</w:t>
             </w:r>
           </w:p>
         </w:tc>
@@ -6584,25 +3683,6 @@
                 <w:sz w:val="18"/>
               </w:rPr>
               <w:t>Pass</w:t>
-            </w:r>
-            <w:r>
-              <w:rPr>
-                <w:sz w:val="18"/>
-              </w:rPr>
-              <w:t xml:space="preserve"> (returns -1; message verified in </w:t>
-            </w:r>
-            <w:r>
-              <w:rPr>
-                <w:rFonts w:ascii="Consolas" w:hAnsi="Consolas" w:eastAsia="Consolas"/>
-                <w:sz w:val="18"/>
-              </w:rPr>
-              <w:t>main.c</w:t>
-            </w:r>
-            <w:r>
-              <w:rPr>
-                <w:sz w:val="18"/>
-              </w:rPr>
-              <w:t>)</w:t>
             </w:r>
           </w:p>
         </w:tc>
@@ -6660,7 +3740,7 @@
               <w:rPr>
                 <w:sz w:val="18"/>
               </w:rPr>
-              <w:t xml:space="preserve">Feed a 5000-character line at the menu, then </w:t>
+              <w:t xml:space="preserve">A 5000-character line at the menu, then </w:t>
             </w:r>
             <w:r>
               <w:rPr>
@@ -6694,7 +3774,7 @@
               <w:rPr>
                 <w:sz w:val="18"/>
               </w:rPr>
-              <w:t xml:space="preserve"> message, rest of the line discarded, program continues and exits normally</w:t>
+              <w:t xml:space="preserve"> message, program continues and exits normally</w:t>
             </w:r>
           </w:p>
         </w:tc>
@@ -6753,7 +3833,7 @@
               <w:rPr>
                 <w:sz w:val="18"/>
               </w:rPr>
-              <w:t>Security / inspection</w:t>
+              <w:t>Inspection</w:t>
             </w:r>
           </w:p>
         </w:tc>
@@ -6838,94 +3918,9 @@
             <w:r/>
             <w:r>
               <w:rPr>
-                <w:rFonts w:ascii="Consolas" w:hAnsi="Consolas" w:eastAsia="Consolas"/>
-                <w:sz w:val="18"/>
-              </w:rPr>
-              <w:t>fopen</w:t>
-            </w:r>
-            <w:r>
-              <w:rPr>
-                <w:sz w:val="18"/>
-              </w:rPr>
-              <w:t xml:space="preserve"> uses only the </w:t>
-            </w:r>
-            <w:r>
-              <w:rPr>
-                <w:rFonts w:ascii="Consolas" w:hAnsi="Consolas" w:eastAsia="Consolas"/>
-                <w:sz w:val="18"/>
-              </w:rPr>
-              <w:t>RESULTS_FILE</w:t>
-            </w:r>
-            <w:r>
-              <w:rPr>
-                <w:sz w:val="18"/>
-              </w:rPr>
-              <w:t xml:space="preserve"> constant; no </w:t>
-            </w:r>
-            <w:r>
-              <w:rPr>
-                <w:rFonts w:ascii="Consolas" w:hAnsi="Consolas" w:eastAsia="Consolas"/>
-                <w:sz w:val="18"/>
-              </w:rPr>
-              <w:t>gets</w:t>
-            </w:r>
-            <w:r>
-              <w:rPr>
-                <w:sz w:val="18"/>
-              </w:rPr>
-              <w:t xml:space="preserve">, </w:t>
-            </w:r>
-            <w:r>
-              <w:rPr>
-                <w:rFonts w:ascii="Consolas" w:hAnsi="Consolas" w:eastAsia="Consolas"/>
-                <w:sz w:val="18"/>
-              </w:rPr>
-              <w:t>scanf</w:t>
-            </w:r>
-            <w:r>
-              <w:rPr>
-                <w:sz w:val="18"/>
-              </w:rPr>
-              <w:t xml:space="preserve"> or </w:t>
-            </w:r>
-            <w:r>
-              <w:rPr>
-                <w:rFonts w:ascii="Consolas" w:hAnsi="Consolas" w:eastAsia="Consolas"/>
-                <w:sz w:val="18"/>
-              </w:rPr>
-              <w:t>sprintf</w:t>
-            </w:r>
-            <w:r>
-              <w:rPr>
-                <w:sz w:val="18"/>
-              </w:rPr>
-              <w:t xml:space="preserve">; the single </w:t>
-            </w:r>
-            <w:r>
-              <w:rPr>
-                <w:rFonts w:ascii="Consolas" w:hAnsi="Consolas" w:eastAsia="Consolas"/>
-                <w:sz w:val="18"/>
-              </w:rPr>
-              <w:t>strcpy</w:t>
-            </w:r>
-            <w:r>
-              <w:rPr>
-                <w:sz w:val="18"/>
-              </w:rPr>
-              <w:t xml:space="preserve"> copies the literal </w:t>
-            </w:r>
-            <w:r>
-              <w:rPr>
-                <w:rFonts w:ascii="Consolas" w:hAnsi="Consolas" w:eastAsia="Consolas"/>
-                <w:sz w:val="18"/>
-              </w:rPr>
-              <w:t>"Player"</w:t>
-            </w:r>
-            <w:r>
-              <w:rPr>
-                <w:sz w:val="18"/>
-              </w:rPr>
-              <w:t xml:space="preserve"> into a 64-byte buffer</w:t>
+                <w:sz w:val="18"/>
+              </w:rPr>
+              <w:t>File names are fixed constants; no unsafe input functions</w:t>
             </w:r>
           </w:p>
         </w:tc>
@@ -6941,25 +3936,6 @@
                 <w:sz w:val="18"/>
               </w:rPr>
               <w:t>Pass</w:t>
-            </w:r>
-            <w:r>
-              <w:rPr>
-                <w:sz w:val="18"/>
-              </w:rPr>
-              <w:t xml:space="preserve"> (re-check when </w:t>
-            </w:r>
-            <w:r>
-              <w:rPr>
-                <w:rFonts w:ascii="Consolas" w:hAnsi="Consolas" w:eastAsia="Consolas"/>
-                <w:sz w:val="18"/>
-              </w:rPr>
-              <w:t>quiz.c</w:t>
-            </w:r>
-            <w:r>
-              <w:rPr>
-                <w:sz w:val="18"/>
-              </w:rPr>
-              <w:t xml:space="preserve"> is merged)</w:t>
             </w:r>
           </w:p>
         </w:tc>
@@ -7017,7 +3993,7 @@
               <w:rPr>
                 <w:sz w:val="18"/>
               </w:rPr>
-              <w:t xml:space="preserve">Compile </w:t>
+              <w:t xml:space="preserve">Build </w:t>
             </w:r>
             <w:r>
               <w:rPr>
@@ -7030,7 +4006,7 @@
               <w:rPr>
                 <w:sz w:val="18"/>
               </w:rPr>
-              <w:t xml:space="preserve"> with its test without the other modules</w:t>
+              <w:t xml:space="preserve"> with its test, without the other modules</w:t>
             </w:r>
           </w:p>
         </w:tc>
@@ -7163,7 +4139,7 @@
               <w:rPr>
                 <w:sz w:val="18"/>
               </w:rPr>
-              <w:t xml:space="preserve"> and is followed by a prompt or return to the menu</w:t>
+              <w:t xml:space="preserve"> and is followed by a prompt or the menu</w:t>
             </w:r>
           </w:p>
         </w:tc>
@@ -7179,12 +4155,6 @@
                 <w:sz w:val="18"/>
               </w:rPr>
               <w:t>Pass</w:t>
-            </w:r>
-            <w:r>
-              <w:rPr>
-                <w:sz w:val="18"/>
-              </w:rPr>
-              <w:t xml:space="preserve"> (4 messages found)</w:t>
             </w:r>
           </w:p>
         </w:tc>
@@ -7254,7 +4224,7 @@
               <w:rPr>
                 <w:sz w:val="18"/>
               </w:rPr>
-              <w:t>REQ-1</w:t>
+              <w:t>REQ-1 to REQ-6</w:t>
             </w:r>
           </w:p>
         </w:tc>
@@ -7268,7 +4238,7 @@
               <w:rPr>
                 <w:sz w:val="18"/>
               </w:rPr>
-              <w:t>TC-01</w:t>
+              <w:t>TC-01, TC-02, TC-03, TC-04, TC-05</w:t>
             </w:r>
           </w:p>
         </w:tc>
@@ -7284,7 +4254,7 @@
               <w:rPr>
                 <w:sz w:val="18"/>
               </w:rPr>
-              <w:t>REQ-2</w:t>
+              <w:t>REQ-7 to REQ-10</w:t>
             </w:r>
           </w:p>
         </w:tc>
@@ -7298,7 +4268,7 @@
               <w:rPr>
                 <w:sz w:val="18"/>
               </w:rPr>
-              <w:t>TC-02</w:t>
+              <w:t>TC-06, TC-07</w:t>
             </w:r>
           </w:p>
         </w:tc>
@@ -7314,7 +4284,7 @@
               <w:rPr>
                 <w:sz w:val="18"/>
               </w:rPr>
-              <w:t>REQ-3</w:t>
+              <w:t>REQ-11</w:t>
             </w:r>
           </w:p>
         </w:tc>
@@ -7328,7 +4298,7 @@
               <w:rPr>
                 <w:sz w:val="18"/>
               </w:rPr>
-              <w:t>TC-03</w:t>
+              <w:t>TC-08</w:t>
             </w:r>
           </w:p>
         </w:tc>
@@ -7344,7 +4314,7 @@
               <w:rPr>
                 <w:sz w:val="18"/>
               </w:rPr>
-              <w:t>REQ-4</w:t>
+              <w:t>REQ-12, REQ-13</w:t>
             </w:r>
           </w:p>
         </w:tc>
@@ -7358,7 +4328,7 @@
               <w:rPr>
                 <w:sz w:val="18"/>
               </w:rPr>
-              <w:t>TC-02, TC-04</w:t>
+              <w:t>TC-10, TC-09</w:t>
             </w:r>
           </w:p>
         </w:tc>
@@ -7374,7 +4344,7 @@
               <w:rPr>
                 <w:sz w:val="18"/>
               </w:rPr>
-              <w:t>REQ-5</w:t>
+              <w:t>REQ-14 to REQ-16</w:t>
             </w:r>
           </w:p>
         </w:tc>
@@ -7388,7 +4358,7 @@
               <w:rPr>
                 <w:sz w:val="18"/>
               </w:rPr>
-              <w:t>TC-04</w:t>
+              <w:t>TC-13, TC-14</w:t>
             </w:r>
           </w:p>
         </w:tc>
@@ -7404,7 +4374,7 @@
               <w:rPr>
                 <w:sz w:val="18"/>
               </w:rPr>
-              <w:t>REQ-6</w:t>
+              <w:t>REQ-17 to REQ-22</w:t>
             </w:r>
           </w:p>
         </w:tc>
@@ -7418,7 +4388,7 @@
               <w:rPr>
                 <w:sz w:val="18"/>
               </w:rPr>
-              <w:t>TC-05</w:t>
+              <w:t>TC-11, TC-12</w:t>
             </w:r>
           </w:p>
         </w:tc>
@@ -7434,7 +4404,7 @@
               <w:rPr>
                 <w:sz w:val="18"/>
               </w:rPr>
-              <w:t>REQ-7, REQ-8, REQ-9</w:t>
+              <w:t>NFR-1</w:t>
             </w:r>
           </w:p>
         </w:tc>
@@ -7448,7 +4418,7 @@
               <w:rPr>
                 <w:sz w:val="18"/>
               </w:rPr>
-              <w:t>TC-06</w:t>
+              <w:t>TC-15</w:t>
             </w:r>
           </w:p>
         </w:tc>
@@ -7464,7 +4434,7 @@
               <w:rPr>
                 <w:sz w:val="18"/>
               </w:rPr>
-              <w:t>REQ-10</w:t>
+              <w:t>NFR-2 (SEC-1 to SEC-6)</w:t>
             </w:r>
           </w:p>
         </w:tc>
@@ -7478,397 +4448,7 @@
               <w:rPr>
                 <w:sz w:val="18"/>
               </w:rPr>
-              <w:t>TC-07</w:t>
-            </w:r>
-          </w:p>
-        </w:tc>
-      </w:tr>
-      <w:tr>
-        <w:tc>
-          <w:tcPr>
-            <w:tcW w:type="dxa" w:w="4819"/>
-          </w:tcPr>
-          <w:p>
-            <w:r/>
-            <w:r>
-              <w:rPr>
-                <w:sz w:val="18"/>
-              </w:rPr>
-              <w:t>REQ-11</w:t>
-            </w:r>
-          </w:p>
-        </w:tc>
-        <w:tc>
-          <w:tcPr>
-            <w:tcW w:type="dxa" w:w="4819"/>
-          </w:tcPr>
-          <w:p>
-            <w:r/>
-            <w:r>
-              <w:rPr>
-                <w:sz w:val="18"/>
-              </w:rPr>
-              <w:t>TC-08</w:t>
-            </w:r>
-          </w:p>
-        </w:tc>
-      </w:tr>
-      <w:tr>
-        <w:tc>
-          <w:tcPr>
-            <w:tcW w:type="dxa" w:w="4819"/>
-          </w:tcPr>
-          <w:p>
-            <w:r/>
-            <w:r>
-              <w:rPr>
-                <w:sz w:val="18"/>
-              </w:rPr>
-              <w:t>REQ-12</w:t>
-            </w:r>
-          </w:p>
-        </w:tc>
-        <w:tc>
-          <w:tcPr>
-            <w:tcW w:type="dxa" w:w="4819"/>
-          </w:tcPr>
-          <w:p>
-            <w:r/>
-            <w:r>
-              <w:rPr>
-                <w:sz w:val="18"/>
-              </w:rPr>
-              <w:t>TC-10</w:t>
-            </w:r>
-          </w:p>
-        </w:tc>
-      </w:tr>
-      <w:tr>
-        <w:tc>
-          <w:tcPr>
-            <w:tcW w:type="dxa" w:w="4819"/>
-          </w:tcPr>
-          <w:p>
-            <w:r/>
-            <w:r>
-              <w:rPr>
-                <w:sz w:val="18"/>
-              </w:rPr>
-              <w:t>REQ-13</w:t>
-            </w:r>
-          </w:p>
-        </w:tc>
-        <w:tc>
-          <w:tcPr>
-            <w:tcW w:type="dxa" w:w="4819"/>
-          </w:tcPr>
-          <w:p>
-            <w:r/>
-            <w:r>
-              <w:rPr>
-                <w:sz w:val="18"/>
-              </w:rPr>
-              <w:t>TC-09</w:t>
-            </w:r>
-          </w:p>
-        </w:tc>
-      </w:tr>
-      <w:tr>
-        <w:tc>
-          <w:tcPr>
-            <w:tcW w:type="dxa" w:w="4819"/>
-          </w:tcPr>
-          <w:p>
-            <w:r/>
-            <w:r>
-              <w:rPr>
-                <w:sz w:val="18"/>
-              </w:rPr>
-              <w:t>REQ-14, REQ-15</w:t>
-            </w:r>
-          </w:p>
-        </w:tc>
-        <w:tc>
-          <w:tcPr>
-            <w:tcW w:type="dxa" w:w="4819"/>
-          </w:tcPr>
-          <w:p>
-            <w:r/>
-            <w:r>
-              <w:rPr>
-                <w:sz w:val="18"/>
-              </w:rPr>
-              <w:t>TC-13</w:t>
-            </w:r>
-          </w:p>
-        </w:tc>
-      </w:tr>
-      <w:tr>
-        <w:tc>
-          <w:tcPr>
-            <w:tcW w:type="dxa" w:w="4819"/>
-          </w:tcPr>
-          <w:p>
-            <w:r/>
-            <w:r>
-              <w:rPr>
-                <w:sz w:val="18"/>
-              </w:rPr>
-              <w:t>REQ-16</w:t>
-            </w:r>
-          </w:p>
-        </w:tc>
-        <w:tc>
-          <w:tcPr>
-            <w:tcW w:type="dxa" w:w="4819"/>
-          </w:tcPr>
-          <w:p>
-            <w:r/>
-            <w:r>
-              <w:rPr>
-                <w:sz w:val="18"/>
-              </w:rPr>
-              <w:t>TC-14</w:t>
-            </w:r>
-          </w:p>
-        </w:tc>
-      </w:tr>
-      <w:tr>
-        <w:tc>
-          <w:tcPr>
-            <w:tcW w:type="dxa" w:w="4819"/>
-          </w:tcPr>
-          <w:p>
-            <w:r/>
-            <w:r>
-              <w:rPr>
-                <w:sz w:val="18"/>
-              </w:rPr>
-              <w:t>REQ-17 to REQ-22</w:t>
-            </w:r>
-          </w:p>
-        </w:tc>
-        <w:tc>
-          <w:tcPr>
-            <w:tcW w:type="dxa" w:w="4819"/>
-          </w:tcPr>
-          <w:p>
-            <w:r/>
-            <w:r>
-              <w:rPr>
-                <w:sz w:val="18"/>
-              </w:rPr>
-              <w:t>TC-11, TC-12</w:t>
-            </w:r>
-          </w:p>
-        </w:tc>
-      </w:tr>
-      <w:tr>
-        <w:tc>
-          <w:tcPr>
-            <w:tcW w:type="dxa" w:w="4819"/>
-          </w:tcPr>
-          <w:p>
-            <w:r/>
-            <w:r>
-              <w:rPr>
-                <w:sz w:val="18"/>
-              </w:rPr>
-              <w:t>NFR-1</w:t>
-            </w:r>
-          </w:p>
-        </w:tc>
-        <w:tc>
-          <w:tcPr>
-            <w:tcW w:type="dxa" w:w="4819"/>
-          </w:tcPr>
-          <w:p>
-            <w:r/>
-            <w:r>
-              <w:rPr>
-                <w:sz w:val="18"/>
-              </w:rPr>
-              <w:t>TC-15</w:t>
-            </w:r>
-          </w:p>
-        </w:tc>
-      </w:tr>
-      <w:tr>
-        <w:tc>
-          <w:tcPr>
-            <w:tcW w:type="dxa" w:w="4819"/>
-          </w:tcPr>
-          <w:p>
-            <w:r/>
-            <w:r>
-              <w:rPr>
-                <w:sz w:val="18"/>
-              </w:rPr>
-              <w:t>NFR-2: SEC-1</w:t>
-            </w:r>
-          </w:p>
-        </w:tc>
-        <w:tc>
-          <w:tcPr>
-            <w:tcW w:type="dxa" w:w="4819"/>
-          </w:tcPr>
-          <w:p>
-            <w:r/>
-            <w:r>
-              <w:rPr>
-                <w:sz w:val="18"/>
-              </w:rPr>
-              <w:t>TC-16</w:t>
-            </w:r>
-          </w:p>
-        </w:tc>
-      </w:tr>
-      <w:tr>
-        <w:tc>
-          <w:tcPr>
-            <w:tcW w:type="dxa" w:w="4819"/>
-          </w:tcPr>
-          <w:p>
-            <w:r/>
-            <w:r>
-              <w:rPr>
-                <w:sz w:val="18"/>
-              </w:rPr>
-              <w:t>NFR-2: SEC-2</w:t>
-            </w:r>
-          </w:p>
-        </w:tc>
-        <w:tc>
-          <w:tcPr>
-            <w:tcW w:type="dxa" w:w="4819"/>
-          </w:tcPr>
-          <w:p>
-            <w:r/>
-            <w:r>
-              <w:rPr>
-                <w:sz w:val="18"/>
-              </w:rPr>
-              <w:t>TC-09</w:t>
-            </w:r>
-          </w:p>
-        </w:tc>
-      </w:tr>
-      <w:tr>
-        <w:tc>
-          <w:tcPr>
-            <w:tcW w:type="dxa" w:w="4819"/>
-          </w:tcPr>
-          <w:p>
-            <w:r/>
-            <w:r>
-              <w:rPr>
-                <w:sz w:val="18"/>
-              </w:rPr>
-              <w:t>NFR-2: SEC-3</w:t>
-            </w:r>
-          </w:p>
-        </w:tc>
-        <w:tc>
-          <w:tcPr>
-            <w:tcW w:type="dxa" w:w="4819"/>
-          </w:tcPr>
-          <w:p>
-            <w:r/>
-            <w:r>
-              <w:rPr>
-                <w:sz w:val="18"/>
-              </w:rPr>
-              <w:t>TC-03, TC-17, TC-18</w:t>
-            </w:r>
-          </w:p>
-        </w:tc>
-      </w:tr>
-      <w:tr>
-        <w:tc>
-          <w:tcPr>
-            <w:tcW w:type="dxa" w:w="4819"/>
-          </w:tcPr>
-          <w:p>
-            <w:r/>
-            <w:r>
-              <w:rPr>
-                <w:sz w:val="18"/>
-              </w:rPr>
-              <w:t>NFR-2: SEC-4</w:t>
-            </w:r>
-          </w:p>
-        </w:tc>
-        <w:tc>
-          <w:tcPr>
-            <w:tcW w:type="dxa" w:w="4819"/>
-          </w:tcPr>
-          <w:p>
-            <w:r/>
-            <w:r>
-              <w:rPr>
-                <w:sz w:val="18"/>
-              </w:rPr>
-              <w:t>TC-14, TC-16</w:t>
-            </w:r>
-          </w:p>
-        </w:tc>
-      </w:tr>
-      <w:tr>
-        <w:tc>
-          <w:tcPr>
-            <w:tcW w:type="dxa" w:w="4819"/>
-          </w:tcPr>
-          <w:p>
-            <w:r/>
-            <w:r>
-              <w:rPr>
-                <w:sz w:val="18"/>
-              </w:rPr>
-              <w:t>NFR-2: SEC-5</w:t>
-            </w:r>
-          </w:p>
-        </w:tc>
-        <w:tc>
-          <w:tcPr>
-            <w:tcW w:type="dxa" w:w="4819"/>
-          </w:tcPr>
-          <w:p>
-            <w:r/>
-            <w:r>
-              <w:rPr>
-                <w:sz w:val="18"/>
-              </w:rPr>
-              <w:t>TC-18</w:t>
-            </w:r>
-          </w:p>
-        </w:tc>
-      </w:tr>
-      <w:tr>
-        <w:tc>
-          <w:tcPr>
-            <w:tcW w:type="dxa" w:w="4819"/>
-          </w:tcPr>
-          <w:p>
-            <w:r/>
-            <w:r>
-              <w:rPr>
-                <w:sz w:val="18"/>
-              </w:rPr>
-              <w:t>NFR-2: SEC-6</w:t>
-            </w:r>
-          </w:p>
-        </w:tc>
-        <w:tc>
-          <w:tcPr>
-            <w:tcW w:type="dxa" w:w="4819"/>
-          </w:tcPr>
-          <w:p>
-            <w:r/>
-            <w:r>
-              <w:rPr>
-                <w:sz w:val="18"/>
-              </w:rPr>
-              <w:t>TC-05</w:t>
+              <w:t>TC-16, TC-09, TC-03, TC-17, TC-14, TC-18, TC-05</w:t>
             </w:r>
           </w:p>
         </w:tc>
@@ -7983,546 +4563,74 @@
         <w:rPr>
           <w:b/>
         </w:rPr>
-        <w:t>Measures:</w:t>
+        <w:t>Report after the first execution (12-Oct-2026)</w:t>
+      </w:r>
+    </w:p>
+    <w:p>
+      <w:pPr>
+        <w:pStyle w:val="ListBullet"/>
+      </w:pPr>
+      <w:r>
+        <w:t xml:space="preserve">Test cases designed: 20. Executed: 19. </w:t>
       </w:r>
       <w:r>
-        <w:t xml:space="preserve"> % of test cases run, % passed and failed, % of requirements covered by tests, open defects by severity, and how long defects stay open.</w:t>
+        <w:rPr>
+          <w:b/>
+        </w:rPr>
+        <w:t>Pass: 18. Fail: 1</w:t>
+      </w:r>
+      <w:r>
+        <w:t xml:space="preserve"> (TC-14, leaderboard not yet implemented). </w:t>
+      </w:r>
+      <w:r>
+        <w:rPr>
+          <w:b/>
+        </w:rPr>
+        <w:t>Not run: 1</w:t>
+      </w:r>
+      <w:r>
+        <w:t xml:space="preserve"> (TC-13, Sprint-2).</w:t>
+      </w:r>
+    </w:p>
+    <w:p>
+      <w:pPr>
+        <w:pStyle w:val="ListBullet"/>
+      </w:pPr>
+      <w:r>
+        <w:t>Requirement coverage by test cases: 100% of REQ-1 to REQ-22 and NFR-1 to NFR-5.</w:t>
+      </w:r>
+    </w:p>
+    <w:p>
+      <w:pPr>
+        <w:pStyle w:val="ListBullet"/>
+      </w:pPr>
+      <w:r>
+        <w:t xml:space="preserve">Unit test coverage of </w:t>
+      </w:r>
+      <w:r>
+        <w:rPr>
+          <w:rFonts w:ascii="Consolas" w:hAnsi="Consolas" w:eastAsia="Consolas"/>
+        </w:rPr>
+        <w:t>score.c</w:t>
+      </w:r>
+      <w:r>
+        <w:t xml:space="preserve">: 100% of lines and 100% of branches (measured with </w:t>
+      </w:r>
+      <w:r>
+        <w:rPr>
+          <w:rFonts w:ascii="Consolas" w:hAnsi="Consolas" w:eastAsia="Consolas"/>
+        </w:rPr>
+        <w:t>gcov</w:t>
+      </w:r>
+      <w:r>
+        <w:t>).</w:t>
       </w:r>
     </w:p>
     <w:p>
       <w:r>
-        <w:rPr>
-          <w:b/>
-        </w:rPr>
-        <w:t>Report after the first execution (12-Oct-2026):</w:t>
+        <w:t>A status update is made after each merged pull request that changes how the program behaves, and a final test summary is written at the code freeze.</w:t>
       </w:r>
     </w:p>
-    <w:tbl>
-      <w:tblPr>
-        <w:tblStyle w:val="TableGrid"/>
-        <w:tblW w:type="auto" w:w="0"/>
-        <w:tblLook w:firstColumn="1" w:firstRow="1" w:lastColumn="0" w:lastRow="0" w:noHBand="0" w:noVBand="1" w:val="04A0"/>
-      </w:tblPr>
-      <w:tblGrid>
-        <w:gridCol w:w="4819"/>
-        <w:gridCol w:w="4819"/>
-      </w:tblGrid>
-      <w:tr>
-        <w:tc>
-          <w:tcPr>
-            <w:tcW w:type="dxa" w:w="4819"/>
-            <w:shd w:val="clear" w:color="auto" w:fill="D9E2F3"/>
-          </w:tcPr>
-          <w:p>
-            <w:r/>
-            <w:r>
-              <w:rPr>
-                <w:b/>
-                <w:sz w:val="18"/>
-              </w:rPr>
-              <w:t>Measure</w:t>
-            </w:r>
-          </w:p>
-        </w:tc>
-        <w:tc>
-          <w:tcPr>
-            <w:tcW w:type="dxa" w:w="4819"/>
-            <w:shd w:val="clear" w:color="auto" w:fill="D9E2F3"/>
-          </w:tcPr>
-          <w:p>
-            <w:r/>
-            <w:r>
-              <w:rPr>
-                <w:b/>
-                <w:sz w:val="18"/>
-              </w:rPr>
-              <w:t>Value</w:t>
-            </w:r>
-          </w:p>
-        </w:tc>
-      </w:tr>
-      <w:tr>
-        <w:tc>
-          <w:tcPr>
-            <w:tcW w:type="dxa" w:w="4819"/>
-          </w:tcPr>
-          <w:p>
-            <w:r/>
-            <w:r>
-              <w:rPr>
-                <w:sz w:val="18"/>
-              </w:rPr>
-              <w:t>Test cases designed</w:t>
-            </w:r>
-          </w:p>
-        </w:tc>
-        <w:tc>
-          <w:tcPr>
-            <w:tcW w:type="dxa" w:w="4819"/>
-          </w:tcPr>
-          <w:p>
-            <w:r/>
-            <w:r>
-              <w:rPr>
-                <w:sz w:val="18"/>
-              </w:rPr>
-              <w:t>20</w:t>
-            </w:r>
-          </w:p>
-        </w:tc>
-      </w:tr>
-      <w:tr>
-        <w:tc>
-          <w:tcPr>
-            <w:tcW w:type="dxa" w:w="4819"/>
-          </w:tcPr>
-          <w:p>
-            <w:r/>
-            <w:r>
-              <w:rPr>
-                <w:sz w:val="18"/>
-              </w:rPr>
-              <w:t>Executed</w:t>
-            </w:r>
-          </w:p>
-        </w:tc>
-        <w:tc>
-          <w:tcPr>
-            <w:tcW w:type="dxa" w:w="4819"/>
-          </w:tcPr>
-          <w:p>
-            <w:r/>
-            <w:r>
-              <w:rPr>
-                <w:sz w:val="18"/>
-              </w:rPr>
-              <w:t>19</w:t>
-            </w:r>
-          </w:p>
-        </w:tc>
-      </w:tr>
-      <w:tr>
-        <w:tc>
-          <w:tcPr>
-            <w:tcW w:type="dxa" w:w="4819"/>
-          </w:tcPr>
-          <w:p>
-            <w:r/>
-            <w:r>
-              <w:rPr>
-                <w:sz w:val="18"/>
-              </w:rPr>
-              <w:t>Pass</w:t>
-            </w:r>
-          </w:p>
-        </w:tc>
-        <w:tc>
-          <w:tcPr>
-            <w:tcW w:type="dxa" w:w="4819"/>
-          </w:tcPr>
-          <w:p>
-            <w:r/>
-            <w:r>
-              <w:rPr>
-                <w:sz w:val="18"/>
-              </w:rPr>
-              <w:t>18</w:t>
-            </w:r>
-          </w:p>
-        </w:tc>
-      </w:tr>
-      <w:tr>
-        <w:tc>
-          <w:tcPr>
-            <w:tcW w:type="dxa" w:w="4819"/>
-          </w:tcPr>
-          <w:p>
-            <w:r/>
-            <w:r>
-              <w:rPr>
-                <w:sz w:val="18"/>
-              </w:rPr>
-              <w:t>Fail</w:t>
-            </w:r>
-          </w:p>
-        </w:tc>
-        <w:tc>
-          <w:tcPr>
-            <w:tcW w:type="dxa" w:w="4819"/>
-          </w:tcPr>
-          <w:p>
-            <w:r/>
-            <w:r>
-              <w:rPr>
-                <w:sz w:val="18"/>
-              </w:rPr>
-              <w:t>1 (TC-14, leaderboard not yet implemented)</w:t>
-            </w:r>
-          </w:p>
-        </w:tc>
-      </w:tr>
-      <w:tr>
-        <w:tc>
-          <w:tcPr>
-            <w:tcW w:type="dxa" w:w="4819"/>
-          </w:tcPr>
-          <w:p>
-            <w:r/>
-            <w:r>
-              <w:rPr>
-                <w:sz w:val="18"/>
-              </w:rPr>
-              <w:t>Blocked</w:t>
-            </w:r>
-          </w:p>
-        </w:tc>
-        <w:tc>
-          <w:tcPr>
-            <w:tcW w:type="dxa" w:w="4819"/>
-          </w:tcPr>
-          <w:p>
-            <w:r/>
-            <w:r>
-              <w:rPr>
-                <w:sz w:val="18"/>
-              </w:rPr>
-              <w:t>0</w:t>
-            </w:r>
-          </w:p>
-        </w:tc>
-      </w:tr>
-      <w:tr>
-        <w:tc>
-          <w:tcPr>
-            <w:tcW w:type="dxa" w:w="4819"/>
-          </w:tcPr>
-          <w:p>
-            <w:r/>
-            <w:r>
-              <w:rPr>
-                <w:sz w:val="18"/>
-              </w:rPr>
-              <w:t>Not run</w:t>
-            </w:r>
-          </w:p>
-        </w:tc>
-        <w:tc>
-          <w:tcPr>
-            <w:tcW w:type="dxa" w:w="4819"/>
-          </w:tcPr>
-          <w:p>
-            <w:r/>
-            <w:r>
-              <w:rPr>
-                <w:sz w:val="18"/>
-              </w:rPr>
-              <w:t>1 (TC-13: Sprint-2)</w:t>
-            </w:r>
-          </w:p>
-        </w:tc>
-      </w:tr>
-      <w:tr>
-        <w:tc>
-          <w:tcPr>
-            <w:tcW w:type="dxa" w:w="4819"/>
-          </w:tcPr>
-          <w:p>
-            <w:r/>
-            <w:r>
-              <w:rPr>
-                <w:sz w:val="18"/>
-              </w:rPr>
-              <w:t>Requirement coverage by test cases</w:t>
-            </w:r>
-          </w:p>
-        </w:tc>
-        <w:tc>
-          <w:tcPr>
-            <w:tcW w:type="dxa" w:w="4819"/>
-          </w:tcPr>
-          <w:p>
-            <w:r/>
-            <w:r>
-              <w:rPr>
-                <w:sz w:val="18"/>
-              </w:rPr>
-              <w:t>100% of REQ-1 to REQ-22 and NFR-1 to NFR-5</w:t>
-            </w:r>
-          </w:p>
-        </w:tc>
-      </w:tr>
-      <w:tr>
-        <w:tc>
-          <w:tcPr>
-            <w:tcW w:type="dxa" w:w="4819"/>
-          </w:tcPr>
-          <w:p>
-            <w:r/>
-            <w:r>
-              <w:rPr>
-                <w:sz w:val="18"/>
-              </w:rPr>
-              <w:t>Requirements checked by a passing test</w:t>
-            </w:r>
-          </w:p>
-        </w:tc>
-        <w:tc>
-          <w:tcPr>
-            <w:tcW w:type="dxa" w:w="4819"/>
-          </w:tcPr>
-          <w:p>
-            <w:r/>
-            <w:r>
-              <w:rPr>
-                <w:sz w:val="18"/>
-              </w:rPr>
-              <w:t>REQ-1 to REQ-13, REQ-17 to REQ-22, NFR-1, NFR-3, NFR-5, SEC-1 to SEC-3, SEC-5, SEC-6</w:t>
-            </w:r>
-          </w:p>
-        </w:tc>
-      </w:tr>
-      <w:tr>
-        <w:tc>
-          <w:tcPr>
-            <w:tcW w:type="dxa" w:w="4819"/>
-          </w:tcPr>
-          <w:p>
-            <w:r/>
-            <w:r>
-              <w:rPr>
-                <w:sz w:val="18"/>
-              </w:rPr>
-              <w:t xml:space="preserve">Unit test coverage of </w:t>
-            </w:r>
-            <w:r>
-              <w:rPr>
-                <w:rFonts w:ascii="Consolas" w:hAnsi="Consolas" w:eastAsia="Consolas"/>
-                <w:sz w:val="18"/>
-              </w:rPr>
-              <w:t>score.c</w:t>
-            </w:r>
-          </w:p>
-        </w:tc>
-        <w:tc>
-          <w:tcPr>
-            <w:tcW w:type="dxa" w:w="4819"/>
-          </w:tcPr>
-          <w:p>
-            <w:r/>
-            <w:r>
-              <w:rPr>
-                <w:sz w:val="18"/>
-              </w:rPr>
-              <w:t xml:space="preserve">100% of lines and 100% of branches (measured with </w:t>
-            </w:r>
-            <w:r>
-              <w:rPr>
-                <w:rFonts w:ascii="Consolas" w:hAnsi="Consolas" w:eastAsia="Consolas"/>
-                <w:sz w:val="18"/>
-              </w:rPr>
-              <w:t>gcov</w:t>
-            </w:r>
-            <w:r>
-              <w:rPr>
-                <w:sz w:val="18"/>
-              </w:rPr>
-              <w:t>)</w:t>
-            </w:r>
-          </w:p>
-        </w:tc>
-      </w:tr>
-    </w:tbl>
-    <w:p/>
-    <w:p>
-      <w:r>
-        <w:t>Reports: a status update after each merged pull request that changes how the program behaves, and a final Test Summary Report at the code freeze.</w:t>
-      </w:r>
-    </w:p>
-    <w:p>
-      <w:pPr>
-        <w:pStyle w:val="Heading2"/>
-      </w:pPr>
-      <w:r>
-        <w:t>15. Approvals</w:t>
-      </w:r>
-    </w:p>
-    <w:tbl>
-      <w:tblPr>
-        <w:tblStyle w:val="TableGrid"/>
-        <w:tblW w:type="auto" w:w="0"/>
-        <w:tblLook w:firstColumn="1" w:firstRow="1" w:lastColumn="0" w:lastRow="0" w:noHBand="0" w:noVBand="1" w:val="04A0"/>
-      </w:tblPr>
-      <w:tblGrid>
-        <w:gridCol w:w="3213"/>
-        <w:gridCol w:w="3213"/>
-        <w:gridCol w:w="3213"/>
-      </w:tblGrid>
-      <w:tr>
-        <w:tc>
-          <w:tcPr>
-            <w:tcW w:type="dxa" w:w="3213"/>
-            <w:shd w:val="clear" w:color="auto" w:fill="D9E2F3"/>
-          </w:tcPr>
-          <w:p>
-            <w:r/>
-            <w:r>
-              <w:rPr>
-                <w:b/>
-                <w:sz w:val="18"/>
-              </w:rPr>
-              <w:t>Role</w:t>
-            </w:r>
-          </w:p>
-        </w:tc>
-        <w:tc>
-          <w:tcPr>
-            <w:tcW w:type="dxa" w:w="3213"/>
-            <w:shd w:val="clear" w:color="auto" w:fill="D9E2F3"/>
-          </w:tcPr>
-          <w:p>
-            <w:r/>
-            <w:r>
-              <w:rPr>
-                <w:b/>
-                <w:sz w:val="18"/>
-              </w:rPr>
-              <w:t>Name</w:t>
-            </w:r>
-          </w:p>
-        </w:tc>
-        <w:tc>
-          <w:tcPr>
-            <w:tcW w:type="dxa" w:w="3213"/>
-            <w:shd w:val="clear" w:color="auto" w:fill="D9E2F3"/>
-          </w:tcPr>
-          <w:p>
-            <w:r/>
-            <w:r>
-              <w:rPr>
-                <w:b/>
-                <w:sz w:val="18"/>
-              </w:rPr>
-              <w:t>Signature / Date</w:t>
-            </w:r>
-          </w:p>
-        </w:tc>
-      </w:tr>
-      <w:tr>
-        <w:tc>
-          <w:tcPr>
-            <w:tcW w:type="dxa" w:w="3213"/>
-          </w:tcPr>
-          <w:p>
-            <w:r/>
-            <w:r>
-              <w:rPr>
-                <w:sz w:val="18"/>
-              </w:rPr>
-              <w:t>QA Lead</w:t>
-            </w:r>
-          </w:p>
-        </w:tc>
-        <w:tc>
-          <w:tcPr>
-            <w:tcW w:type="dxa" w:w="3213"/>
-          </w:tcPr>
-          <w:p>
-            <w:r/>
-            <w:r>
-              <w:rPr>
-                <w:sz w:val="18"/>
-              </w:rPr>
-              <w:t>Sanjana</w:t>
-            </w:r>
-          </w:p>
-        </w:tc>
-        <w:tc>
-          <w:tcPr>
-            <w:tcW w:type="dxa" w:w="3213"/>
-          </w:tcPr>
-          <w:p>
-            <w:r/>
-          </w:p>
-        </w:tc>
-      </w:tr>
-      <w:tr>
-        <w:tc>
-          <w:tcPr>
-            <w:tcW w:type="dxa" w:w="3213"/>
-          </w:tcPr>
-          <w:p>
-            <w:r/>
-            <w:r>
-              <w:rPr>
-                <w:sz w:val="18"/>
-              </w:rPr>
-              <w:t>Developer</w:t>
-            </w:r>
-          </w:p>
-        </w:tc>
-        <w:tc>
-          <w:tcPr>
-            <w:tcW w:type="dxa" w:w="3213"/>
-          </w:tcPr>
-          <w:p>
-            <w:r/>
-            <w:r>
-              <w:rPr>
-                <w:sz w:val="18"/>
-              </w:rPr>
-              <w:t>Vikas / Vaishnavi</w:t>
-            </w:r>
-          </w:p>
-        </w:tc>
-        <w:tc>
-          <w:tcPr>
-            <w:tcW w:type="dxa" w:w="3213"/>
-          </w:tcPr>
-          <w:p>
-            <w:r/>
-          </w:p>
-        </w:tc>
-      </w:tr>
-      <w:tr>
-        <w:tc>
-          <w:tcPr>
-            <w:tcW w:type="dxa" w:w="3213"/>
-          </w:tcPr>
-          <w:p>
-            <w:r/>
-            <w:r>
-              <w:rPr>
-                <w:sz w:val="18"/>
-              </w:rPr>
-              <w:t>Product Owner</w:t>
-            </w:r>
-          </w:p>
-        </w:tc>
-        <w:tc>
-          <w:tcPr>
-            <w:tcW w:type="dxa" w:w="3213"/>
-          </w:tcPr>
-          <w:p>
-            <w:r/>
-            <w:r>
-              <w:rPr>
-                <w:sz w:val="18"/>
-              </w:rPr>
-              <w:t>Tejas</w:t>
-            </w:r>
-          </w:p>
-        </w:tc>
-        <w:tc>
-          <w:tcPr>
-            <w:tcW w:type="dxa" w:w="3213"/>
-          </w:tcPr>
-          <w:p>
-            <w:r/>
-          </w:p>
-        </w:tc>
-      </w:tr>
-    </w:tbl>
-    <w:p/>
     <w:sectPr>
       <w:pgSz w:w="11906" w:h="16838"/>
       <w:pgMar w:top="1134" w:right="1134" w:bottom="1134" w:left="1134" w:header="720" w:footer="720" w:gutter="0"/>
